--- a/In Vivo Olefin Metathesis.docx
+++ b/In Vivo Olefin Metathesis.docx
@@ -737,9 +737,11 @@
         </w:rPr>
         <w:t xml:space="preserve"> (adapted from </w:t>
       </w:r>
+      <w:proofErr w:type="spellStart"/>
       <w:r>
         <w:t>Vougioukalakis</w:t>
       </w:r>
+      <w:proofErr w:type="spellEnd"/>
       <w:r>
         <w:t xml:space="preserve"> and Grubbs, 2010; Da Silva et al., 2016)</w:t>
       </w:r>
@@ -1224,7 +1226,21 @@
         <w:rPr>
           <w:rFonts w:cstheme="minorHAnsi"/>
         </w:rPr>
-        <w:t>Multiple bioorthogonal reactions have been reported, including native chemical ligation to create amide bonds in protein synthesis, Copper-catalyzed azide-alkyne cycloaddition (CuAAC)</w:t>
+        <w:t>Multiple bioorthogonal reactions have been reported, including native chemical ligation to create amide bonds in protein synthesis, Copper-catalyzed azide-alkyne cycloaddition (</w:t>
+      </w:r>
+      <w:proofErr w:type="spellStart"/>
+      <w:r>
+        <w:rPr>
+          <w:rFonts w:cstheme="minorHAnsi"/>
+        </w:rPr>
+        <w:t>CuAAC</w:t>
+      </w:r>
+      <w:proofErr w:type="spellEnd"/>
+      <w:r>
+        <w:rPr>
+          <w:rFonts w:cstheme="minorHAnsi"/>
+        </w:rPr>
+        <w:t>)</w:t>
       </w:r>
       <w:r>
         <w:rPr>
@@ -1538,7 +1554,7 @@
           <w:rFonts w:cstheme="minorHAnsi"/>
           <w:vertAlign w:val="superscript"/>
         </w:rPr>
-        <w:t>21</w:t>
+        <w:t>10</w:t>
       </w:r>
       <w:r>
         <w:rPr>
@@ -1620,38 +1636,233 @@
           <w:rFonts w:cstheme="minorHAnsi"/>
           <w:vertAlign w:val="superscript"/>
         </w:rPr>
-        <w:t>22</w:t>
+        <w:t>11-13</w:t>
+      </w:r>
+      <w:r>
+        <w:rPr>
+          <w:rFonts w:cstheme="minorHAnsi"/>
+        </w:rPr>
+        <w:t xml:space="preserve"> These settings, although easily controlled in a lab</w:t>
+      </w:r>
+      <w:r>
+        <w:rPr>
+          <w:rFonts w:cstheme="minorHAnsi"/>
+        </w:rPr>
+        <w:t xml:space="preserve"> solution</w:t>
+      </w:r>
+      <w:r>
+        <w:rPr>
+          <w:rFonts w:cstheme="minorHAnsi"/>
+        </w:rPr>
+        <w:t xml:space="preserve">, </w:t>
+      </w:r>
+      <w:r>
+        <w:rPr>
+          <w:rFonts w:cstheme="minorHAnsi"/>
+        </w:rPr>
+        <w:t xml:space="preserve">usually cannot be modified in cell culture or inside an organism </w:t>
+      </w:r>
+      <w:r>
+        <w:rPr>
+          <w:rFonts w:cstheme="minorHAnsi"/>
+        </w:rPr>
+        <w:t>–</w:t>
+      </w:r>
+      <w:r>
+        <w:rPr>
+          <w:rFonts w:cstheme="minorHAnsi"/>
+        </w:rPr>
+        <w:t xml:space="preserve"> </w:t>
+      </w:r>
+      <w:r>
+        <w:rPr>
+          <w:rFonts w:cstheme="minorHAnsi"/>
+        </w:rPr>
+        <w:t xml:space="preserve">biologically-regulated homeostasis will </w:t>
+      </w:r>
+      <w:r>
+        <w:rPr>
+          <w:rFonts w:cstheme="minorHAnsi"/>
+        </w:rPr>
+        <w:t>work</w:t>
+      </w:r>
+      <w:r>
+        <w:rPr>
+          <w:rFonts w:cstheme="minorHAnsi"/>
+        </w:rPr>
+        <w:t xml:space="preserve"> to </w:t>
+      </w:r>
+      <w:r>
+        <w:rPr>
+          <w:rFonts w:cstheme="minorHAnsi"/>
+        </w:rPr>
+        <w:t>return the acidity and temperature to their original state and more importantly, such a change is likely to harm the cell by causing protein denaturation or dynamizing lipid membranes, for example.</w:t>
+      </w:r>
+    </w:p>
+    <w:p>
+      <w:pPr>
+        <w:bidi w:val="0"/>
+        <w:jc w:val="both"/>
+        <w:rPr>
+          <w:rFonts w:cstheme="minorHAnsi"/>
+        </w:rPr>
+      </w:pPr>
+      <w:r>
+        <w:rPr>
+          <w:rFonts w:cstheme="minorHAnsi"/>
+        </w:rPr>
+        <w:t xml:space="preserve">Another important factor that influences reactivity is the solvent. </w:t>
+      </w:r>
+      <w:r>
+        <w:rPr>
+          <w:rFonts w:cstheme="minorHAnsi"/>
+        </w:rPr>
+        <w:t xml:space="preserve">For most metatheses with ruthenium complexes, </w:t>
+      </w:r>
+      <w:r>
+        <w:rPr>
+          <w:rFonts w:cstheme="minorHAnsi"/>
+        </w:rPr>
+        <w:t xml:space="preserve">organic </w:t>
+      </w:r>
+      <w:r>
+        <w:rPr>
+          <w:rFonts w:cstheme="minorHAnsi"/>
+        </w:rPr>
+        <w:t xml:space="preserve">solvents </w:t>
+      </w:r>
+      <w:r>
+        <w:rPr>
+          <w:rFonts w:cstheme="minorHAnsi"/>
+        </w:rPr>
+        <w:t>like</w:t>
+      </w:r>
+      <w:r>
+        <w:rPr>
+          <w:rFonts w:cstheme="minorHAnsi"/>
+        </w:rPr>
+        <w:t xml:space="preserve"> toluene</w:t>
+      </w:r>
+      <w:r>
+        <w:rPr>
+          <w:rFonts w:cstheme="minorHAnsi"/>
+        </w:rPr>
+        <w:t xml:space="preserve"> were found to provide the best results.</w:t>
       </w:r>
       <w:r>
         <w:rPr>
           <w:rFonts w:cstheme="minorHAnsi"/>
           <w:vertAlign w:val="superscript"/>
         </w:rPr>
-        <w:t>-24</w:t>
-      </w:r>
-      <w:r>
-        <w:rPr>
-          <w:rFonts w:cstheme="minorHAnsi"/>
-        </w:rPr>
-        <w:t xml:space="preserve"> These settings, although easily controlled in a lab</w:t>
-      </w:r>
-      <w:r>
-        <w:rPr>
-          <w:rFonts w:cstheme="minorHAnsi"/>
-        </w:rPr>
-        <w:t xml:space="preserve"> solution</w:t>
-      </w:r>
-      <w:r>
-        <w:rPr>
-          <w:rFonts w:cstheme="minorHAnsi"/>
-        </w:rPr>
-        <w:t xml:space="preserve">, </w:t>
-      </w:r>
-      <w:r>
-        <w:rPr>
-          <w:rFonts w:cstheme="minorHAnsi"/>
-        </w:rPr>
-        <w:t xml:space="preserve">usually cannot be modified in cell culture or inside an organism </w:t>
+        <w:t>21,23</w:t>
+      </w:r>
+      <w:r>
+        <w:rPr>
+          <w:rFonts w:cstheme="minorHAnsi"/>
+        </w:rPr>
+        <w:t xml:space="preserve"> </w:t>
+      </w:r>
+      <w:r>
+        <w:rPr>
+          <w:rFonts w:cstheme="minorHAnsi"/>
+        </w:rPr>
+        <w:t>Cell cytoplasm, however, is an aqueous solution and cannot be modified.</w:t>
+      </w:r>
+    </w:p>
+    <w:p>
+      <w:pPr>
+        <w:bidi w:val="0"/>
+        <w:jc w:val="both"/>
+        <w:rPr>
+          <w:rFonts w:cstheme="minorHAnsi"/>
+        </w:rPr>
+      </w:pPr>
+      <w:r>
+        <w:rPr>
+          <w:rFonts w:cstheme="minorHAnsi"/>
+        </w:rPr>
+        <w:t xml:space="preserve">Optimizing catalyst reactivity in aqueous conditions often involves addition of a cosolvent – DMSO, </w:t>
+      </w:r>
+      <w:proofErr w:type="spellStart"/>
+      <w:r>
+        <w:rPr>
+          <w:rFonts w:cstheme="minorHAnsi"/>
+        </w:rPr>
+        <w:t>tBuOH</w:t>
+      </w:r>
+      <w:proofErr w:type="spellEnd"/>
+      <w:r>
+        <w:rPr>
+          <w:rFonts w:cstheme="minorHAnsi"/>
+        </w:rPr>
+        <w:t xml:space="preserve"> or PEG compounds.</w:t>
+      </w:r>
+      <w:r>
+        <w:rPr>
+          <w:rFonts w:cstheme="minorHAnsi"/>
+          <w:vertAlign w:val="superscript"/>
+        </w:rPr>
+        <w:t xml:space="preserve"> </w:t>
+      </w:r>
+      <w:r>
+        <w:rPr>
+          <w:rFonts w:cstheme="minorHAnsi"/>
+          <w:vertAlign w:val="superscript"/>
+        </w:rPr>
+        <w:t>13-15</w:t>
+      </w:r>
+      <w:r>
+        <w:rPr>
+          <w:rFonts w:cstheme="minorHAnsi"/>
+        </w:rPr>
+        <w:t xml:space="preserve"> The cosolvent increases the solubility of the catalyst and prevents aggregation.</w:t>
+      </w:r>
+      <w:r>
+        <w:rPr>
+          <w:rFonts w:cstheme="minorHAnsi"/>
+          <w:vertAlign w:val="superscript"/>
+        </w:rPr>
+        <w:t>13</w:t>
+      </w:r>
+      <w:r>
+        <w:rPr>
+          <w:rFonts w:cstheme="minorHAnsi"/>
+        </w:rPr>
+        <w:t xml:space="preserve"> However, just like for the solvent, in living systems a cosolvent cannot be added without serious damage to the cell.</w:t>
+      </w:r>
+    </w:p>
+    <w:p>
+      <w:pPr>
+        <w:bidi w:val="0"/>
+        <w:jc w:val="both"/>
+        <w:rPr>
+          <w:rFonts w:cstheme="minorHAnsi"/>
+          <w:rtl/>
+        </w:rPr>
+      </w:pPr>
+      <w:r>
+        <w:rPr>
+          <w:rFonts w:cstheme="minorHAnsi"/>
+        </w:rPr>
+        <w:t>Even without challenging substrate</w:t>
+      </w:r>
+      <w:r>
+        <w:rPr>
+          <w:rFonts w:cstheme="minorHAnsi"/>
+        </w:rPr>
+        <w:t>s</w:t>
+      </w:r>
+      <w:r>
+        <w:rPr>
+          <w:rFonts w:cstheme="minorHAnsi"/>
+        </w:rPr>
+        <w:t xml:space="preserve"> and biological condition, olefin metathesis can lead to </w:t>
+      </w:r>
+      <w:r>
+        <w:rPr>
+          <w:rFonts w:cstheme="minorHAnsi"/>
+        </w:rPr>
+        <w:t xml:space="preserve">undesired side reactions, the most common of which is isomerization </w:t>
       </w:r>
       <w:r>
         <w:rPr>
@@ -1669,233 +1880,52 @@
         <w:rPr>
           <w:rFonts w:cstheme="minorHAnsi"/>
         </w:rPr>
-        <w:t xml:space="preserve">biologically-regulated homeostasis will </w:t>
-      </w:r>
-      <w:r>
-        <w:rPr>
-          <w:rFonts w:cstheme="minorHAnsi"/>
-        </w:rPr>
-        <w:t>work</w:t>
-      </w:r>
-      <w:r>
-        <w:rPr>
-          <w:rFonts w:cstheme="minorHAnsi"/>
-        </w:rPr>
-        <w:t xml:space="preserve"> to </w:t>
-      </w:r>
-      <w:r>
-        <w:rPr>
-          <w:rFonts w:cstheme="minorHAnsi"/>
-        </w:rPr>
-        <w:t>return the acidity and temperature to their original state and more importantly, such a change is likely to harm the cell by causing protein denaturation or dynamizing lipid membranes, for example.</w:t>
-      </w:r>
-    </w:p>
-    <w:p>
-      <w:pPr>
-        <w:bidi w:val="0"/>
-        <w:jc w:val="both"/>
-        <w:rPr>
-          <w:rFonts w:cstheme="minorHAnsi"/>
-        </w:rPr>
-      </w:pPr>
-      <w:r>
-        <w:rPr>
-          <w:rFonts w:cstheme="minorHAnsi"/>
-        </w:rPr>
-        <w:t xml:space="preserve">Another important factor that influences reactivity is the solvent. </w:t>
-      </w:r>
-      <w:r>
-        <w:rPr>
-          <w:rFonts w:cstheme="minorHAnsi"/>
-        </w:rPr>
-        <w:t xml:space="preserve">For most metatheses with ruthenium complexes, </w:t>
-      </w:r>
-      <w:r>
-        <w:rPr>
-          <w:rFonts w:cstheme="minorHAnsi"/>
-        </w:rPr>
-        <w:t xml:space="preserve">organic </w:t>
-      </w:r>
-      <w:r>
-        <w:rPr>
-          <w:rFonts w:cstheme="minorHAnsi"/>
-        </w:rPr>
-        <w:t xml:space="preserve">solvents </w:t>
-      </w:r>
-      <w:r>
-        <w:rPr>
-          <w:rFonts w:cstheme="minorHAnsi"/>
-        </w:rPr>
-        <w:t>like</w:t>
-      </w:r>
-      <w:r>
-        <w:rPr>
-          <w:rFonts w:cstheme="minorHAnsi"/>
-        </w:rPr>
-        <w:t xml:space="preserve"> toluene</w:t>
-      </w:r>
-      <w:r>
-        <w:rPr>
-          <w:rFonts w:cstheme="minorHAnsi"/>
-        </w:rPr>
-        <w:t xml:space="preserve"> were found to provide the best results.</w:t>
+        <w:t>migration</w:t>
+      </w:r>
+      <w:r>
+        <w:rPr>
+          <w:rFonts w:cstheme="minorHAnsi"/>
+        </w:rPr>
+        <w:t xml:space="preserve"> </w:t>
+      </w:r>
+      <w:r>
+        <w:rPr>
+          <w:rFonts w:cstheme="minorHAnsi"/>
+        </w:rPr>
+        <w:t xml:space="preserve">of the product's double bond </w:t>
+      </w:r>
+      <w:proofErr w:type="gramStart"/>
+      <w:r>
+        <w:rPr>
+          <w:rFonts w:cstheme="minorHAnsi"/>
+        </w:rPr>
+        <w:t>as a result of</w:t>
+      </w:r>
+      <w:proofErr w:type="gramEnd"/>
+      <w:r>
+        <w:rPr>
+          <w:rFonts w:cstheme="minorHAnsi"/>
+        </w:rPr>
+        <w:t xml:space="preserve"> beta-hy</w:t>
+      </w:r>
+      <w:r>
+        <w:rPr>
+          <w:rFonts w:cstheme="minorHAnsi"/>
+        </w:rPr>
+        <w:t>dride elimination.</w:t>
+      </w:r>
+      <w:r>
+        <w:rPr>
+          <w:rFonts w:cstheme="minorHAnsi"/>
+        </w:rPr>
+        <w:t xml:space="preserve"> Isomerization occurs with most common catalysts – though with varying degrees – and not only lowers the yield of the desired product but can also lead to the formation of harmful compounds.</w:t>
       </w:r>
       <w:r>
         <w:rPr>
           <w:rFonts w:cstheme="minorHAnsi"/>
           <w:vertAlign w:val="superscript"/>
         </w:rPr>
-        <w:t>21,23</w:t>
-      </w:r>
-      <w:r>
-        <w:rPr>
-          <w:rFonts w:cstheme="minorHAnsi"/>
-        </w:rPr>
-        <w:t xml:space="preserve"> </w:t>
-      </w:r>
-      <w:r>
-        <w:rPr>
-          <w:rFonts w:cstheme="minorHAnsi"/>
-        </w:rPr>
-        <w:t>Cell cytoplasm, however, is an aqueous solution and cannot be modified.</w:t>
-      </w:r>
-    </w:p>
-    <w:p>
-      <w:pPr>
-        <w:bidi w:val="0"/>
-        <w:jc w:val="both"/>
-        <w:rPr>
-          <w:rFonts w:cstheme="minorHAnsi"/>
-        </w:rPr>
-      </w:pPr>
-      <w:r>
-        <w:rPr>
-          <w:rFonts w:cstheme="minorHAnsi"/>
-        </w:rPr>
-        <w:t>Optimizing catalyst reactivity in aqueous conditions often involves addition of a cosolvent – DMSO, tBuOH or PEG compounds.</w:t>
-      </w:r>
-      <w:r>
-        <w:rPr>
-          <w:rFonts w:cstheme="minorHAnsi"/>
-          <w:vertAlign w:val="superscript"/>
-        </w:rPr>
-        <w:t xml:space="preserve"> 2</w:t>
-      </w:r>
-      <w:r>
-        <w:rPr>
-          <w:rFonts w:cstheme="minorHAnsi"/>
-          <w:vertAlign w:val="superscript"/>
-        </w:rPr>
-        <w:t>4-26</w:t>
-      </w:r>
-      <w:r>
-        <w:rPr>
-          <w:rFonts w:cstheme="minorHAnsi"/>
-        </w:rPr>
-        <w:t xml:space="preserve"> The cosolvent increases the solubility of the catalyst and prevents aggregation.</w:t>
-      </w:r>
-      <w:r>
-        <w:rPr>
-          <w:rFonts w:cstheme="minorHAnsi"/>
-          <w:vertAlign w:val="superscript"/>
-        </w:rPr>
-        <w:t>2</w:t>
-      </w:r>
-      <w:r>
-        <w:rPr>
-          <w:rFonts w:cstheme="minorHAnsi"/>
-          <w:vertAlign w:val="superscript"/>
-        </w:rPr>
-        <w:t>4</w:t>
-      </w:r>
-      <w:r>
-        <w:rPr>
-          <w:rFonts w:cstheme="minorHAnsi"/>
-        </w:rPr>
-        <w:t xml:space="preserve"> However, just like for the solvent, in living systems a cosolvent cannot be added without serious damage to the cell.</w:t>
-      </w:r>
-    </w:p>
-    <w:p>
-      <w:pPr>
-        <w:bidi w:val="0"/>
-        <w:jc w:val="both"/>
-        <w:rPr>
-          <w:rFonts w:cstheme="minorHAnsi"/>
-          <w:rtl/>
-        </w:rPr>
-      </w:pPr>
-      <w:r>
-        <w:rPr>
-          <w:rFonts w:cstheme="minorHAnsi"/>
-        </w:rPr>
-        <w:t>Even without challenging substrate</w:t>
-      </w:r>
-      <w:r>
-        <w:rPr>
-          <w:rFonts w:cstheme="minorHAnsi"/>
-        </w:rPr>
-        <w:t>s</w:t>
-      </w:r>
-      <w:r>
-        <w:rPr>
-          <w:rFonts w:cstheme="minorHAnsi"/>
-        </w:rPr>
-        <w:t xml:space="preserve"> and biological condition, olefin metathesis can lead to </w:t>
-      </w:r>
-      <w:r>
-        <w:rPr>
-          <w:rFonts w:cstheme="minorHAnsi"/>
-        </w:rPr>
-        <w:t xml:space="preserve">undesired side reactions, the most common of which is isomerization </w:t>
-      </w:r>
-      <w:r>
-        <w:rPr>
-          <w:rFonts w:cstheme="minorHAnsi"/>
-        </w:rPr>
-        <w:t>–</w:t>
-      </w:r>
-      <w:r>
-        <w:rPr>
-          <w:rFonts w:cstheme="minorHAnsi"/>
-        </w:rPr>
-        <w:t xml:space="preserve"> </w:t>
-      </w:r>
-      <w:r>
-        <w:rPr>
-          <w:rFonts w:cstheme="minorHAnsi"/>
-        </w:rPr>
-        <w:t>migration</w:t>
-      </w:r>
-      <w:r>
-        <w:rPr>
-          <w:rFonts w:cstheme="minorHAnsi"/>
-        </w:rPr>
-        <w:t xml:space="preserve"> </w:t>
-      </w:r>
-      <w:r>
-        <w:rPr>
-          <w:rFonts w:cstheme="minorHAnsi"/>
-        </w:rPr>
-        <w:t>of the product's double bond as a result of beta-hy</w:t>
-      </w:r>
-      <w:r>
-        <w:rPr>
-          <w:rFonts w:cstheme="minorHAnsi"/>
-        </w:rPr>
-        <w:t>dride elimination.</w:t>
-      </w:r>
-      <w:r>
-        <w:rPr>
-          <w:rFonts w:cstheme="minorHAnsi"/>
-        </w:rPr>
-        <w:t xml:space="preserve"> Isomerization occurs with most common catalysts – though with varying degrees – and not only lowers the yield of the desired product but can also lead to the formation of harmful compounds.</w:t>
-      </w:r>
-      <w:r>
-        <w:rPr>
-          <w:rFonts w:cstheme="minorHAnsi"/>
-          <w:vertAlign w:val="superscript"/>
-        </w:rPr>
-        <w:t>27</w:t>
+        <w:t>16</w:t>
       </w:r>
     </w:p>
     <w:p>
@@ -2024,7 +2054,14 @@
         <w:rPr>
           <w:rFonts w:cstheme="minorHAnsi"/>
         </w:rPr>
-        <w:t xml:space="preserve"> This effect is prominent for </w:t>
+        <w:t xml:space="preserve"> This effect is prominent </w:t>
+      </w:r>
+      <w:proofErr w:type="gramStart"/>
+      <w:r>
+        <w:rPr>
+          <w:rFonts w:cstheme="minorHAnsi"/>
+        </w:rPr>
+        <w:t xml:space="preserve">for </w:t>
       </w:r>
       <w:r>
         <w:rPr>
@@ -2036,7 +2073,14 @@
         <w:rPr>
           <w:rFonts w:cstheme="minorHAnsi"/>
         </w:rPr>
-        <w:t>protein-conjugated catalysts and hindered sugar derivatives like GlcNAc</w:t>
+        <w:t>protein</w:t>
+      </w:r>
+      <w:proofErr w:type="gramEnd"/>
+      <w:r>
+        <w:rPr>
+          <w:rFonts w:cstheme="minorHAnsi"/>
+        </w:rPr>
+        <w:t>-conjugated catalysts and hindered sugar derivatives like GlcNAc</w:t>
       </w:r>
       <w:r>
         <w:rPr>
@@ -2055,7 +2099,7 @@
           <w:rFonts w:cstheme="minorHAnsi"/>
           <w:vertAlign w:val="superscript"/>
         </w:rPr>
-        <w:t>28</w:t>
+        <w:t>17</w:t>
       </w:r>
     </w:p>
     <w:p>
@@ -2083,7 +2127,7 @@
           <w:rFonts w:cstheme="minorHAnsi"/>
           <w:vertAlign w:val="superscript"/>
         </w:rPr>
-        <w:t>28</w:t>
+        <w:t>17</w:t>
       </w:r>
       <w:r>
         <w:rPr>
@@ -2117,13 +2161,27 @@
           <w:rFonts w:cstheme="minorHAnsi"/>
           <w:vertAlign w:val="superscript"/>
         </w:rPr>
-        <w:t>28</w:t>
-      </w:r>
-      <w:r>
-        <w:rPr>
-          <w:rFonts w:cstheme="minorHAnsi"/>
-        </w:rPr>
-        <w:t xml:space="preserve"> The metathesis reactant must therefore be reactive, but not too reactive in order to form the desired product.</w:t>
+        <w:t>17</w:t>
+      </w:r>
+      <w:r>
+        <w:rPr>
+          <w:rFonts w:cstheme="minorHAnsi"/>
+        </w:rPr>
+        <w:t xml:space="preserve"> The metathesis reactant must therefore be reactive, but not too reactive </w:t>
+      </w:r>
+      <w:proofErr w:type="gramStart"/>
+      <w:r>
+        <w:rPr>
+          <w:rFonts w:cstheme="minorHAnsi"/>
+        </w:rPr>
+        <w:t>in order to</w:t>
+      </w:r>
+      <w:proofErr w:type="gramEnd"/>
+      <w:r>
+        <w:rPr>
+          <w:rFonts w:cstheme="minorHAnsi"/>
+        </w:rPr>
+        <w:t xml:space="preserve"> form the desired product.</w:t>
       </w:r>
     </w:p>
     <w:p>
@@ -2288,7 +2346,7 @@
           <w:rFonts w:cstheme="minorHAnsi"/>
           <w:vertAlign w:val="superscript"/>
         </w:rPr>
-        <w:t>15,22</w:t>
+        <w:t>11,18</w:t>
       </w:r>
       <w:r>
         <w:rPr>
@@ -2324,25 +2382,44 @@
           <w:sz w:val="20"/>
           <w:szCs w:val="20"/>
         </w:rPr>
-        <w:t>Figure 4</w:t>
-      </w:r>
-      <w:r>
-        <w:rPr>
-          <w:rFonts w:cstheme="minorHAnsi"/>
+        <w:t xml:space="preserve">Figure </w:t>
+      </w:r>
+      <w:r>
+        <w:rPr>
+          <w:rFonts w:cstheme="minorHAnsi"/>
+          <w:b/>
+          <w:bCs/>
           <w:sz w:val="20"/>
           <w:szCs w:val="20"/>
         </w:rPr>
-        <w:t xml:space="preserve"> Formation of a Ru aqua-complex</w:t>
-      </w:r>
-    </w:p>
-    <w:p>
-      <w:pPr>
-        <w:jc w:val="both"/>
-        <w:rPr>
-          <w:rFonts w:cstheme="minorHAnsi" w:hint="cs"/>
+        <w:t>3</w:t>
+      </w:r>
+      <w:r>
+        <w:rPr>
+          <w:rFonts w:cstheme="minorHAnsi"/>
           <w:sz w:val="20"/>
           <w:szCs w:val="20"/>
-          <w:rtl/>
+        </w:rPr>
+        <w:t xml:space="preserve"> Formation of a Ru </w:t>
+      </w:r>
+      <w:proofErr w:type="gramStart"/>
+      <w:r>
+        <w:rPr>
+          <w:rFonts w:cstheme="minorHAnsi"/>
+          <w:sz w:val="20"/>
+          <w:szCs w:val="20"/>
+        </w:rPr>
+        <w:t>aqua-complex</w:t>
+      </w:r>
+      <w:proofErr w:type="gramEnd"/>
+    </w:p>
+    <w:p>
+      <w:pPr>
+        <w:jc w:val="both"/>
+        <w:rPr>
+          <w:rFonts w:cstheme="minorHAnsi"/>
+          <w:sz w:val="20"/>
+          <w:szCs w:val="20"/>
         </w:rPr>
       </w:pPr>
       <w:r>
@@ -2377,7 +2454,7 @@
           <w:szCs w:val="20"/>
           <w:vertAlign w:val="superscript"/>
         </w:rPr>
-        <w:t>15</w:t>
+        <w:t>18</w:t>
       </w:r>
     </w:p>
     <w:p>
@@ -2436,7 +2513,7 @@
           <w:rFonts w:cstheme="minorHAnsi"/>
           <w:vertAlign w:val="superscript"/>
         </w:rPr>
-        <w:t>29,30</w:t>
+        <w:t>19,20</w:t>
       </w:r>
     </w:p>
     <w:p>
@@ -2463,7 +2540,21 @@
         <w:rPr>
           <w:rFonts w:cstheme="minorHAnsi"/>
         </w:rPr>
-        <w:t xml:space="preserve"> only a contaminant or cosolvent, but is most prominent when </w:t>
+        <w:t xml:space="preserve"> only a contaminant or </w:t>
+      </w:r>
+      <w:proofErr w:type="gramStart"/>
+      <w:r>
+        <w:rPr>
+          <w:rFonts w:cstheme="minorHAnsi"/>
+        </w:rPr>
+        <w:t>cosolvent, but</w:t>
+      </w:r>
+      <w:proofErr w:type="gramEnd"/>
+      <w:r>
+        <w:rPr>
+          <w:rFonts w:cstheme="minorHAnsi"/>
+        </w:rPr>
+        <w:t xml:space="preserve"> is most prominent when </w:t>
       </w:r>
       <w:r>
         <w:rPr>
@@ -2512,7 +2603,7 @@
           <w:rFonts w:cstheme="minorHAnsi"/>
           <w:vertAlign w:val="superscript"/>
         </w:rPr>
-        <w:t>29</w:t>
+        <w:t>19</w:t>
       </w:r>
       <w:r>
         <w:rPr>
@@ -2582,7 +2673,7 @@
           <w:rFonts w:cstheme="minorHAnsi"/>
           <w:vertAlign w:val="superscript"/>
         </w:rPr>
-        <w:t>29</w:t>
+        <w:t>19</w:t>
       </w:r>
     </w:p>
     <w:p>
@@ -2726,332 +2817,346 @@
           <w:rFonts w:cstheme="minorHAnsi"/>
           <w:vertAlign w:val="superscript"/>
         </w:rPr>
+        <w:t>12</w:t>
+      </w:r>
+      <w:r>
+        <w:rPr>
+          <w:rFonts w:cstheme="minorHAnsi"/>
+        </w:rPr>
+        <w:t xml:space="preserve"> </w:t>
+      </w:r>
+      <w:r>
+        <w:rPr>
+          <w:rFonts w:cstheme="minorHAnsi"/>
+        </w:rPr>
+        <w:t>We do know that most metathesis reactions suffer</w:t>
+      </w:r>
+      <w:r>
+        <w:rPr>
+          <w:rFonts w:cstheme="minorHAnsi"/>
+        </w:rPr>
+        <w:t xml:space="preserve"> a</w:t>
+      </w:r>
+      <w:r>
+        <w:rPr>
+          <w:rFonts w:cstheme="minorHAnsi"/>
+        </w:rPr>
+        <w:t xml:space="preserve"> significant rate decrease when organic solvents are exchanged for water,</w:t>
+      </w:r>
+      <w:r>
+        <w:rPr>
+          <w:rFonts w:cstheme="minorHAnsi"/>
+          <w:vertAlign w:val="superscript"/>
+        </w:rPr>
+        <w:t>19</w:t>
+      </w:r>
+      <w:r>
+        <w:rPr>
+          <w:rFonts w:cstheme="minorHAnsi"/>
+        </w:rPr>
+        <w:t xml:space="preserve"> and should therefore be optimized to achieve effective yields in-vivo.</w:t>
+      </w:r>
+    </w:p>
+    <w:p>
+      <w:pPr>
+        <w:bidi w:val="0"/>
+        <w:jc w:val="both"/>
+        <w:rPr>
+          <w:rFonts w:cstheme="minorHAnsi"/>
+        </w:rPr>
+      </w:pPr>
+      <w:r>
+        <w:rPr>
+          <w:rFonts w:cstheme="minorHAnsi"/>
+        </w:rPr>
+        <w:t>Low substrate</w:t>
+      </w:r>
+      <w:r>
+        <w:rPr>
+          <w:rFonts w:cstheme="minorHAnsi"/>
+        </w:rPr>
+        <w:t xml:space="preserve"> and catalyst</w:t>
+      </w:r>
+      <w:r>
+        <w:rPr>
+          <w:rFonts w:cstheme="minorHAnsi"/>
+        </w:rPr>
+        <w:t xml:space="preserve"> </w:t>
+      </w:r>
+      <w:r>
+        <w:rPr>
+          <w:rFonts w:cstheme="minorHAnsi"/>
+        </w:rPr>
+        <w:t>loading in the cellular environment mean that the catalyst must be very specific and not interact with different molecules in the cell, which may be in a higher concentration.</w:t>
+      </w:r>
+      <w:r>
+        <w:rPr>
+          <w:rFonts w:cstheme="minorHAnsi"/>
+        </w:rPr>
+        <w:t xml:space="preserve"> Since olefin metathesis is a bioorthogonal reaction not many </w:t>
+      </w:r>
+      <w:r>
+        <w:rPr>
+          <w:rFonts w:cstheme="minorHAnsi"/>
+        </w:rPr>
+        <w:t xml:space="preserve">cell-native terminal alkenes are expected to compete with the substrates, but </w:t>
+      </w:r>
+      <w:r>
+        <w:rPr>
+          <w:rFonts w:cstheme="minorHAnsi"/>
+        </w:rPr>
+        <w:t>ruthenium complexes demonstrate an ability to bind to DNA, which can inactivate them.</w:t>
+      </w:r>
+      <w:r>
+        <w:rPr>
+          <w:rFonts w:cstheme="minorHAnsi"/>
+          <w:vertAlign w:val="superscript"/>
+        </w:rPr>
+        <w:t>18</w:t>
+      </w:r>
+    </w:p>
+    <w:p>
+      <w:pPr>
+        <w:bidi w:val="0"/>
+        <w:jc w:val="both"/>
+        <w:rPr>
+          <w:rFonts w:cstheme="minorHAnsi"/>
+        </w:rPr>
+      </w:pPr>
+      <w:r>
+        <w:rPr>
+          <w:rFonts w:cstheme="minorHAnsi"/>
+        </w:rPr>
+        <w:t>Specificity of the metathesis reaction does not mean only that the metathesis should proceed for desired reactants, but also in a specific cell or tissue, and in some cases, a specific cellular compartment. Localization, or selective activation of the catalyst, may be crucial for a successful synthesis that maximizes the effect of the synthesized product</w:t>
+      </w:r>
+      <w:r>
+        <w:rPr>
+          <w:rFonts w:cstheme="minorHAnsi"/>
+        </w:rPr>
+        <w:t xml:space="preserve">, provides a good metathesis micro-environment (e.g. an organelle with a lower pH) or prevents </w:t>
+      </w:r>
+      <w:r>
+        <w:rPr>
+          <w:rFonts w:cstheme="minorHAnsi"/>
+        </w:rPr>
+        <w:t>metathesis in sensitive tissues.</w:t>
+      </w:r>
+      <w:r>
+        <w:rPr>
+          <w:rFonts w:cstheme="minorHAnsi"/>
+        </w:rPr>
+        <w:t xml:space="preserve"> To achieve this, the catalyst must contain a localizing </w:t>
+      </w:r>
+      <w:proofErr w:type="gramStart"/>
+      <w:r>
+        <w:rPr>
+          <w:rFonts w:cstheme="minorHAnsi"/>
+        </w:rPr>
+        <w:t>moiety</w:t>
+      </w:r>
+      <w:proofErr w:type="gramEnd"/>
+      <w:r>
+        <w:rPr>
+          <w:rFonts w:cstheme="minorHAnsi"/>
+        </w:rPr>
+        <w:t xml:space="preserve"> </w:t>
+      </w:r>
+      <w:r>
+        <w:rPr>
+          <w:rFonts w:cstheme="minorHAnsi"/>
+        </w:rPr>
+        <w:t xml:space="preserve">but it </w:t>
+      </w:r>
+      <w:r>
+        <w:rPr>
+          <w:rFonts w:cstheme="minorHAnsi"/>
+        </w:rPr>
+        <w:t>should</w:t>
+      </w:r>
+      <w:r>
+        <w:rPr>
+          <w:rFonts w:cstheme="minorHAnsi"/>
+        </w:rPr>
+        <w:t xml:space="preserve"> not change its reactivity.</w:t>
+      </w:r>
+    </w:p>
+    <w:p>
+      <w:pPr>
+        <w:bidi w:val="0"/>
+        <w:jc w:val="both"/>
+        <w:rPr>
+          <w:rFonts w:cstheme="minorHAnsi"/>
+        </w:rPr>
+      </w:pPr>
+      <w:r>
+        <w:rPr>
+          <w:rFonts w:cstheme="minorHAnsi"/>
+        </w:rPr>
+        <w:t>A</w:t>
+      </w:r>
+      <w:r>
+        <w:rPr>
+          <w:rFonts w:cstheme="minorHAnsi"/>
+        </w:rPr>
+        <w:t xml:space="preserve"> unique biological challenge is the </w:t>
+      </w:r>
+      <w:r>
+        <w:rPr>
+          <w:rFonts w:cstheme="minorHAnsi"/>
+        </w:rPr>
+        <w:t>peptide</w:t>
+      </w:r>
+      <w:r>
+        <w:rPr>
+          <w:rFonts w:cstheme="minorHAnsi"/>
+        </w:rPr>
+        <w:t xml:space="preserve"> glutathione (GSH). GSH is present in high concentrations </w:t>
+      </w:r>
+      <w:r>
+        <w:rPr>
+          <w:rFonts w:cstheme="minorHAnsi"/>
+        </w:rPr>
+        <w:t xml:space="preserve">(1-2 mM) </w:t>
+      </w:r>
+      <w:r>
+        <w:rPr>
+          <w:rFonts w:cstheme="minorHAnsi"/>
+        </w:rPr>
+        <w:t xml:space="preserve">in most cells </w:t>
+      </w:r>
+      <w:r>
+        <w:rPr>
+          <w:rFonts w:cstheme="minorHAnsi"/>
+        </w:rPr>
+        <w:t>and servers as an important antioxidant that aids in the removal of peroxides.</w:t>
+      </w:r>
+      <w:r>
+        <w:rPr>
+          <w:rFonts w:cstheme="minorHAnsi"/>
+          <w:vertAlign w:val="superscript"/>
+        </w:rPr>
+        <w:t>21</w:t>
+      </w:r>
+      <w:r>
+        <w:rPr>
+          <w:rFonts w:cstheme="minorHAnsi"/>
+        </w:rPr>
+        <w:t xml:space="preserve"> This </w:t>
+      </w:r>
+      <w:r>
+        <w:rPr>
+          <w:rFonts w:cstheme="minorHAnsi"/>
+        </w:rPr>
+        <w:t xml:space="preserve">reduction </w:t>
+      </w:r>
+      <w:r>
+        <w:rPr>
+          <w:rFonts w:cstheme="minorHAnsi"/>
+        </w:rPr>
+        <w:t>tendency makes it a potent inhibitor for metathesis complexes – it coordinates to the metal center and deactivates it. The amino acid histidine has similar properties and damages yield in a comparable manner.</w:t>
+      </w:r>
+      <w:r>
+        <w:rPr>
+          <w:rFonts w:cstheme="minorHAnsi"/>
+          <w:vertAlign w:val="superscript"/>
+        </w:rPr>
+        <w:t>22</w:t>
+      </w:r>
+      <w:r>
+        <w:rPr>
+          <w:rFonts w:cstheme="minorHAnsi"/>
+        </w:rPr>
+        <w:t xml:space="preserve"> Since removal of these two vital molecules will damage the cell, overcoming the deactivation should be achieved by preventing interaction between the catalyst and GSH.</w:t>
+      </w:r>
+    </w:p>
+    <w:p>
+      <w:pPr>
+        <w:bidi w:val="0"/>
+        <w:jc w:val="both"/>
+        <w:rPr>
+          <w:rFonts w:cstheme="minorHAnsi"/>
+          <w:vertAlign w:val="superscript"/>
+        </w:rPr>
+      </w:pPr>
+      <w:r>
+        <w:rPr>
+          <w:rFonts w:cstheme="minorHAnsi"/>
+        </w:rPr>
+        <w:t xml:space="preserve">Removal of the catalyst from the reaction site is a challenge for </w:t>
+      </w:r>
+      <w:r>
+        <w:rPr>
+          <w:rFonts w:cstheme="minorHAnsi"/>
+        </w:rPr>
+        <w:t>every</w:t>
+      </w:r>
+      <w:r>
+        <w:rPr>
+          <w:rFonts w:cstheme="minorHAnsi"/>
+        </w:rPr>
+        <w:t xml:space="preserve"> reaction, but in this case the set of available tools is much smaller – most techniques employ additives like phosphines, DMSO, supercritical fluid etc. or tagging the catalyst with a group that binds it to another material (e.g. solid support) followed by washing.</w:t>
+      </w:r>
+      <w:r>
+        <w:rPr>
+          <w:rFonts w:cstheme="minorHAnsi"/>
+          <w:vertAlign w:val="superscript"/>
+        </w:rPr>
         <w:t>23</w:t>
       </w:r>
       <w:r>
         <w:rPr>
           <w:rFonts w:cstheme="minorHAnsi"/>
         </w:rPr>
+        <w:t xml:space="preserve"> Obviously</w:t>
+      </w:r>
+      <w:r>
+        <w:rPr>
+          <w:rFonts w:cstheme="minorHAnsi"/>
+        </w:rPr>
+        <w:t>, none of these can be utilized if the cellular environment should remain living and functioning. An alternative should be found to scavenge the catalyst while keeping the cell intact, or to use such small loads that the</w:t>
+      </w:r>
+      <w:r>
+        <w:rPr>
+          <w:rFonts w:cstheme="minorHAnsi"/>
+        </w:rPr>
+        <w:t xml:space="preserve"> cumulative</w:t>
+      </w:r>
+      <w:r>
+        <w:rPr>
+          <w:rFonts w:cstheme="minorHAnsi"/>
+        </w:rPr>
+        <w:t xml:space="preserve"> effect </w:t>
+      </w:r>
+      <w:r>
+        <w:rPr>
+          <w:rFonts w:cstheme="minorHAnsi"/>
+        </w:rPr>
+        <w:t xml:space="preserve">of the transition metal complexes </w:t>
+      </w:r>
+      <w:r>
+        <w:rPr>
+          <w:rFonts w:cstheme="minorHAnsi"/>
+        </w:rPr>
+        <w:t>on the cell would be minimal.</w:t>
+      </w:r>
+      <w:r>
+        <w:rPr>
+          <w:rFonts w:cstheme="minorHAnsi"/>
+        </w:rPr>
         <w:t xml:space="preserve"> </w:t>
       </w:r>
       <w:r>
         <w:rPr>
           <w:rFonts w:cstheme="minorHAnsi"/>
         </w:rPr>
-        <w:t>We do know that most metathesis reactions suffer</w:t>
-      </w:r>
-      <w:r>
-        <w:rPr>
-          <w:rFonts w:cstheme="minorHAnsi"/>
-        </w:rPr>
-        <w:t xml:space="preserve"> a</w:t>
-      </w:r>
-      <w:r>
-        <w:rPr>
-          <w:rFonts w:cstheme="minorHAnsi"/>
-        </w:rPr>
-        <w:t xml:space="preserve"> significant rate decrease when organic solvents are exchanged for water,</w:t>
+        <w:t>Since ruthenium complexes are known to have toxic and mutagenic effects, special care should be taken to avoid its aggregation.</w:t>
       </w:r>
       <w:r>
         <w:rPr>
           <w:rFonts w:cstheme="minorHAnsi"/>
           <w:vertAlign w:val="superscript"/>
         </w:rPr>
-        <w:t>29</w:t>
-      </w:r>
-      <w:r>
-        <w:rPr>
-          <w:rFonts w:cstheme="minorHAnsi"/>
-        </w:rPr>
-        <w:t xml:space="preserve"> and should therefore be optimized to achieve effective yields in-vivo.</w:t>
-      </w:r>
-    </w:p>
-    <w:p>
-      <w:pPr>
-        <w:bidi w:val="0"/>
-        <w:jc w:val="both"/>
-        <w:rPr>
-          <w:rFonts w:cstheme="minorHAnsi"/>
-        </w:rPr>
-      </w:pPr>
-      <w:r>
-        <w:rPr>
-          <w:rFonts w:cstheme="minorHAnsi"/>
-        </w:rPr>
-        <w:t>Low substrate</w:t>
-      </w:r>
-      <w:r>
-        <w:rPr>
-          <w:rFonts w:cstheme="minorHAnsi"/>
-        </w:rPr>
-        <w:t xml:space="preserve"> and catalyst</w:t>
-      </w:r>
-      <w:r>
-        <w:rPr>
-          <w:rFonts w:cstheme="minorHAnsi"/>
-        </w:rPr>
-        <w:t xml:space="preserve"> </w:t>
-      </w:r>
-      <w:r>
-        <w:rPr>
-          <w:rFonts w:cstheme="minorHAnsi"/>
-        </w:rPr>
-        <w:t>loading in the cellular environment mean that the catalyst must be very specific and not interact with different molecules in the cell, which may be in a higher concentration.</w:t>
-      </w:r>
-      <w:r>
-        <w:rPr>
-          <w:rFonts w:cstheme="minorHAnsi"/>
-        </w:rPr>
-        <w:t xml:space="preserve"> Since olefin metathesis is a bioorthogonal reaction not many </w:t>
-      </w:r>
-      <w:r>
-        <w:rPr>
-          <w:rFonts w:cstheme="minorHAnsi"/>
-        </w:rPr>
-        <w:t xml:space="preserve">cell-native terminal alkenes are expected to compete with the substrates, but </w:t>
-      </w:r>
-      <w:r>
-        <w:rPr>
-          <w:rFonts w:cstheme="minorHAnsi"/>
-        </w:rPr>
-        <w:t>ruthenium complexes demonstrate an ability to bind to DNA, which can inactivate them.</w:t>
-      </w:r>
-      <w:r>
-        <w:rPr>
-          <w:rFonts w:cstheme="minorHAnsi"/>
-          <w:vertAlign w:val="superscript"/>
-        </w:rPr>
-        <w:t>15</w:t>
-      </w:r>
-    </w:p>
-    <w:p>
-      <w:pPr>
-        <w:bidi w:val="0"/>
-        <w:jc w:val="both"/>
-        <w:rPr>
-          <w:rFonts w:cstheme="minorHAnsi"/>
-        </w:rPr>
-      </w:pPr>
-      <w:r>
-        <w:rPr>
-          <w:rFonts w:cstheme="minorHAnsi"/>
-        </w:rPr>
-        <w:t>Specificity of the metathesis reaction does not mean only that the metathesis should proceed for desired reactants, but also in a specific cell or tissue, and in some cases, a specific cellular compartment. Localization, or selective activation of the catalyst, may be crucial for a successful synthesis that maximizes the effect of the synthesized product</w:t>
-      </w:r>
-      <w:r>
-        <w:rPr>
-          <w:rFonts w:cstheme="minorHAnsi"/>
-        </w:rPr>
-        <w:t xml:space="preserve">, provides a good metathesis micro-environment (e.g. an organelle with a lower pH) or prevents </w:t>
-      </w:r>
-      <w:r>
-        <w:rPr>
-          <w:rFonts w:cstheme="minorHAnsi"/>
-        </w:rPr>
-        <w:t>metathesis in sensitive tissues.</w:t>
-      </w:r>
-      <w:r>
-        <w:rPr>
-          <w:rFonts w:cstheme="minorHAnsi"/>
-        </w:rPr>
-        <w:t xml:space="preserve"> To achieve this, the catalyst must contain a localizing moiety </w:t>
-      </w:r>
-      <w:r>
-        <w:rPr>
-          <w:rFonts w:cstheme="minorHAnsi"/>
-        </w:rPr>
-        <w:t xml:space="preserve">but it </w:t>
-      </w:r>
-      <w:r>
-        <w:rPr>
-          <w:rFonts w:cstheme="minorHAnsi"/>
-        </w:rPr>
-        <w:t>should</w:t>
-      </w:r>
-      <w:r>
-        <w:rPr>
-          <w:rFonts w:cstheme="minorHAnsi"/>
-        </w:rPr>
-        <w:t xml:space="preserve"> not change its reactivity.</w:t>
-      </w:r>
-    </w:p>
-    <w:p>
-      <w:pPr>
-        <w:bidi w:val="0"/>
-        <w:jc w:val="both"/>
-        <w:rPr>
-          <w:rFonts w:cstheme="minorHAnsi"/>
-        </w:rPr>
-      </w:pPr>
-      <w:r>
-        <w:rPr>
-          <w:rFonts w:cstheme="minorHAnsi"/>
-        </w:rPr>
-        <w:t>A</w:t>
-      </w:r>
-      <w:r>
-        <w:rPr>
-          <w:rFonts w:cstheme="minorHAnsi"/>
-        </w:rPr>
-        <w:t xml:space="preserve"> unique biological challenge is the </w:t>
-      </w:r>
-      <w:r>
-        <w:rPr>
-          <w:rFonts w:cstheme="minorHAnsi"/>
-        </w:rPr>
-        <w:t>peptide</w:t>
-      </w:r>
-      <w:r>
-        <w:rPr>
-          <w:rFonts w:cstheme="minorHAnsi"/>
-        </w:rPr>
-        <w:t xml:space="preserve"> glutathione (GSH). GSH is present in high concentrations </w:t>
-      </w:r>
-      <w:r>
-        <w:rPr>
-          <w:rFonts w:cstheme="minorHAnsi"/>
-        </w:rPr>
-        <w:t xml:space="preserve">(1-2 mM) </w:t>
-      </w:r>
-      <w:r>
-        <w:rPr>
-          <w:rFonts w:cstheme="minorHAnsi"/>
-        </w:rPr>
-        <w:t xml:space="preserve">in most cells </w:t>
-      </w:r>
-      <w:r>
-        <w:rPr>
-          <w:rFonts w:cstheme="minorHAnsi"/>
-        </w:rPr>
-        <w:t>and servers as an important antioxidant that aids in the removal of peroxides.</w:t>
-      </w:r>
-      <w:r>
-        <w:rPr>
-          <w:rFonts w:cstheme="minorHAnsi"/>
-          <w:vertAlign w:val="superscript"/>
-        </w:rPr>
-        <w:t>31</w:t>
-      </w:r>
-      <w:r>
-        <w:rPr>
-          <w:rFonts w:cstheme="minorHAnsi"/>
-        </w:rPr>
-        <w:t xml:space="preserve"> This </w:t>
-      </w:r>
-      <w:r>
-        <w:rPr>
-          <w:rFonts w:cstheme="minorHAnsi"/>
-        </w:rPr>
-        <w:t xml:space="preserve">reduction </w:t>
-      </w:r>
-      <w:r>
-        <w:rPr>
-          <w:rFonts w:cstheme="minorHAnsi"/>
-        </w:rPr>
-        <w:t>tendency makes it a potent inhibitor for metathesis complexes – it coordinates to the metal center and deactivates it. The amino acid histidine has similar properties and damages yield in a comparable manner.</w:t>
-      </w:r>
-      <w:r>
-        <w:rPr>
-          <w:rFonts w:cstheme="minorHAnsi"/>
-          <w:vertAlign w:val="superscript"/>
-        </w:rPr>
-        <w:t>32</w:t>
-      </w:r>
-      <w:r>
-        <w:rPr>
-          <w:rFonts w:cstheme="minorHAnsi"/>
-        </w:rPr>
-        <w:t xml:space="preserve"> Since removal of these two vital molecules will damage the cell, overcoming the deactivation should be achieved by preventing interaction between the catalyst and GSH.</w:t>
-      </w:r>
-    </w:p>
-    <w:p>
-      <w:pPr>
-        <w:bidi w:val="0"/>
-        <w:jc w:val="both"/>
-        <w:rPr>
-          <w:rFonts w:cstheme="minorHAnsi"/>
-          <w:vertAlign w:val="superscript"/>
-        </w:rPr>
-      </w:pPr>
-      <w:r>
-        <w:rPr>
-          <w:rFonts w:cstheme="minorHAnsi"/>
-        </w:rPr>
-        <w:t xml:space="preserve">Removal of the catalyst from the reaction site is a challenge for </w:t>
-      </w:r>
-      <w:r>
-        <w:rPr>
-          <w:rFonts w:cstheme="minorHAnsi"/>
-        </w:rPr>
-        <w:t>every</w:t>
-      </w:r>
-      <w:r>
-        <w:rPr>
-          <w:rFonts w:cstheme="minorHAnsi"/>
-        </w:rPr>
-        <w:t xml:space="preserve"> reaction, but in this case the set of available tools is much smaller – most techniques employ additives like phosphines, DMSO, supercritical fluid etc. or tagging the catalyst with a group that binds it to another material (e.g. solid support) followed by washing.</w:t>
-      </w:r>
-      <w:r>
-        <w:rPr>
-          <w:rFonts w:cstheme="minorHAnsi"/>
-          <w:vertAlign w:val="superscript"/>
-        </w:rPr>
-        <w:t>33</w:t>
-      </w:r>
-      <w:r>
-        <w:rPr>
-          <w:rFonts w:cstheme="minorHAnsi"/>
-        </w:rPr>
-        <w:t xml:space="preserve"> Obviously</w:t>
-      </w:r>
-      <w:r>
-        <w:rPr>
-          <w:rFonts w:cstheme="minorHAnsi"/>
-        </w:rPr>
-        <w:t>, none of these can be utilized if the cellular environment should remain living and functioning. An alternative should be found to scavenge the catalyst while keeping the cell intact, or to use such small loads that the</w:t>
-      </w:r>
-      <w:r>
-        <w:rPr>
-          <w:rFonts w:cstheme="minorHAnsi"/>
-        </w:rPr>
-        <w:t xml:space="preserve"> cumulative</w:t>
-      </w:r>
-      <w:r>
-        <w:rPr>
-          <w:rFonts w:cstheme="minorHAnsi"/>
-        </w:rPr>
-        <w:t xml:space="preserve"> effect </w:t>
-      </w:r>
-      <w:r>
-        <w:rPr>
-          <w:rFonts w:cstheme="minorHAnsi"/>
-        </w:rPr>
-        <w:t xml:space="preserve">of the transition metal complexes </w:t>
-      </w:r>
-      <w:r>
-        <w:rPr>
-          <w:rFonts w:cstheme="minorHAnsi"/>
-        </w:rPr>
-        <w:t>on the cell would be minimal.</w:t>
-      </w:r>
-      <w:r>
-        <w:rPr>
-          <w:rFonts w:cstheme="minorHAnsi"/>
-        </w:rPr>
-        <w:t xml:space="preserve"> </w:t>
-      </w:r>
-      <w:r>
-        <w:rPr>
-          <w:rFonts w:cstheme="minorHAnsi"/>
-        </w:rPr>
-        <w:t>Since ruthenium complexes are known to have toxic and mutagenic effects, special care should be taken to avoid its aggregation.</w:t>
-      </w:r>
-      <w:r>
-        <w:rPr>
-          <w:rFonts w:cstheme="minorHAnsi"/>
-          <w:vertAlign w:val="superscript"/>
-        </w:rPr>
-        <w:t>34</w:t>
+        <w:t>24</w:t>
       </w:r>
     </w:p>
     <w:p>
@@ -3280,7 +3385,7 @@
           <w:rFonts w:cstheme="minorHAnsi"/>
           <w:vertAlign w:val="superscript"/>
         </w:rPr>
-        <w:t>21</w:t>
+        <w:t>10</w:t>
       </w:r>
       <w:r>
         <w:rPr>
@@ -3304,15 +3409,23 @@
         <w:rPr>
           <w:rFonts w:cstheme="minorHAnsi"/>
         </w:rPr>
-        <w:t>. Their early versions, with phosphine ligands, were very air sensitive and could catalyze a limited range of metathesis reactions,</w:t>
+        <w:t>. Their early versions, with phosphine ligands, were very air sensitive and could catalyze a limited range of metathesis reactions</w:t>
+      </w:r>
+      <w:proofErr w:type="gramStart"/>
+      <w:r>
+        <w:rPr>
+          <w:rFonts w:cstheme="minorHAnsi"/>
+        </w:rPr>
+        <w:t>,</w:t>
       </w:r>
       <w:r>
         <w:rPr>
           <w:rFonts w:cstheme="minorHAnsi"/>
           <w:vertAlign w:val="superscript"/>
         </w:rPr>
-        <w:t>35</w:t>
-      </w:r>
+        <w:t>25</w:t>
+      </w:r>
+      <w:proofErr w:type="gramEnd"/>
       <w:r>
         <w:rPr>
           <w:rFonts w:cstheme="minorHAnsi"/>
@@ -3324,7 +3437,7 @@
           <w:rFonts w:cstheme="minorHAnsi"/>
           <w:vertAlign w:val="superscript"/>
         </w:rPr>
-        <w:t>21</w:t>
+        <w:t>10</w:t>
       </w:r>
       <w:r>
         <w:rPr>
@@ -3397,7 +3510,7 @@
           <w:rFonts w:cstheme="minorHAnsi"/>
           <w:vertAlign w:val="superscript"/>
         </w:rPr>
-        <w:t>36</w:t>
+        <w:t>26</w:t>
       </w:r>
       <w:r>
         <w:rPr>
@@ -3455,7 +3568,7 @@
           <w:rFonts w:cstheme="minorHAnsi"/>
           <w:vertAlign w:val="superscript"/>
         </w:rPr>
-        <w:t>15</w:t>
+        <w:t>18</w:t>
       </w:r>
       <w:r>
         <w:rPr>
@@ -3596,7 +3709,7 @@
           <w:rFonts w:cstheme="minorHAnsi"/>
           <w:vertAlign w:val="superscript"/>
         </w:rPr>
-        <w:t>30,37</w:t>
+        <w:t>20,27</w:t>
       </w:r>
       <w:r>
         <w:rPr>
@@ -3658,7 +3771,7 @@
           <w:rFonts w:cstheme="minorHAnsi"/>
           <w:vertAlign w:val="superscript"/>
         </w:rPr>
-        <w:t>17</w:t>
+        <w:t>28</w:t>
       </w:r>
       <w:r>
         <w:rPr>
@@ -3752,7 +3865,7 @@
           <w:rFonts w:cstheme="minorHAnsi"/>
           <w:vertAlign w:val="superscript"/>
         </w:rPr>
-        <w:t>15</w:t>
+        <w:t>18</w:t>
       </w:r>
       <w:r>
         <w:rPr>
@@ -3769,6 +3882,7 @@
           <w:rFonts w:cstheme="minorHAnsi"/>
         </w:rPr>
       </w:pPr>
+      <w:proofErr w:type="spellStart"/>
       <w:r>
         <w:rPr>
           <w:rFonts w:cstheme="minorHAnsi"/>
@@ -3781,6 +3895,7 @@
         </w:rPr>
         <w:t>'s</w:t>
       </w:r>
+      <w:proofErr w:type="spellEnd"/>
       <w:r>
         <w:rPr>
           <w:rFonts w:cstheme="minorHAnsi"/>
@@ -3818,7 +3933,7 @@
           <w:rFonts w:cstheme="minorHAnsi"/>
           <w:vertAlign w:val="superscript"/>
         </w:rPr>
-        <w:t>32</w:t>
+        <w:t>22</w:t>
       </w:r>
       <w:r>
         <w:rPr>
@@ -3869,7 +3984,21 @@
         <w:rPr>
           <w:rFonts w:cstheme="minorHAnsi"/>
         </w:rPr>
-        <w:t xml:space="preserve">– cyclic alkylaminocarbene (CAAC) ligands functionalized with a sulfonate tag showed greatly improved stability in water </w:t>
+        <w:t xml:space="preserve">– cyclic </w:t>
+      </w:r>
+      <w:proofErr w:type="spellStart"/>
+      <w:r>
+        <w:rPr>
+          <w:rFonts w:cstheme="minorHAnsi"/>
+        </w:rPr>
+        <w:t>alkylaminocarbene</w:t>
+      </w:r>
+      <w:proofErr w:type="spellEnd"/>
+      <w:r>
+        <w:rPr>
+          <w:rFonts w:cstheme="minorHAnsi"/>
+        </w:rPr>
+        <w:t xml:space="preserve"> (CAAC) ligands functionalized with a sulfonate tag showed greatly improved stability in water </w:t>
       </w:r>
       <w:r>
         <w:rPr>
@@ -3918,14 +4047,7 @@
           <w:rFonts w:cstheme="minorHAnsi"/>
           <w:vertAlign w:val="superscript"/>
         </w:rPr>
-        <w:t>1</w:t>
-      </w:r>
-      <w:r>
-        <w:rPr>
-          <w:rFonts w:cstheme="minorHAnsi"/>
-          <w:vertAlign w:val="superscript"/>
-        </w:rPr>
-        <w:t>5</w:t>
+        <w:t>18</w:t>
       </w:r>
       <w:r>
         <w:rPr>
@@ -4113,7 +4235,21 @@
         <w:rPr>
           <w:rFonts w:cstheme="minorHAnsi"/>
         </w:rPr>
-        <w:t xml:space="preserve"> (ArMs)</w:t>
+        <w:t xml:space="preserve"> (</w:t>
+      </w:r>
+      <w:proofErr w:type="spellStart"/>
+      <w:r>
+        <w:rPr>
+          <w:rFonts w:cstheme="minorHAnsi"/>
+        </w:rPr>
+        <w:t>ArMs</w:t>
+      </w:r>
+      <w:proofErr w:type="spellEnd"/>
+      <w:r>
+        <w:rPr>
+          <w:rFonts w:cstheme="minorHAnsi"/>
+        </w:rPr>
+        <w:t>)</w:t>
       </w:r>
       <w:r>
         <w:rPr>
@@ -4249,24 +4385,193 @@
           <w:rFonts w:cstheme="minorHAnsi"/>
           <w:vertAlign w:val="superscript"/>
         </w:rPr>
-        <w:t>3</w:t>
+        <w:t>29</w:t>
+      </w:r>
+    </w:p>
+    <w:p>
+      <w:pPr>
+        <w:bidi w:val="0"/>
+        <w:jc w:val="both"/>
+        <w:rPr>
+          <w:rFonts w:cstheme="minorHAnsi"/>
+        </w:rPr>
+      </w:pPr>
+      <w:r>
+        <w:rPr>
+          <w:rFonts w:cstheme="minorHAnsi"/>
+        </w:rPr>
+        <w:t>A</w:t>
+      </w:r>
+      <w:r>
+        <w:rPr>
+          <w:rFonts w:cstheme="minorHAnsi"/>
+        </w:rPr>
+        <w:t xml:space="preserve"> good example for this type of protein is</w:t>
+      </w:r>
+      <w:r>
+        <w:rPr>
+          <w:rFonts w:cstheme="minorHAnsi"/>
+        </w:rPr>
+        <w:t xml:space="preserve"> </w:t>
+      </w:r>
+      <w:r>
+        <w:rPr>
+          <w:rFonts w:cstheme="minorHAnsi"/>
+        </w:rPr>
+        <w:t>ferric hydroxamate uptake protein component A (</w:t>
+      </w:r>
+      <w:proofErr w:type="spellStart"/>
+      <w:r>
+        <w:rPr>
+          <w:rFonts w:cstheme="minorHAnsi"/>
+        </w:rPr>
+        <w:t>FhuA</w:t>
+      </w:r>
+      <w:proofErr w:type="spellEnd"/>
+      <w:r>
+        <w:rPr>
+          <w:rFonts w:cstheme="minorHAnsi"/>
+        </w:rPr>
+        <w:t xml:space="preserve">) </w:t>
+      </w:r>
+      <w:r>
+        <w:rPr>
+          <w:rFonts w:cstheme="minorHAnsi"/>
+        </w:rPr>
+        <w:t xml:space="preserve">- a transmembrane β-barrel protein </w:t>
+      </w:r>
+      <w:r>
+        <w:rPr>
+          <w:rFonts w:cstheme="minorHAnsi"/>
+        </w:rPr>
+        <w:t xml:space="preserve">isolated from E. coli. After attaching a maleimide linking unit and a cysteine residue to the NHC ligand of a </w:t>
+      </w:r>
+      <w:r>
+        <w:rPr>
+          <w:rFonts w:cstheme="minorHAnsi"/>
+        </w:rPr>
+        <w:t>H</w:t>
+      </w:r>
+      <w:r>
+        <w:rPr>
+          <w:rFonts w:cstheme="minorHAnsi"/>
+        </w:rPr>
+        <w:t>GII catalyst</w:t>
+      </w:r>
+      <w:r>
+        <w:rPr>
+          <w:rFonts w:cstheme="minorHAnsi"/>
+        </w:rPr>
+        <w:t xml:space="preserve">, the catalyst was successfully anchored to the protein and catalyzed a ROMP reaction in aqueous conditions of </w:t>
+      </w:r>
+      <w:r>
+        <w:rPr>
+          <w:rFonts w:cstheme="minorHAnsi"/>
+        </w:rPr>
+        <w:t>oxanorbornene</w:t>
+      </w:r>
+      <w:r>
+        <w:rPr>
+          <w:rFonts w:cstheme="minorHAnsi"/>
+        </w:rPr>
+        <w:t xml:space="preserve"> with high TONs (300-500) but without cis/trans selectivity. It's worth noting that for such a large protein the conjugation required </w:t>
+      </w:r>
+      <w:r>
+        <w:rPr>
+          <w:rFonts w:cstheme="minorHAnsi"/>
+        </w:rPr>
+        <w:t xml:space="preserve">genetically </w:t>
+      </w:r>
+      <w:proofErr w:type="gramStart"/>
+      <w:r>
+        <w:rPr>
+          <w:rFonts w:cstheme="minorHAnsi"/>
+        </w:rPr>
+        <w:t>engineering</w:t>
+      </w:r>
+      <w:proofErr w:type="gramEnd"/>
+      <w:r>
+        <w:rPr>
+          <w:rFonts w:cstheme="minorHAnsi"/>
+        </w:rPr>
+        <w:t xml:space="preserve"> a protease cleavage site, denaturing and digesting the protein and renaturing it afterwards to achieve refolding to the original secondary structure.</w:t>
       </w:r>
       <w:r>
         <w:rPr>
           <w:rFonts w:cstheme="minorHAnsi"/>
           <w:vertAlign w:val="superscript"/>
         </w:rPr>
-        <w:t>8</w:t>
-      </w:r>
-    </w:p>
-    <w:p>
-      <w:pPr>
-        <w:bidi w:val="0"/>
-        <w:jc w:val="both"/>
-        <w:rPr>
-          <w:rFonts w:cstheme="minorHAnsi"/>
-        </w:rPr>
-      </w:pPr>
+        <w:t>30</w:t>
+      </w:r>
+    </w:p>
+    <w:p>
+      <w:pPr>
+        <w:bidi w:val="0"/>
+        <w:jc w:val="both"/>
+        <w:rPr>
+          <w:rFonts w:cstheme="minorHAnsi"/>
+        </w:rPr>
+      </w:pPr>
+      <w:r>
+        <w:rPr>
+          <w:rFonts w:cstheme="minorHAnsi"/>
+        </w:rPr>
+        <w:t xml:space="preserve">Streptavidin is a small bacterial β-barrel protein with very high affinity to biotin. This enables </w:t>
+      </w:r>
+      <w:r>
+        <w:rPr>
+          <w:rFonts w:cstheme="minorHAnsi"/>
+        </w:rPr>
+        <w:t xml:space="preserve">non-covalent </w:t>
+      </w:r>
+      <w:r>
+        <w:rPr>
+          <w:rFonts w:cstheme="minorHAnsi"/>
+        </w:rPr>
+        <w:t>conjugation</w:t>
+      </w:r>
+      <w:r>
+        <w:rPr>
+          <w:rFonts w:cstheme="minorHAnsi"/>
+        </w:rPr>
+        <w:t xml:space="preserve"> of a</w:t>
+      </w:r>
+      <w:r>
+        <w:rPr>
+          <w:rFonts w:cstheme="minorHAnsi"/>
+        </w:rPr>
+        <w:t xml:space="preserve"> biotinylated H</w:t>
+      </w:r>
+      <w:r>
+        <w:rPr>
+          <w:rFonts w:cstheme="minorHAnsi"/>
+        </w:rPr>
+        <w:t>G</w:t>
+      </w:r>
+      <w:r>
+        <w:rPr>
+          <w:rFonts w:cstheme="minorHAnsi"/>
+        </w:rPr>
+        <w:t>II catalyst</w:t>
+      </w:r>
+      <w:r>
+        <w:rPr>
+          <w:rFonts w:cstheme="minorHAnsi"/>
+        </w:rPr>
+        <w:t xml:space="preserve"> to the protein</w:t>
+      </w:r>
+      <w:r>
+        <w:rPr>
+          <w:rFonts w:cstheme="minorHAnsi"/>
+        </w:rPr>
+        <w:t>.</w:t>
+      </w:r>
+      <w:r>
+        <w:rPr>
+          <w:rFonts w:cstheme="minorHAnsi"/>
+        </w:rPr>
+        <w:t xml:space="preserve"> </w:t>
+      </w:r>
       <w:r>
         <w:rPr>
           <w:rFonts w:cstheme="minorHAnsi"/>
@@ -4277,31 +4582,19 @@
         <w:rPr>
           <w:rFonts w:cstheme="minorHAnsi"/>
         </w:rPr>
-        <w:t xml:space="preserve"> good example for this type of protein is</w:t>
-      </w:r>
-      <w:r>
-        <w:rPr>
-          <w:rFonts w:cstheme="minorHAnsi"/>
-        </w:rPr>
-        <w:t xml:space="preserve"> </w:t>
-      </w:r>
-      <w:r>
-        <w:rPr>
-          <w:rFonts w:cstheme="minorHAnsi"/>
-        </w:rPr>
-        <w:t xml:space="preserve">ferric hydroxamate uptake protein component A (FhuA) </w:t>
-      </w:r>
-      <w:r>
-        <w:rPr>
-          <w:rFonts w:cstheme="minorHAnsi"/>
-        </w:rPr>
-        <w:t xml:space="preserve">- a transmembrane β-barrel protein </w:t>
-      </w:r>
-      <w:r>
-        <w:rPr>
-          <w:rFonts w:cstheme="minorHAnsi"/>
-        </w:rPr>
-        <w:t xml:space="preserve">isolated from E. coli. After attaching a maleimide linking unit and a cysteine residue to the NHC ligand of a </w:t>
+        <w:t xml:space="preserve"> metalloenzyme created this way outperformed</w:t>
+      </w:r>
+      <w:r>
+        <w:rPr>
+          <w:rFonts w:cstheme="minorHAnsi"/>
+        </w:rPr>
+        <w:t xml:space="preserve"> both </w:t>
+      </w:r>
+      <w:r>
+        <w:rPr>
+          <w:rFonts w:cstheme="minorHAnsi"/>
+        </w:rPr>
+        <w:t xml:space="preserve">classic </w:t>
       </w:r>
       <w:r>
         <w:rPr>
@@ -4313,77 +4606,95 @@
         <w:rPr>
           <w:rFonts w:cstheme="minorHAnsi"/>
         </w:rPr>
-        <w:t>GII catalyst</w:t>
-      </w:r>
-      <w:r>
-        <w:rPr>
-          <w:rFonts w:cstheme="minorHAnsi"/>
-        </w:rPr>
-        <w:t xml:space="preserve">, the catalyst was successfully anchored to the protein and catalyzed a ROMP reaction in aqueous conditions of </w:t>
-      </w:r>
-      <w:r>
-        <w:rPr>
-          <w:rFonts w:cstheme="minorHAnsi"/>
-        </w:rPr>
-        <w:t>oxanorbornene</w:t>
-      </w:r>
-      <w:r>
-        <w:rPr>
-          <w:rFonts w:cstheme="minorHAnsi"/>
-        </w:rPr>
-        <w:t xml:space="preserve"> with high TONs (300-500) but without cis/trans selectivity. It's worth noting that for such a large protein the conjugation required </w:t>
-      </w:r>
-      <w:r>
-        <w:rPr>
-          <w:rFonts w:cstheme="minorHAnsi"/>
-        </w:rPr>
-        <w:t>genetically engineering a protease cleavage site, denaturing and digesting the protein and renaturing it afterwards to achieve refolding to the original secondary structure.</w:t>
+        <w:t>G</w:t>
+      </w:r>
+      <w:r>
+        <w:rPr>
+          <w:rFonts w:cstheme="minorHAnsi"/>
+        </w:rPr>
+        <w:t>II catalyst, AquaMet and the free biotin-Ru species</w:t>
+      </w:r>
+      <w:r>
+        <w:rPr>
+          <w:rFonts w:cstheme="minorHAnsi"/>
+        </w:rPr>
+        <w:t xml:space="preserve"> for RCM reactions inside E. coli cells</w:t>
+      </w:r>
+      <w:r>
+        <w:rPr>
+          <w:rFonts w:cstheme="minorHAnsi"/>
+        </w:rPr>
+        <w:t>.</w:t>
       </w:r>
       <w:r>
         <w:rPr>
           <w:rFonts w:cstheme="minorHAnsi"/>
           <w:vertAlign w:val="superscript"/>
         </w:rPr>
-        <w:t>39</w:t>
-      </w:r>
-    </w:p>
-    <w:p>
-      <w:pPr>
-        <w:bidi w:val="0"/>
-        <w:jc w:val="both"/>
-        <w:rPr>
-          <w:rFonts w:cstheme="minorHAnsi"/>
-        </w:rPr>
-      </w:pPr>
-      <w:r>
-        <w:rPr>
-          <w:rFonts w:cstheme="minorHAnsi"/>
-        </w:rPr>
-        <w:t xml:space="preserve">Streptavidin is a small bacterial β-barrel protein with very high affinity to biotin. This enables </w:t>
-      </w:r>
-      <w:r>
-        <w:rPr>
-          <w:rFonts w:cstheme="minorHAnsi"/>
-        </w:rPr>
-        <w:t xml:space="preserve">non-covalent </w:t>
-      </w:r>
-      <w:r>
-        <w:rPr>
-          <w:rFonts w:cstheme="minorHAnsi"/>
-        </w:rPr>
-        <w:t>conjugation</w:t>
-      </w:r>
-      <w:r>
-        <w:rPr>
-          <w:rFonts w:cstheme="minorHAnsi"/>
-        </w:rPr>
-        <w:t xml:space="preserve"> of a</w:t>
-      </w:r>
-      <w:r>
-        <w:rPr>
-          <w:rFonts w:cstheme="minorHAnsi"/>
-        </w:rPr>
-        <w:t xml:space="preserve"> biotinylated H</w:t>
+        <w:t>14</w:t>
+      </w:r>
+    </w:p>
+    <w:p>
+      <w:pPr>
+        <w:bidi w:val="0"/>
+        <w:jc w:val="both"/>
+        <w:rPr>
+          <w:rFonts w:cstheme="minorHAnsi"/>
+        </w:rPr>
+      </w:pPr>
+      <w:r>
+        <w:rPr>
+          <w:rFonts w:cstheme="minorHAnsi"/>
+        </w:rPr>
+        <w:t>Exploitation of existing binding-site affinity was also used for synthesis of h</w:t>
+      </w:r>
+      <w:r>
+        <w:rPr>
+          <w:rFonts w:cstheme="minorHAnsi"/>
+        </w:rPr>
+        <w:t>uman carbonic anhydrase II (</w:t>
+      </w:r>
+      <w:proofErr w:type="spellStart"/>
+      <w:r>
+        <w:rPr>
+          <w:rFonts w:cstheme="minorHAnsi"/>
+        </w:rPr>
+        <w:t>hCAII</w:t>
+      </w:r>
+      <w:proofErr w:type="spellEnd"/>
+      <w:r>
+        <w:rPr>
+          <w:rFonts w:cstheme="minorHAnsi"/>
+        </w:rPr>
+        <w:t xml:space="preserve">) </w:t>
+      </w:r>
+      <w:proofErr w:type="spellStart"/>
+      <w:r>
+        <w:rPr>
+          <w:rFonts w:cstheme="minorHAnsi"/>
+        </w:rPr>
+        <w:t>ArM.</w:t>
+      </w:r>
+      <w:proofErr w:type="spellEnd"/>
+      <w:r>
+        <w:rPr>
+          <w:rFonts w:cstheme="minorHAnsi"/>
+        </w:rPr>
+        <w:t xml:space="preserve"> Since this enzyme natively contains a Zn ion, installing an </w:t>
+      </w:r>
+      <w:proofErr w:type="spellStart"/>
+      <w:r>
+        <w:rPr>
+          <w:rFonts w:cstheme="minorHAnsi"/>
+        </w:rPr>
+        <w:t>arylsulfonamide</w:t>
+      </w:r>
+      <w:proofErr w:type="spellEnd"/>
+      <w:r>
+        <w:rPr>
+          <w:rFonts w:cstheme="minorHAnsi"/>
+        </w:rPr>
+        <w:t xml:space="preserve"> anchor on a H</w:t>
       </w:r>
       <w:r>
         <w:rPr>
@@ -4395,163 +4706,32 @@
         <w:rPr>
           <w:rFonts w:cstheme="minorHAnsi"/>
         </w:rPr>
-        <w:t>II catalyst</w:t>
-      </w:r>
-      <w:r>
-        <w:rPr>
-          <w:rFonts w:cstheme="minorHAnsi"/>
-        </w:rPr>
-        <w:t xml:space="preserve"> to the protein</w:t>
-      </w:r>
-      <w:r>
-        <w:rPr>
-          <w:rFonts w:cstheme="minorHAnsi"/>
-        </w:rPr>
-        <w:t>.</w:t>
-      </w:r>
-      <w:r>
-        <w:rPr>
-          <w:rFonts w:cstheme="minorHAnsi"/>
-        </w:rPr>
-        <w:t xml:space="preserve"> </w:t>
-      </w:r>
-      <w:r>
-        <w:rPr>
-          <w:rFonts w:cstheme="minorHAnsi"/>
-        </w:rPr>
-        <w:t>A</w:t>
-      </w:r>
-      <w:r>
-        <w:rPr>
-          <w:rFonts w:cstheme="minorHAnsi"/>
-        </w:rPr>
-        <w:t xml:space="preserve"> metalloenzyme created this way outperformed</w:t>
-      </w:r>
-      <w:r>
-        <w:rPr>
-          <w:rFonts w:cstheme="minorHAnsi"/>
-        </w:rPr>
-        <w:t xml:space="preserve"> both </w:t>
-      </w:r>
-      <w:r>
-        <w:rPr>
-          <w:rFonts w:cstheme="minorHAnsi"/>
-        </w:rPr>
-        <w:t xml:space="preserve">classic </w:t>
-      </w:r>
-      <w:r>
-        <w:rPr>
-          <w:rFonts w:cstheme="minorHAnsi"/>
-        </w:rPr>
-        <w:t>H</w:t>
-      </w:r>
-      <w:r>
-        <w:rPr>
-          <w:rFonts w:cstheme="minorHAnsi"/>
-        </w:rPr>
-        <w:t>G</w:t>
-      </w:r>
-      <w:r>
-        <w:rPr>
-          <w:rFonts w:cstheme="minorHAnsi"/>
-        </w:rPr>
-        <w:t>II catalyst, AquaMet and the free biotin-Ru species</w:t>
-      </w:r>
-      <w:r>
-        <w:rPr>
-          <w:rFonts w:cstheme="minorHAnsi"/>
-        </w:rPr>
-        <w:t xml:space="preserve"> for RCM reactions inside E. coli cells</w:t>
-      </w:r>
-      <w:r>
-        <w:rPr>
-          <w:rFonts w:cstheme="minorHAnsi"/>
-        </w:rPr>
-        <w:t>.</w:t>
+        <w:t xml:space="preserve">II catalyst promoted </w:t>
+      </w:r>
+      <w:r>
+        <w:rPr>
+          <w:rFonts w:cstheme="minorHAnsi"/>
+        </w:rPr>
+        <w:t xml:space="preserve">dative </w:t>
+      </w:r>
+      <w:r>
+        <w:rPr>
+          <w:rFonts w:cstheme="minorHAnsi"/>
+        </w:rPr>
+        <w:t xml:space="preserve">binding </w:t>
+      </w:r>
+      <w:r>
+        <w:rPr>
+          <w:rFonts w:cstheme="minorHAnsi"/>
+        </w:rPr>
+        <w:t>of the catalyst to the protein and catalyzed RCM in aqueous conditions with TON of 28 in physiological conditions.</w:t>
       </w:r>
       <w:r>
         <w:rPr>
           <w:rFonts w:cstheme="minorHAnsi"/>
           <w:vertAlign w:val="superscript"/>
         </w:rPr>
-        <w:t>2</w:t>
-      </w:r>
-      <w:r>
-        <w:rPr>
-          <w:rFonts w:cstheme="minorHAnsi"/>
-          <w:vertAlign w:val="superscript"/>
-        </w:rPr>
-        <w:t>5</w:t>
-      </w:r>
-    </w:p>
-    <w:p>
-      <w:pPr>
-        <w:bidi w:val="0"/>
-        <w:jc w:val="both"/>
-        <w:rPr>
-          <w:rFonts w:cstheme="minorHAnsi"/>
-        </w:rPr>
-      </w:pPr>
-      <w:r>
-        <w:rPr>
-          <w:rFonts w:cstheme="minorHAnsi"/>
-        </w:rPr>
-        <w:t>Exploitation of existing binding-site affinity was also used for synthesis of h</w:t>
-      </w:r>
-      <w:r>
-        <w:rPr>
-          <w:rFonts w:cstheme="minorHAnsi"/>
-        </w:rPr>
-        <w:t xml:space="preserve">uman carbonic anhydrase II (hCAII) </w:t>
-      </w:r>
-      <w:r>
-        <w:rPr>
-          <w:rFonts w:cstheme="minorHAnsi"/>
-        </w:rPr>
-        <w:t>ArM.</w:t>
-      </w:r>
-      <w:r>
-        <w:rPr>
-          <w:rFonts w:cstheme="minorHAnsi"/>
-        </w:rPr>
-        <w:t xml:space="preserve"> Since this enzyme natively contains a Zn ion, installing an arylsulfonamide anchor on a H</w:t>
-      </w:r>
-      <w:r>
-        <w:rPr>
-          <w:rFonts w:cstheme="minorHAnsi"/>
-        </w:rPr>
-        <w:t>G</w:t>
-      </w:r>
-      <w:r>
-        <w:rPr>
-          <w:rFonts w:cstheme="minorHAnsi"/>
-        </w:rPr>
-        <w:t xml:space="preserve">II catalyst promoted </w:t>
-      </w:r>
-      <w:r>
-        <w:rPr>
-          <w:rFonts w:cstheme="minorHAnsi"/>
-        </w:rPr>
-        <w:t xml:space="preserve">dative </w:t>
-      </w:r>
-      <w:r>
-        <w:rPr>
-          <w:rFonts w:cstheme="minorHAnsi"/>
-        </w:rPr>
-        <w:t xml:space="preserve">binding </w:t>
-      </w:r>
-      <w:r>
-        <w:rPr>
-          <w:rFonts w:cstheme="minorHAnsi"/>
-        </w:rPr>
-        <w:t>of the catalyst to the protein and catalyzed RCM in aqueous conditions with TON of 28 in physiological conditions.</w:t>
-      </w:r>
-      <w:r>
-        <w:rPr>
-          <w:rFonts w:cstheme="minorHAnsi"/>
-          <w:vertAlign w:val="superscript"/>
-        </w:rPr>
-        <w:t>40</w:t>
+        <w:t>31</w:t>
       </w:r>
     </w:p>
     <w:p>
@@ -4592,12 +4772,14 @@
         </w:rPr>
         <w:t xml:space="preserve">. The study on </w:t>
       </w:r>
+      <w:proofErr w:type="spellStart"/>
       <w:r>
         <w:rPr>
           <w:rFonts w:cstheme="minorHAnsi"/>
         </w:rPr>
         <w:t>FhuA</w:t>
       </w:r>
+      <w:proofErr w:type="spellEnd"/>
       <w:r>
         <w:rPr>
           <w:rFonts w:cstheme="minorHAnsi"/>
@@ -4627,7 +4809,21 @@
         <w:rPr>
           <w:rFonts w:cstheme="minorHAnsi"/>
         </w:rPr>
-        <w:t xml:space="preserve"> of the chain linking the catalyst to the FuhA protein. It was found that the shortest spacer led to the highest TONs and a slightly higher cis/trans ratio of the product – it may be concluded that in this case a long</w:t>
+        <w:t xml:space="preserve"> of the chain linking the catalyst to the </w:t>
+      </w:r>
+      <w:proofErr w:type="spellStart"/>
+      <w:r>
+        <w:rPr>
+          <w:rFonts w:cstheme="minorHAnsi"/>
+        </w:rPr>
+        <w:t>FuhA</w:t>
+      </w:r>
+      <w:proofErr w:type="spellEnd"/>
+      <w:r>
+        <w:rPr>
+          <w:rFonts w:cstheme="minorHAnsi"/>
+        </w:rPr>
+        <w:t xml:space="preserve"> protein. It was found that the shortest spacer led to the highest TONs and a slightly higher cis/trans ratio of the product – it may be concluded that in this case a long</w:t>
       </w:r>
       <w:r>
         <w:rPr>
@@ -4646,7 +4842,14 @@
           <w:rFonts w:cstheme="minorHAnsi"/>
           <w:vertAlign w:val="superscript"/>
         </w:rPr>
-        <w:t>39</w:t>
+        <w:t>3</w:t>
+      </w:r>
+      <w:r>
+        <w:rPr>
+          <w:rFonts w:cstheme="minorHAnsi"/>
+          <w:vertAlign w:val="superscript"/>
+        </w:rPr>
+        <w:t>0</w:t>
       </w:r>
       <w:r>
         <w:rPr>
@@ -4658,14 +4861,28 @@
         <w:rPr>
           <w:rFonts w:cstheme="minorHAnsi"/>
         </w:rPr>
-        <w:t>when the same catalyst was incorporated to the smaller β-barrel protein nitrobindin, a longer spacer was required both for successful synthesis of the metalloenzyme – to accommodate the bulky NHC ligand – and achieved the highest TONs in ROMP reaction.</w:t>
+        <w:t xml:space="preserve">when the same catalyst was incorporated to the smaller β-barrel protein </w:t>
+      </w:r>
+      <w:proofErr w:type="spellStart"/>
+      <w:r>
+        <w:rPr>
+          <w:rFonts w:cstheme="minorHAnsi"/>
+        </w:rPr>
+        <w:t>nitrobindin</w:t>
+      </w:r>
+      <w:proofErr w:type="spellEnd"/>
+      <w:r>
+        <w:rPr>
+          <w:rFonts w:cstheme="minorHAnsi"/>
+        </w:rPr>
+        <w:t>, a longer spacer was required both for successful synthesis of the metalloenzyme – to accommodate the bulky NHC ligand – and achieved the highest TONs in ROMP reaction.</w:t>
       </w:r>
       <w:r>
         <w:rPr>
           <w:rFonts w:cstheme="minorHAnsi"/>
           <w:vertAlign w:val="superscript"/>
         </w:rPr>
-        <w:t>41</w:t>
+        <w:t>32</w:t>
       </w:r>
       <w:r>
         <w:rPr>
@@ -4782,7 +4999,21 @@
         <w:rPr>
           <w:rFonts w:cstheme="minorHAnsi"/>
         </w:rPr>
-        <w:t xml:space="preserve">catalyst conjugated to nitrobindin discovered that iodide complexes had the highest TONs for several RCM reactions in </w:t>
+        <w:t xml:space="preserve">catalyst conjugated to </w:t>
+      </w:r>
+      <w:proofErr w:type="spellStart"/>
+      <w:r>
+        <w:rPr>
+          <w:rFonts w:cstheme="minorHAnsi"/>
+        </w:rPr>
+        <w:t>nitrobindin</w:t>
+      </w:r>
+      <w:proofErr w:type="spellEnd"/>
+      <w:r>
+        <w:rPr>
+          <w:rFonts w:cstheme="minorHAnsi"/>
+        </w:rPr>
+        <w:t xml:space="preserve"> discovered that iodide complexes had the highest TONs for several RCM reactions in </w:t>
       </w:r>
       <w:r>
         <w:rPr>
@@ -4813,7 +5044,7 @@
           <w:rFonts w:cstheme="minorHAnsi"/>
           <w:vertAlign w:val="superscript"/>
         </w:rPr>
-        <w:t>22</w:t>
+        <w:t>11</w:t>
       </w:r>
       <w:r>
         <w:rPr>
@@ -4831,14 +5062,28 @@
         <w:rPr>
           <w:rFonts w:cstheme="minorHAnsi"/>
         </w:rPr>
-        <w:t>effect – both for catalyst stability and RCM yield – was observed for a different metalloenzyme containing albumin, suggesting that iodide substitution will be helpful for any ArM in which the catalyst is exposed to the aqueous environment.</w:t>
+        <w:t xml:space="preserve">effect – both for catalyst stability and RCM yield – was observed for a different metalloenzyme containing albumin, suggesting that iodide substitution will be helpful for any </w:t>
+      </w:r>
+      <w:proofErr w:type="spellStart"/>
+      <w:r>
+        <w:rPr>
+          <w:rFonts w:cstheme="minorHAnsi"/>
+        </w:rPr>
+        <w:t>ArM</w:t>
+      </w:r>
+      <w:proofErr w:type="spellEnd"/>
+      <w:r>
+        <w:rPr>
+          <w:rFonts w:cstheme="minorHAnsi"/>
+        </w:rPr>
+        <w:t xml:space="preserve"> in which the catalyst is exposed to the aqueous environment.</w:t>
       </w:r>
       <w:r>
         <w:rPr>
           <w:rFonts w:cstheme="minorHAnsi"/>
           <w:vertAlign w:val="superscript"/>
         </w:rPr>
-        <w:t>18</w:t>
+        <w:t>33</w:t>
       </w:r>
       <w:r>
         <w:rPr>
@@ -4865,7 +5110,35 @@
         <w:rPr>
           <w:rFonts w:cstheme="minorHAnsi"/>
         </w:rPr>
-        <w:t>The synthesis of the FhuA ArM required mutagenesis</w:t>
+        <w:t xml:space="preserve">The synthesis of the </w:t>
+      </w:r>
+      <w:proofErr w:type="spellStart"/>
+      <w:r>
+        <w:rPr>
+          <w:rFonts w:cstheme="minorHAnsi"/>
+        </w:rPr>
+        <w:t>FhuA</w:t>
+      </w:r>
+      <w:proofErr w:type="spellEnd"/>
+      <w:r>
+        <w:rPr>
+          <w:rFonts w:cstheme="minorHAnsi"/>
+        </w:rPr>
+        <w:t xml:space="preserve"> </w:t>
+      </w:r>
+      <w:proofErr w:type="spellStart"/>
+      <w:r>
+        <w:rPr>
+          <w:rFonts w:cstheme="minorHAnsi"/>
+        </w:rPr>
+        <w:t>ArM</w:t>
+      </w:r>
+      <w:proofErr w:type="spellEnd"/>
+      <w:r>
+        <w:rPr>
+          <w:rFonts w:cstheme="minorHAnsi"/>
+        </w:rPr>
+        <w:t xml:space="preserve"> required mutagenesis</w:t>
       </w:r>
       <w:r>
         <w:rPr>
@@ -4885,6 +5158,7 @@
         </w:rPr>
         <w:t>II catalyst</w:t>
       </w:r>
+      <w:proofErr w:type="gramStart"/>
       <w:r>
         <w:rPr>
           <w:rFonts w:cstheme="minorHAnsi"/>
@@ -4896,8 +5170,9 @@
           <w:rFonts w:cstheme="minorHAnsi"/>
           <w:vertAlign w:val="superscript"/>
         </w:rPr>
-        <w:t>39</w:t>
-      </w:r>
+        <w:t>30</w:t>
+      </w:r>
+      <w:proofErr w:type="gramEnd"/>
       <w:r>
         <w:rPr>
           <w:rFonts w:cstheme="minorHAnsi"/>
@@ -4920,14 +5195,28 @@
         <w:rPr>
           <w:rFonts w:cstheme="minorHAnsi"/>
         </w:rPr>
-        <w:t xml:space="preserve"> the smaller protein nitrobindin introduced mutations to construct a hydrophobic cavity for catalyst anchoring.</w:t>
+        <w:t xml:space="preserve"> the smaller protein </w:t>
+      </w:r>
+      <w:proofErr w:type="spellStart"/>
+      <w:r>
+        <w:rPr>
+          <w:rFonts w:cstheme="minorHAnsi"/>
+        </w:rPr>
+        <w:t>nitrobindin</w:t>
+      </w:r>
+      <w:proofErr w:type="spellEnd"/>
+      <w:r>
+        <w:rPr>
+          <w:rFonts w:cstheme="minorHAnsi"/>
+        </w:rPr>
+        <w:t xml:space="preserve"> introduced mutations to construct a hydrophobic cavity for catalyst anchoring.</w:t>
       </w:r>
       <w:r>
         <w:rPr>
           <w:rFonts w:cstheme="minorHAnsi"/>
           <w:vertAlign w:val="superscript"/>
         </w:rPr>
-        <w:t>41</w:t>
+        <w:t>32</w:t>
       </w:r>
       <w:r>
         <w:rPr>
@@ -4939,7 +5228,21 @@
         <w:rPr>
           <w:rFonts w:cstheme="minorHAnsi"/>
         </w:rPr>
-        <w:t xml:space="preserve">The most striking usage of mutagenesis for ArM optimization </w:t>
+        <w:t xml:space="preserve">The most striking usage of mutagenesis for </w:t>
+      </w:r>
+      <w:proofErr w:type="spellStart"/>
+      <w:r>
+        <w:rPr>
+          <w:rFonts w:cstheme="minorHAnsi"/>
+        </w:rPr>
+        <w:t>ArM</w:t>
+      </w:r>
+      <w:proofErr w:type="spellEnd"/>
+      <w:r>
+        <w:rPr>
+          <w:rFonts w:cstheme="minorHAnsi"/>
+        </w:rPr>
+        <w:t xml:space="preserve"> optimization </w:t>
       </w:r>
       <w:r>
         <w:rPr>
@@ -4981,7 +5284,21 @@
         <w:rPr>
           <w:rFonts w:cstheme="minorHAnsi"/>
         </w:rPr>
-        <w:t xml:space="preserve"> SAV research employed multiple consecutive rounds of mutagenesis that improved the cell-specific activity of the ArM for a specific reaction.</w:t>
+        <w:t xml:space="preserve"> SAV research employed multiple consecutive rounds of mutagenesis that improved the cell-specific activity of the </w:t>
+      </w:r>
+      <w:proofErr w:type="spellStart"/>
+      <w:r>
+        <w:rPr>
+          <w:rFonts w:cstheme="minorHAnsi"/>
+        </w:rPr>
+        <w:t>ArM</w:t>
+      </w:r>
+      <w:proofErr w:type="spellEnd"/>
+      <w:r>
+        <w:rPr>
+          <w:rFonts w:cstheme="minorHAnsi"/>
+        </w:rPr>
+        <w:t xml:space="preserve"> for a specific reaction.</w:t>
       </w:r>
       <w:r>
         <w:rPr>
@@ -5012,7 +5329,7 @@
           <w:rFonts w:cstheme="minorHAnsi"/>
           <w:vertAlign w:val="superscript"/>
         </w:rPr>
-        <w:t>25</w:t>
+        <w:t>14</w:t>
       </w:r>
       <w:r>
         <w:rPr>
@@ -5090,7 +5407,21 @@
         <w:rPr>
           <w:rFonts w:cstheme="minorHAnsi"/>
         </w:rPr>
-        <w:t xml:space="preserve">each use-case </w:t>
+        <w:t xml:space="preserve">each </w:t>
+      </w:r>
+      <w:proofErr w:type="gramStart"/>
+      <w:r>
+        <w:rPr>
+          <w:rFonts w:cstheme="minorHAnsi"/>
+        </w:rPr>
+        <w:t>use-case</w:t>
+      </w:r>
+      <w:proofErr w:type="gramEnd"/>
+      <w:r>
+        <w:rPr>
+          <w:rFonts w:cstheme="minorHAnsi"/>
+        </w:rPr>
+        <w:t xml:space="preserve"> </w:t>
       </w:r>
       <w:r>
         <w:rPr>
@@ -5310,432 +5641,521 @@
           <w:rFonts w:cstheme="minorHAnsi"/>
           <w:vertAlign w:val="superscript"/>
         </w:rPr>
+        <w:t>34</w:t>
+      </w:r>
+      <w:r>
+        <w:rPr>
+          <w:rFonts w:cstheme="minorHAnsi"/>
+        </w:rPr>
+        <w:t xml:space="preserve"> Further optimization is necessary to adapt this interesting technique to other metathesis reactions and </w:t>
+      </w:r>
+      <w:r>
+        <w:rPr>
+          <w:rFonts w:cstheme="minorHAnsi"/>
+        </w:rPr>
+        <w:t>on</w:t>
+      </w:r>
+      <w:r>
+        <w:rPr>
+          <w:rFonts w:cstheme="minorHAnsi"/>
+        </w:rPr>
+        <w:t xml:space="preserve"> a wider scale.</w:t>
+      </w:r>
+    </w:p>
+    <w:p>
+      <w:pPr>
+        <w:bidi w:val="0"/>
+        <w:jc w:val="both"/>
+        <w:rPr>
+          <w:rFonts w:cstheme="minorHAnsi"/>
+        </w:rPr>
+      </w:pPr>
+    </w:p>
+    <w:p>
+      <w:pPr>
+        <w:pStyle w:val="Heading3"/>
+        <w:rPr>
+          <w:rFonts w:cstheme="minorHAnsi"/>
+        </w:rPr>
+      </w:pPr>
+      <w:r>
+        <w:rPr>
+          <w:rFonts w:cstheme="minorHAnsi"/>
+        </w:rPr>
+        <w:t>S</w:t>
+      </w:r>
+      <w:r>
+        <w:rPr>
+          <w:rFonts w:cstheme="minorHAnsi"/>
+        </w:rPr>
+        <w:t>ubstrate</w:t>
+      </w:r>
+      <w:r>
+        <w:rPr>
+          <w:rFonts w:cstheme="minorHAnsi"/>
+        </w:rPr>
+        <w:t>s</w:t>
+      </w:r>
+      <w:r>
+        <w:rPr>
+          <w:rFonts w:cstheme="minorHAnsi"/>
+        </w:rPr>
+        <w:t xml:space="preserve"> and reaction partners</w:t>
+      </w:r>
+    </w:p>
+    <w:p>
+      <w:pPr>
+        <w:bidi w:val="0"/>
+        <w:jc w:val="both"/>
+        <w:rPr>
+          <w:rFonts w:cstheme="minorHAnsi"/>
+        </w:rPr>
+      </w:pPr>
+      <w:r>
+        <w:rPr>
+          <w:rFonts w:cstheme="minorHAnsi"/>
+        </w:rPr>
+        <w:t>Metatheses in which one of the substrates is a peptide or a protein require the incorporation of alkene-containing amino acids, which are unnatural amino acids (UAAs).</w:t>
+      </w:r>
+      <w:r>
+        <w:rPr>
+          <w:rFonts w:cstheme="minorHAnsi"/>
+        </w:rPr>
+        <w:t xml:space="preserve"> This can be achieved chemically – by modifying an existing residue – or genetically.</w:t>
+      </w:r>
+    </w:p>
+    <w:p>
+      <w:pPr>
+        <w:bidi w:val="0"/>
+        <w:jc w:val="both"/>
+        <w:rPr>
+          <w:rFonts w:cstheme="minorHAnsi"/>
+        </w:rPr>
+      </w:pPr>
+      <w:r>
+        <w:rPr>
+          <w:rFonts w:cstheme="minorHAnsi"/>
+        </w:rPr>
+        <w:t>C</w:t>
+      </w:r>
+      <w:r>
+        <w:rPr>
+          <w:rFonts w:cstheme="minorHAnsi"/>
+        </w:rPr>
+        <w:t>hemical modification</w:t>
+      </w:r>
+      <w:r>
+        <w:rPr>
+          <w:rFonts w:cstheme="minorHAnsi"/>
+        </w:rPr>
+        <w:t xml:space="preserve"> can be achieved by direct allylation with allyl halides. This method was used to convert cysteine to S-</w:t>
+      </w:r>
+      <w:proofErr w:type="spellStart"/>
+      <w:r>
+        <w:rPr>
+          <w:rFonts w:cstheme="minorHAnsi"/>
+        </w:rPr>
+        <w:t>allylcysteine</w:t>
+      </w:r>
+      <w:proofErr w:type="spellEnd"/>
+      <w:r>
+        <w:rPr>
+          <w:rFonts w:cstheme="minorHAnsi"/>
+        </w:rPr>
+        <w:t xml:space="preserve"> (Sac</w:t>
+      </w:r>
+      <w:proofErr w:type="gramStart"/>
+      <w:r>
+        <w:rPr>
+          <w:rFonts w:cstheme="minorHAnsi"/>
+        </w:rPr>
+        <w:t xml:space="preserve">), </w:t>
+      </w:r>
+      <w:r>
+        <w:rPr>
+          <w:rFonts w:cstheme="minorHAnsi"/>
+        </w:rPr>
+        <w:t>and</w:t>
+      </w:r>
+      <w:proofErr w:type="gramEnd"/>
+      <w:r>
+        <w:rPr>
+          <w:rFonts w:cstheme="minorHAnsi"/>
+        </w:rPr>
+        <w:t xml:space="preserve"> </w:t>
+      </w:r>
+      <w:r>
+        <w:rPr>
+          <w:rFonts w:cstheme="minorHAnsi"/>
+        </w:rPr>
+        <w:t>achieved</w:t>
+      </w:r>
+      <w:r>
+        <w:rPr>
+          <w:rFonts w:cstheme="minorHAnsi"/>
+        </w:rPr>
+        <w:t xml:space="preserve"> high conversion rate</w:t>
+      </w:r>
+      <w:r>
+        <w:rPr>
+          <w:rFonts w:cstheme="minorHAnsi"/>
+        </w:rPr>
+        <w:t>s</w:t>
+      </w:r>
+      <w:r>
+        <w:rPr>
+          <w:rFonts w:cstheme="minorHAnsi"/>
+        </w:rPr>
+        <w:t xml:space="preserve"> with </w:t>
+      </w:r>
+      <w:r>
+        <w:rPr>
+          <w:rFonts w:cstheme="minorHAnsi"/>
+        </w:rPr>
+        <w:t>mild conditions</w:t>
+      </w:r>
+      <w:r>
+        <w:rPr>
+          <w:rFonts w:cstheme="minorHAnsi"/>
+        </w:rPr>
+        <w:t xml:space="preserve"> and without denaturing the protein. Since allyl halides may also react with other amino acids</w:t>
+      </w:r>
+      <w:r>
+        <w:rPr>
+          <w:rFonts w:cstheme="minorHAnsi"/>
+        </w:rPr>
+        <w:t xml:space="preserve"> – such as lysine and histidine – a more specific allylation protocol was developed for cysteine</w:t>
+      </w:r>
+      <w:r>
+        <w:rPr>
+          <w:rFonts w:cstheme="minorHAnsi"/>
+        </w:rPr>
+        <w:t xml:space="preserve"> in which the amino acid was first converted to Se-allyl </w:t>
+      </w:r>
+      <w:proofErr w:type="spellStart"/>
+      <w:r>
+        <w:rPr>
+          <w:rFonts w:cstheme="minorHAnsi"/>
+        </w:rPr>
+        <w:t>selenenylsulfide</w:t>
+      </w:r>
+      <w:proofErr w:type="spellEnd"/>
+      <w:r>
+        <w:rPr>
+          <w:rFonts w:cstheme="minorHAnsi"/>
+        </w:rPr>
+        <w:t xml:space="preserve"> using allyl </w:t>
+      </w:r>
+      <w:proofErr w:type="spellStart"/>
+      <w:r>
+        <w:rPr>
+          <w:rFonts w:cstheme="minorHAnsi"/>
+        </w:rPr>
+        <w:t>selenocyanate</w:t>
+      </w:r>
+      <w:proofErr w:type="spellEnd"/>
+      <w:r>
+        <w:rPr>
+          <w:rFonts w:cstheme="minorHAnsi"/>
+        </w:rPr>
+        <w:t xml:space="preserve"> and then underwent rearrangement to form Sac.</w:t>
+      </w:r>
+      <w:r>
+        <w:rPr>
+          <w:rFonts w:cstheme="minorHAnsi"/>
+        </w:rPr>
+        <w:t xml:space="preserve"> Both methods provided an active protein that also reacted in olefin metathesis with allyl alcohol.</w:t>
+      </w:r>
+      <w:r>
+        <w:rPr>
+          <w:rFonts w:cstheme="minorHAnsi"/>
+          <w:vertAlign w:val="superscript"/>
+        </w:rPr>
+        <w:t>35</w:t>
+      </w:r>
+    </w:p>
+    <w:p>
+      <w:pPr>
+        <w:bidi w:val="0"/>
+        <w:jc w:val="both"/>
+        <w:rPr>
+          <w:rFonts w:cstheme="minorHAnsi"/>
+        </w:rPr>
+      </w:pPr>
+      <w:r>
+        <w:rPr>
+          <w:rFonts w:cstheme="minorHAnsi"/>
+        </w:rPr>
+        <w:t xml:space="preserve">Genetic incorporation of UAAs exploits their similarity to natural amino acids which </w:t>
+      </w:r>
+      <w:r>
+        <w:rPr>
+          <w:rFonts w:cstheme="minorHAnsi"/>
+        </w:rPr>
+        <w:t>allows</w:t>
+      </w:r>
+      <w:r>
+        <w:rPr>
+          <w:rFonts w:cstheme="minorHAnsi"/>
+        </w:rPr>
+        <w:t xml:space="preserve"> them to occupy the binding site in aminoacyl-tRNA synthetase</w:t>
+      </w:r>
+      <w:r>
+        <w:rPr>
+          <w:rFonts w:cstheme="minorHAnsi"/>
+        </w:rPr>
+        <w:t xml:space="preserve">. A study testing the incorporation of </w:t>
+      </w:r>
+      <w:r>
+        <w:rPr>
+          <w:rFonts w:cstheme="minorHAnsi"/>
+        </w:rPr>
+        <w:t xml:space="preserve">S and Se </w:t>
+      </w:r>
+      <w:r>
+        <w:rPr>
+          <w:rFonts w:cstheme="minorHAnsi"/>
+        </w:rPr>
+        <w:t>methionine analogues to E. Coli methionyl-tRNA synthetase revealed that</w:t>
+      </w:r>
+      <w:r>
+        <w:rPr>
+          <w:rFonts w:cstheme="minorHAnsi"/>
+        </w:rPr>
+        <w:t xml:space="preserve"> the turnover was the highest for S-allylhomocysteine</w:t>
+      </w:r>
+      <w:r>
+        <w:rPr>
+          <w:rFonts w:cstheme="minorHAnsi"/>
+        </w:rPr>
+        <w:t xml:space="preserve"> (Ahc).</w:t>
+      </w:r>
+      <w:r>
+        <w:rPr>
+          <w:rFonts w:cstheme="minorHAnsi"/>
+        </w:rPr>
+        <w:t xml:space="preserve"> Ahc was also incorporated successfully </w:t>
+      </w:r>
+      <w:proofErr w:type="gramStart"/>
+      <w:r>
+        <w:rPr>
+          <w:rFonts w:cstheme="minorHAnsi"/>
+        </w:rPr>
+        <w:t>to</w:t>
+      </w:r>
+      <w:proofErr w:type="gramEnd"/>
+      <w:r>
+        <w:rPr>
+          <w:rFonts w:cstheme="minorHAnsi"/>
+        </w:rPr>
+        <w:t xml:space="preserve"> multiple proteins in-vivo</w:t>
+      </w:r>
+      <w:r>
+        <w:rPr>
+          <w:rFonts w:cstheme="minorHAnsi"/>
+        </w:rPr>
+        <w:t xml:space="preserve"> while keeping their original secondary structure and function</w:t>
+      </w:r>
+      <w:r>
+        <w:rPr>
+          <w:rFonts w:cstheme="minorHAnsi"/>
+        </w:rPr>
+        <w:t xml:space="preserve">. Cross-metathesis </w:t>
+      </w:r>
+      <w:r>
+        <w:rPr>
+          <w:rFonts w:cstheme="minorHAnsi"/>
+        </w:rPr>
+        <w:t>by H</w:t>
+      </w:r>
+      <w:r>
+        <w:rPr>
+          <w:rFonts w:cstheme="minorHAnsi"/>
+        </w:rPr>
+        <w:t>G</w:t>
+      </w:r>
+      <w:r>
+        <w:rPr>
+          <w:rFonts w:cstheme="minorHAnsi"/>
+        </w:rPr>
+        <w:t xml:space="preserve">II catalyst </w:t>
+      </w:r>
+      <w:r>
+        <w:rPr>
+          <w:rFonts w:cstheme="minorHAnsi"/>
+        </w:rPr>
+        <w:t xml:space="preserve">with allyl alcohol or the fluorescent tracer fluorescein was performed with moderate </w:t>
+      </w:r>
+      <w:r>
+        <w:rPr>
+          <w:rFonts w:cstheme="minorHAnsi"/>
+        </w:rPr>
+        <w:t>to high yields (55%-95%), depending on the protein and the reaction partner.</w:t>
+      </w:r>
+      <w:r>
+        <w:rPr>
+          <w:rFonts w:cstheme="minorHAnsi"/>
+        </w:rPr>
+        <w:t xml:space="preserve"> The same UAA was also installed into the Fc region of immunoglobulin G in a human cell line and reacted</w:t>
+      </w:r>
+      <w:r>
+        <w:rPr>
+          <w:rFonts w:cstheme="minorHAnsi"/>
+        </w:rPr>
+        <w:t xml:space="preserve"> with olefin-biotin, illustrating the potential use for biotin tagging.</w:t>
+      </w:r>
+      <w:r>
+        <w:rPr>
+          <w:rFonts w:cstheme="minorHAnsi"/>
+          <w:vertAlign w:val="superscript"/>
+        </w:rPr>
+        <w:t>15</w:t>
+      </w:r>
+    </w:p>
+    <w:p>
+      <w:pPr>
+        <w:bidi w:val="0"/>
+        <w:jc w:val="both"/>
+        <w:rPr>
+          <w:rFonts w:cstheme="minorHAnsi"/>
+          <w:noProof/>
+        </w:rPr>
+      </w:pPr>
+      <w:r>
+        <w:rPr>
+          <w:rFonts w:cstheme="minorHAnsi"/>
+        </w:rPr>
+        <w:t xml:space="preserve">Derivatives of sulfur-containing amino acids, like cysteine, are </w:t>
+      </w:r>
+      <w:r>
+        <w:rPr>
+          <w:rFonts w:cstheme="minorHAnsi"/>
+        </w:rPr>
+        <w:t>frequently</w:t>
+      </w:r>
+      <w:r>
+        <w:rPr>
+          <w:rFonts w:cstheme="minorHAnsi"/>
+        </w:rPr>
+        <w:t xml:space="preserve"> used in protein olefin metathesis and achieve better yields than other amino acids.</w:t>
+      </w:r>
+      <w:r>
+        <w:rPr>
+          <w:rFonts w:cstheme="minorHAnsi"/>
+          <w:vertAlign w:val="superscript"/>
+        </w:rPr>
+        <w:t>17</w:t>
+      </w:r>
+      <w:r>
+        <w:rPr>
+          <w:rFonts w:cstheme="minorHAnsi"/>
+        </w:rPr>
+        <w:t xml:space="preserve"> This can be explain</w:t>
+      </w:r>
+      <w:r>
+        <w:rPr>
+          <w:rFonts w:cstheme="minorHAnsi"/>
+        </w:rPr>
+        <w:t>ed</w:t>
+      </w:r>
+      <w:r>
+        <w:rPr>
+          <w:rFonts w:cstheme="minorHAnsi"/>
+        </w:rPr>
+        <w:t>, at least in part, by the</w:t>
+      </w:r>
+      <w:r>
+        <w:rPr>
+          <w:rFonts w:cstheme="minorHAnsi"/>
+        </w:rPr>
+        <w:t xml:space="preserve"> allylic</w:t>
+      </w:r>
+      <w:r>
+        <w:rPr>
+          <w:rFonts w:cstheme="minorHAnsi"/>
+        </w:rPr>
+        <w:t xml:space="preserve"> chalcogen effect</w:t>
+      </w:r>
+      <w:r>
+        <w:rPr>
+          <w:rFonts w:cstheme="minorHAnsi"/>
+        </w:rPr>
+        <w:t xml:space="preserve">. The same qualities that make the S-containing GSH a potent deactivator of ruthenium complexes enhance the rate of reactions </w:t>
+      </w:r>
+      <w:r>
+        <w:rPr>
+          <w:rFonts w:cstheme="minorHAnsi"/>
+        </w:rPr>
+        <w:t>of</w:t>
+      </w:r>
+      <w:r>
+        <w:rPr>
+          <w:rFonts w:cstheme="minorHAnsi"/>
+        </w:rPr>
+        <w:t xml:space="preserve"> allyl sulfides – the sulfur atom tends to coordinate to the central ruthenium in the catalyst</w:t>
+      </w:r>
+      <w:r>
+        <w:rPr>
+          <w:rFonts w:cstheme="minorHAnsi"/>
+        </w:rPr>
+        <w:t>, since it's a softer nucleophile than the oxygen in the isopropoxy group</w:t>
+      </w:r>
+      <w:r>
+        <w:rPr>
+          <w:rFonts w:cstheme="minorHAnsi"/>
+        </w:rPr>
+        <w:t xml:space="preserve">. </w:t>
+      </w:r>
+      <w:r>
+        <w:rPr>
+          <w:rFonts w:cstheme="minorHAnsi"/>
+        </w:rPr>
+        <w:t xml:space="preserve">Because </w:t>
+      </w:r>
+      <w:proofErr w:type="gramStart"/>
+      <w:r>
+        <w:rPr>
+          <w:rFonts w:cstheme="minorHAnsi"/>
+        </w:rPr>
+        <w:t>the sulfur</w:t>
+      </w:r>
+      <w:proofErr w:type="gramEnd"/>
+      <w:r>
+        <w:rPr>
+          <w:rFonts w:cstheme="minorHAnsi"/>
+        </w:rPr>
+        <w:t xml:space="preserve"> is bound to the rest of the alkene, this increases the effective concentration of the active species in the metathesis cycle and thus the reaction rate</w:t>
+      </w:r>
+      <w:r>
+        <w:rPr>
+          <w:rFonts w:cstheme="minorHAnsi"/>
+        </w:rPr>
+        <w:t xml:space="preserve"> (figure </w:t>
+      </w:r>
+      <w:r>
+        <w:rPr>
+          <w:rFonts w:cstheme="minorHAnsi"/>
+        </w:rPr>
         <w:t>4</w:t>
       </w:r>
       <w:r>
         <w:rPr>
           <w:rFonts w:cstheme="minorHAnsi"/>
+        </w:rPr>
+        <w:t>)</w:t>
+      </w:r>
+      <w:r>
+        <w:rPr>
+          <w:rFonts w:cstheme="minorHAnsi"/>
+        </w:rPr>
+        <w:t>. Because metathesis catalysts are prone to decomposition in aqueous conditions, the higher rate leads to higher final yield.</w:t>
+      </w:r>
+      <w:r>
+        <w:rPr>
+          <w:rFonts w:cstheme="minorHAnsi"/>
           <w:vertAlign w:val="superscript"/>
         </w:rPr>
-        <w:t>2</w:t>
-      </w:r>
-      <w:r>
-        <w:rPr>
-          <w:rFonts w:cstheme="minorHAnsi"/>
-        </w:rPr>
-        <w:t xml:space="preserve"> Further optimization is necessary to adapt this interesting technique to other metathesis reactions and </w:t>
-      </w:r>
-      <w:r>
-        <w:rPr>
-          <w:rFonts w:cstheme="minorHAnsi"/>
-        </w:rPr>
-        <w:t>on</w:t>
-      </w:r>
-      <w:r>
-        <w:rPr>
-          <w:rFonts w:cstheme="minorHAnsi"/>
-        </w:rPr>
-        <w:t xml:space="preserve"> a wider scale.</w:t>
-      </w:r>
-    </w:p>
-    <w:p>
-      <w:pPr>
-        <w:bidi w:val="0"/>
-        <w:jc w:val="both"/>
-        <w:rPr>
-          <w:rFonts w:cstheme="minorHAnsi"/>
-        </w:rPr>
-      </w:pPr>
-    </w:p>
-    <w:p>
-      <w:pPr>
-        <w:pStyle w:val="Heading3"/>
-        <w:rPr>
-          <w:rFonts w:cstheme="minorHAnsi"/>
-        </w:rPr>
-      </w:pPr>
-      <w:r>
-        <w:rPr>
-          <w:rFonts w:cstheme="minorHAnsi"/>
-        </w:rPr>
-        <w:t>S</w:t>
-      </w:r>
-      <w:r>
-        <w:rPr>
-          <w:rFonts w:cstheme="minorHAnsi"/>
-        </w:rPr>
-        <w:t>ubstrate</w:t>
-      </w:r>
-      <w:r>
-        <w:rPr>
-          <w:rFonts w:cstheme="minorHAnsi"/>
-        </w:rPr>
-        <w:t>s</w:t>
-      </w:r>
-      <w:r>
-        <w:rPr>
-          <w:rFonts w:cstheme="minorHAnsi"/>
-        </w:rPr>
-        <w:t xml:space="preserve"> and reaction partners</w:t>
-      </w:r>
-    </w:p>
-    <w:p>
-      <w:pPr>
-        <w:bidi w:val="0"/>
-        <w:jc w:val="both"/>
-        <w:rPr>
-          <w:rFonts w:cstheme="minorHAnsi"/>
-        </w:rPr>
-      </w:pPr>
-      <w:r>
-        <w:rPr>
-          <w:rFonts w:cstheme="minorHAnsi"/>
-        </w:rPr>
-        <w:t>Metatheses in which one of the substrates is a peptide or a protein require the incorporation of alkene-containing amino acids, which are unnatural amino acids (UAAs).</w:t>
-      </w:r>
-      <w:r>
-        <w:rPr>
-          <w:rFonts w:cstheme="minorHAnsi"/>
-        </w:rPr>
-        <w:t xml:space="preserve"> This can be achieved chemically – by modifying an existing residue – or genetically.</w:t>
-      </w:r>
-    </w:p>
-    <w:p>
-      <w:pPr>
-        <w:bidi w:val="0"/>
-        <w:jc w:val="both"/>
-        <w:rPr>
-          <w:rFonts w:cstheme="minorHAnsi"/>
-        </w:rPr>
-      </w:pPr>
-      <w:r>
-        <w:rPr>
-          <w:rFonts w:cstheme="minorHAnsi"/>
-        </w:rPr>
-        <w:t>C</w:t>
-      </w:r>
-      <w:r>
-        <w:rPr>
-          <w:rFonts w:cstheme="minorHAnsi"/>
-        </w:rPr>
-        <w:t>hemical modification</w:t>
-      </w:r>
-      <w:r>
-        <w:rPr>
-          <w:rFonts w:cstheme="minorHAnsi"/>
-        </w:rPr>
-        <w:t xml:space="preserve"> can be achieved by direct allylation with allyl halides. This method was used to convert cysteine to S-allylcysteine (Sac), </w:t>
-      </w:r>
-      <w:r>
-        <w:rPr>
-          <w:rFonts w:cstheme="minorHAnsi"/>
-        </w:rPr>
-        <w:t xml:space="preserve">and </w:t>
-      </w:r>
-      <w:r>
-        <w:rPr>
-          <w:rFonts w:cstheme="minorHAnsi"/>
-        </w:rPr>
-        <w:t>achieved</w:t>
-      </w:r>
-      <w:r>
-        <w:rPr>
-          <w:rFonts w:cstheme="minorHAnsi"/>
-        </w:rPr>
-        <w:t xml:space="preserve"> high conversion rate</w:t>
-      </w:r>
-      <w:r>
-        <w:rPr>
-          <w:rFonts w:cstheme="minorHAnsi"/>
-        </w:rPr>
-        <w:t>s</w:t>
-      </w:r>
-      <w:r>
-        <w:rPr>
-          <w:rFonts w:cstheme="minorHAnsi"/>
-        </w:rPr>
-        <w:t xml:space="preserve"> with </w:t>
-      </w:r>
-      <w:r>
-        <w:rPr>
-          <w:rFonts w:cstheme="minorHAnsi"/>
-        </w:rPr>
-        <w:t>mild conditions</w:t>
-      </w:r>
-      <w:r>
-        <w:rPr>
-          <w:rFonts w:cstheme="minorHAnsi"/>
-        </w:rPr>
-        <w:t xml:space="preserve"> and without denaturing the protein. Since allyl halides may also react with other amino acids</w:t>
-      </w:r>
-      <w:r>
-        <w:rPr>
-          <w:rFonts w:cstheme="minorHAnsi"/>
-        </w:rPr>
-        <w:t xml:space="preserve"> – such as lysine and histidine – a more specific allylation protocol was developed for cysteine</w:t>
-      </w:r>
-      <w:r>
-        <w:rPr>
-          <w:rFonts w:cstheme="minorHAnsi"/>
-        </w:rPr>
-        <w:t xml:space="preserve"> in which the amino acid was first converted to Se-allyl selenenylsulfide using allyl selenocyanate and then underwent rearrangement to form Sac.</w:t>
-      </w:r>
-      <w:r>
-        <w:rPr>
-          <w:rFonts w:cstheme="minorHAnsi"/>
-        </w:rPr>
-        <w:t xml:space="preserve"> Both methods provided an active protein that also reacted in olefin metathesis with allyl alcohol.</w:t>
-      </w:r>
-      <w:r>
-        <w:rPr>
-          <w:rFonts w:cstheme="minorHAnsi"/>
-          <w:vertAlign w:val="superscript"/>
-        </w:rPr>
-        <w:t>43</w:t>
-      </w:r>
-    </w:p>
-    <w:p>
-      <w:pPr>
-        <w:bidi w:val="0"/>
-        <w:jc w:val="both"/>
-        <w:rPr>
-          <w:rFonts w:cstheme="minorHAnsi"/>
-        </w:rPr>
-      </w:pPr>
-      <w:r>
-        <w:rPr>
-          <w:rFonts w:cstheme="minorHAnsi"/>
-        </w:rPr>
-        <w:t xml:space="preserve">Genetic incorporation of UAAs exploits their similarity to natural amino acids which </w:t>
-      </w:r>
-      <w:r>
-        <w:rPr>
-          <w:rFonts w:cstheme="minorHAnsi"/>
-        </w:rPr>
-        <w:t>allows</w:t>
-      </w:r>
-      <w:r>
-        <w:rPr>
-          <w:rFonts w:cstheme="minorHAnsi"/>
-        </w:rPr>
-        <w:t xml:space="preserve"> them to occupy the binding site in aminoacyl-tRNA synthetase</w:t>
-      </w:r>
-      <w:r>
-        <w:rPr>
-          <w:rFonts w:cstheme="minorHAnsi"/>
-        </w:rPr>
-        <w:t xml:space="preserve">. A study testing the incorporation of </w:t>
-      </w:r>
-      <w:r>
-        <w:rPr>
-          <w:rFonts w:cstheme="minorHAnsi"/>
-        </w:rPr>
-        <w:t xml:space="preserve">S and Se </w:t>
-      </w:r>
-      <w:r>
-        <w:rPr>
-          <w:rFonts w:cstheme="minorHAnsi"/>
-        </w:rPr>
-        <w:t>methionine analogues to E. Coli methionyl-tRNA synthetase revealed that</w:t>
-      </w:r>
-      <w:r>
-        <w:rPr>
-          <w:rFonts w:cstheme="minorHAnsi"/>
-        </w:rPr>
-        <w:t xml:space="preserve"> the turnover was the highest for S-allylhomocysteine</w:t>
-      </w:r>
-      <w:r>
-        <w:rPr>
-          <w:rFonts w:cstheme="minorHAnsi"/>
-        </w:rPr>
-        <w:t xml:space="preserve"> (Ahc).</w:t>
-      </w:r>
-      <w:r>
-        <w:rPr>
-          <w:rFonts w:cstheme="minorHAnsi"/>
-        </w:rPr>
-        <w:t xml:space="preserve"> Ahc was also incorporated successfully to multiple proteins in-vivo</w:t>
-      </w:r>
-      <w:r>
-        <w:rPr>
-          <w:rFonts w:cstheme="minorHAnsi"/>
-        </w:rPr>
-        <w:t xml:space="preserve"> while keeping their original secondary structure and function</w:t>
-      </w:r>
-      <w:r>
-        <w:rPr>
-          <w:rFonts w:cstheme="minorHAnsi"/>
-        </w:rPr>
-        <w:t xml:space="preserve">. Cross-metathesis </w:t>
-      </w:r>
-      <w:r>
-        <w:rPr>
-          <w:rFonts w:cstheme="minorHAnsi"/>
-        </w:rPr>
-        <w:t>by H</w:t>
-      </w:r>
-      <w:r>
-        <w:rPr>
-          <w:rFonts w:cstheme="minorHAnsi"/>
-        </w:rPr>
-        <w:t>G</w:t>
-      </w:r>
-      <w:r>
-        <w:rPr>
-          <w:rFonts w:cstheme="minorHAnsi"/>
-        </w:rPr>
-        <w:t xml:space="preserve">II catalyst </w:t>
-      </w:r>
-      <w:r>
-        <w:rPr>
-          <w:rFonts w:cstheme="minorHAnsi"/>
-        </w:rPr>
-        <w:t xml:space="preserve">with allyl alcohol or the fluorescent tracer fluorescein was performed with moderate </w:t>
-      </w:r>
-      <w:r>
-        <w:rPr>
-          <w:rFonts w:cstheme="minorHAnsi"/>
-        </w:rPr>
-        <w:t>to high yields (55%-95%), depending on the protein and the reaction partner.</w:t>
-      </w:r>
-      <w:r>
-        <w:rPr>
-          <w:rFonts w:cstheme="minorHAnsi"/>
-        </w:rPr>
-        <w:t xml:space="preserve"> The same UAA was also installed into the Fc region of immunoglobulin G in a human cell line and reacted</w:t>
-      </w:r>
-      <w:r>
-        <w:rPr>
-          <w:rFonts w:cstheme="minorHAnsi"/>
-        </w:rPr>
-        <w:t xml:space="preserve"> with olefin-biotin, illustrating the potential use for biotin tagging.</w:t>
-      </w:r>
-      <w:r>
-        <w:rPr>
-          <w:rFonts w:cstheme="minorHAnsi"/>
-          <w:vertAlign w:val="superscript"/>
-        </w:rPr>
-        <w:t>26</w:t>
-      </w:r>
-    </w:p>
-    <w:p>
-      <w:pPr>
-        <w:bidi w:val="0"/>
-        <w:jc w:val="both"/>
-        <w:rPr>
-          <w:rFonts w:cstheme="minorHAnsi"/>
-          <w:noProof/>
-        </w:rPr>
-      </w:pPr>
-      <w:r>
-        <w:rPr>
-          <w:rFonts w:cstheme="minorHAnsi"/>
-        </w:rPr>
-        <w:t xml:space="preserve">Derivatives of sulfur-containing amino acids, like cysteine, are </w:t>
-      </w:r>
-      <w:r>
-        <w:rPr>
-          <w:rFonts w:cstheme="minorHAnsi"/>
-        </w:rPr>
-        <w:t>frequently</w:t>
-      </w:r>
-      <w:r>
-        <w:rPr>
-          <w:rFonts w:cstheme="minorHAnsi"/>
-        </w:rPr>
-        <w:t xml:space="preserve"> used in protein olefin metathesis and achieve better yields than other amino acids.</w:t>
-      </w:r>
-      <w:r>
-        <w:rPr>
-          <w:rFonts w:cstheme="minorHAnsi"/>
-          <w:vertAlign w:val="superscript"/>
-        </w:rPr>
-        <w:t>28</w:t>
-      </w:r>
-      <w:r>
-        <w:rPr>
-          <w:rFonts w:cstheme="minorHAnsi"/>
-        </w:rPr>
-        <w:t xml:space="preserve"> This can be explain</w:t>
-      </w:r>
-      <w:r>
-        <w:rPr>
-          <w:rFonts w:cstheme="minorHAnsi"/>
-        </w:rPr>
-        <w:t>ed</w:t>
-      </w:r>
-      <w:r>
-        <w:rPr>
-          <w:rFonts w:cstheme="minorHAnsi"/>
-        </w:rPr>
-        <w:t>, at least in part, by the</w:t>
-      </w:r>
-      <w:r>
-        <w:rPr>
-          <w:rFonts w:cstheme="minorHAnsi"/>
-        </w:rPr>
-        <w:t xml:space="preserve"> allylic</w:t>
-      </w:r>
-      <w:r>
-        <w:rPr>
-          <w:rFonts w:cstheme="minorHAnsi"/>
-        </w:rPr>
-        <w:t xml:space="preserve"> chalcogen effect</w:t>
-      </w:r>
-      <w:r>
-        <w:rPr>
-          <w:rFonts w:cstheme="minorHAnsi"/>
-        </w:rPr>
-        <w:t xml:space="preserve">. The same qualities that make the S-containing GSH a potent deactivator of ruthenium complexes enhance the rate of reactions </w:t>
-      </w:r>
-      <w:r>
-        <w:rPr>
-          <w:rFonts w:cstheme="minorHAnsi"/>
-        </w:rPr>
-        <w:t>of</w:t>
-      </w:r>
-      <w:r>
-        <w:rPr>
-          <w:rFonts w:cstheme="minorHAnsi"/>
-        </w:rPr>
-        <w:t xml:space="preserve"> allyl sulfides – the sulfur atom tends to coordinate to the central ruthenium in the catalyst</w:t>
-      </w:r>
-      <w:r>
-        <w:rPr>
-          <w:rFonts w:cstheme="minorHAnsi"/>
-        </w:rPr>
-        <w:t>, since it's a softer nucleophile than the oxygen in the isopropoxy group</w:t>
-      </w:r>
-      <w:r>
-        <w:rPr>
-          <w:rFonts w:cstheme="minorHAnsi"/>
-        </w:rPr>
-        <w:t xml:space="preserve">. </w:t>
-      </w:r>
-      <w:r>
-        <w:rPr>
-          <w:rFonts w:cstheme="minorHAnsi"/>
-        </w:rPr>
-        <w:t>Because the sulfur is bound to the rest of the alkene, this increases the effective concentration of the active species in the metathesis cycle and thus the reaction rate</w:t>
-      </w:r>
-      <w:r>
-        <w:rPr>
-          <w:rFonts w:cstheme="minorHAnsi"/>
-        </w:rPr>
-        <w:t xml:space="preserve"> (figure 5)</w:t>
-      </w:r>
-      <w:r>
-        <w:rPr>
-          <w:rFonts w:cstheme="minorHAnsi"/>
-        </w:rPr>
-        <w:t>. Because metathesis catalysts are prone to decomposition in aqueous conditions, the higher rate leads to higher final yield.</w:t>
-      </w:r>
-      <w:r>
-        <w:rPr>
-          <w:rFonts w:cstheme="minorHAnsi"/>
-          <w:vertAlign w:val="superscript"/>
-        </w:rPr>
-        <w:t>28</w:t>
+        <w:t>17</w:t>
       </w:r>
     </w:p>
     <w:p>
@@ -5760,7 +6180,7 @@
           <w:noProof/>
           <w:vertAlign w:val="superscript"/>
         </w:rPr>
-        <w:t>28</w:t>
+        <w:t>17</w:t>
       </w:r>
       <w:r>
         <w:rPr>
@@ -5775,9 +6195,10 @@
         <w:spacing w:after="0"/>
         <w:jc w:val="both"/>
         <w:rPr>
-          <w:rFonts w:cstheme="minorHAnsi"/>
+          <w:rFonts w:cstheme="minorHAnsi" w:hint="cs"/>
           <w:sz w:val="20"/>
           <w:szCs w:val="20"/>
+          <w:rtl/>
         </w:rPr>
       </w:pPr>
       <w:r>
@@ -5788,15 +6209,17 @@
           <w:sz w:val="20"/>
           <w:szCs w:val="20"/>
         </w:rPr>
-        <w:t>Figure 5</w:t>
-      </w:r>
-      <w:r>
-        <w:rPr>
-          <w:rFonts w:cstheme="minorHAnsi"/>
+        <w:t xml:space="preserve">Figure </w:t>
+      </w:r>
+      <w:r>
+        <w:rPr>
+          <w:rFonts w:cstheme="minorHAnsi"/>
+          <w:b/>
+          <w:bCs/>
           <w:sz w:val="20"/>
           <w:szCs w:val="20"/>
         </w:rPr>
-        <w:t xml:space="preserve"> </w:t>
+        <w:t>4</w:t>
       </w:r>
       <w:r>
         <w:rPr>
@@ -5804,7 +6227,7 @@
           <w:sz w:val="20"/>
           <w:szCs w:val="20"/>
         </w:rPr>
-        <w:t>A m</w:t>
+        <w:t xml:space="preserve"> </w:t>
       </w:r>
       <w:r>
         <w:rPr>
@@ -5812,7 +6235,7 @@
           <w:sz w:val="20"/>
           <w:szCs w:val="20"/>
         </w:rPr>
-        <w:t xml:space="preserve">echanistic </w:t>
+        <w:t>A m</w:t>
       </w:r>
       <w:r>
         <w:rPr>
@@ -5820,7 +6243,7 @@
           <w:sz w:val="20"/>
           <w:szCs w:val="20"/>
         </w:rPr>
-        <w:t>description</w:t>
+        <w:t xml:space="preserve">echanistic </w:t>
       </w:r>
       <w:r>
         <w:rPr>
@@ -5828,16 +6251,25 @@
           <w:sz w:val="20"/>
           <w:szCs w:val="20"/>
         </w:rPr>
-        <w:t xml:space="preserve"> of the allylic chalcogen</w:t>
-      </w:r>
-    </w:p>
-    <w:p>
-      <w:pPr>
-        <w:jc w:val="both"/>
+        <w:t>description</w:t>
+      </w:r>
+      <w:r>
         <w:rPr>
           <w:rFonts w:cstheme="minorHAnsi"/>
           <w:sz w:val="20"/>
           <w:szCs w:val="20"/>
+        </w:rPr>
+        <w:t xml:space="preserve"> of the allylic chalcogen</w:t>
+      </w:r>
+    </w:p>
+    <w:p>
+      <w:pPr>
+        <w:jc w:val="both"/>
+        <w:rPr>
+          <w:rFonts w:cstheme="minorHAnsi" w:hint="cs"/>
+          <w:sz w:val="20"/>
+          <w:szCs w:val="20"/>
+          <w:rtl/>
         </w:rPr>
       </w:pPr>
       <w:r>
@@ -5863,7 +6295,7 @@
           <w:szCs w:val="20"/>
           <w:vertAlign w:val="superscript"/>
         </w:rPr>
-        <w:t>28</w:t>
+        <w:t>17</w:t>
       </w:r>
     </w:p>
     <w:p>
@@ -5965,449 +6397,477 @@
           <w:noProof/>
           <w:vertAlign w:val="superscript"/>
         </w:rPr>
+        <w:t>17</w:t>
+      </w:r>
+      <w:r>
+        <w:rPr>
+          <w:rFonts w:cstheme="minorHAnsi"/>
+          <w:noProof/>
+        </w:rPr>
+        <w:t xml:space="preserve"> </w:t>
+      </w:r>
+      <w:r>
+        <w:rPr>
+          <w:rFonts w:cstheme="minorHAnsi"/>
+          <w:noProof/>
+        </w:rPr>
+        <w:t>S</w:t>
+      </w:r>
+      <w:r>
+        <w:rPr>
+          <w:rFonts w:cstheme="minorHAnsi"/>
+          <w:noProof/>
+        </w:rPr>
+        <w:t xml:space="preserve">imilarly to catalyst design, the length of the linker chain </w:t>
+      </w:r>
+      <w:r>
+        <w:rPr>
+          <w:rFonts w:cstheme="minorHAnsi"/>
+          <w:noProof/>
+        </w:rPr>
+        <w:t xml:space="preserve">of the reactant is significant to accommodate the bulk of the metathesis reactants and catalyst (though in the cited </w:t>
+      </w:r>
+      <w:r>
+        <w:rPr>
+          <w:rFonts w:cstheme="minorHAnsi"/>
+          <w:noProof/>
+        </w:rPr>
+        <w:t>article</w:t>
+      </w:r>
+      <w:r>
+        <w:rPr>
+          <w:rFonts w:cstheme="minorHAnsi"/>
+          <w:noProof/>
+        </w:rPr>
+        <w:t>, less significant than the effect of selenium substitution).</w:t>
+      </w:r>
+    </w:p>
+    <w:p>
+      <w:pPr>
+        <w:jc w:val="both"/>
+        <w:rPr>
+          <w:rFonts w:cstheme="minorHAnsi" w:hint="cs"/>
+        </w:rPr>
+      </w:pPr>
+    </w:p>
+    <w:p>
+      <w:pPr>
+        <w:pStyle w:val="Heading3"/>
+        <w:rPr>
+          <w:rFonts w:cstheme="minorHAnsi"/>
+        </w:rPr>
+      </w:pPr>
+      <w:r>
+        <w:rPr>
+          <w:rFonts w:cstheme="minorHAnsi"/>
+        </w:rPr>
+        <w:t>A</w:t>
+      </w:r>
+      <w:r>
+        <w:rPr>
+          <w:rFonts w:cstheme="minorHAnsi"/>
+        </w:rPr>
+        <w:t>dditional reagents</w:t>
+      </w:r>
+    </w:p>
+    <w:p>
+      <w:pPr>
+        <w:bidi w:val="0"/>
+        <w:jc w:val="both"/>
+        <w:rPr>
+          <w:rFonts w:cstheme="minorHAnsi"/>
+          <w:vertAlign w:val="superscript"/>
+        </w:rPr>
+      </w:pPr>
+      <w:r>
+        <w:rPr>
+          <w:rFonts w:cstheme="minorHAnsi"/>
+        </w:rPr>
+        <w:t>As was mentioned before, in-vivo olefin metathesis is limited by deactivation and decomposition</w:t>
+      </w:r>
+      <w:r>
+        <w:rPr>
+          <w:rFonts w:cstheme="minorHAnsi"/>
+        </w:rPr>
+        <w:t xml:space="preserve"> </w:t>
+      </w:r>
+      <w:r>
+        <w:rPr>
+          <w:rFonts w:cstheme="minorHAnsi"/>
+        </w:rPr>
+        <w:t>of the catalyst, in some instances by dimerization or chelate formation of the ruthenium complexes.</w:t>
+      </w:r>
+      <w:r>
+        <w:rPr>
+          <w:rFonts w:cstheme="minorHAnsi"/>
+          <w:vertAlign w:val="superscript"/>
+        </w:rPr>
+        <w:t>22</w:t>
+      </w:r>
+      <w:r>
+        <w:rPr>
+          <w:rFonts w:cstheme="minorHAnsi"/>
+        </w:rPr>
+        <w:t xml:space="preserve"> </w:t>
+      </w:r>
+      <w:r>
+        <w:rPr>
+          <w:rFonts w:cstheme="minorHAnsi"/>
+        </w:rPr>
+        <w:t>Addition of MgCl</w:t>
+      </w:r>
+      <w:r>
+        <w:rPr>
+          <w:rFonts w:cstheme="minorHAnsi"/>
+          <w:vertAlign w:val="subscript"/>
+        </w:rPr>
+        <w:t>2</w:t>
+      </w:r>
+      <w:r>
+        <w:rPr>
+          <w:rFonts w:cstheme="minorHAnsi"/>
+        </w:rPr>
+        <w:t xml:space="preserve"> to the solution in aqueous olefin metathesis improve</w:t>
+      </w:r>
+      <w:r>
+        <w:rPr>
+          <w:rFonts w:cstheme="minorHAnsi"/>
+        </w:rPr>
+        <w:t>s</w:t>
+      </w:r>
+      <w:r>
+        <w:rPr>
+          <w:rFonts w:cstheme="minorHAnsi"/>
+        </w:rPr>
+        <w:t xml:space="preserve"> yield</w:t>
+      </w:r>
+      <w:r>
+        <w:rPr>
+          <w:rFonts w:cstheme="minorHAnsi"/>
+        </w:rPr>
+        <w:t xml:space="preserve"> in multiple reactions</w:t>
+      </w:r>
+      <w:r>
+        <w:rPr>
+          <w:rFonts w:cstheme="minorHAnsi"/>
+        </w:rPr>
+        <w:t>,</w:t>
+      </w:r>
+      <w:r>
+        <w:rPr>
+          <w:rFonts w:cstheme="minorHAnsi"/>
+          <w:vertAlign w:val="superscript"/>
+        </w:rPr>
+        <w:t>15,36</w:t>
+      </w:r>
+      <w:r>
+        <w:rPr>
+          <w:rFonts w:cstheme="minorHAnsi"/>
+        </w:rPr>
+        <w:t xml:space="preserve"> </w:t>
+      </w:r>
+      <w:r>
+        <w:rPr>
+          <w:rFonts w:cstheme="minorHAnsi"/>
+        </w:rPr>
+        <w:t xml:space="preserve"> in part because the Mg</w:t>
+      </w:r>
+      <w:r>
+        <w:rPr>
+          <w:rFonts w:cstheme="minorHAnsi"/>
+          <w:vertAlign w:val="superscript"/>
+        </w:rPr>
+        <w:t>+2</w:t>
+      </w:r>
+      <w:r>
+        <w:rPr>
+          <w:rFonts w:cstheme="minorHAnsi"/>
+        </w:rPr>
+        <w:t xml:space="preserve">, a soft </w:t>
+      </w:r>
+      <w:proofErr w:type="spellStart"/>
+      <w:r>
+        <w:rPr>
+          <w:rFonts w:cstheme="minorHAnsi"/>
+        </w:rPr>
+        <w:t>lewis</w:t>
+      </w:r>
+      <w:proofErr w:type="spellEnd"/>
+      <w:r>
+        <w:rPr>
+          <w:rFonts w:cstheme="minorHAnsi"/>
+        </w:rPr>
+        <w:t xml:space="preserve"> acid, disrupts chelate formation.</w:t>
+      </w:r>
+      <w:r>
+        <w:rPr>
+          <w:rFonts w:cstheme="minorHAnsi"/>
+          <w:vertAlign w:val="superscript"/>
+        </w:rPr>
+        <w:t>20</w:t>
+      </w:r>
+      <w:r>
+        <w:rPr>
+          <w:rFonts w:cstheme="minorHAnsi"/>
+        </w:rPr>
+        <w:t xml:space="preserve"> The chloride plays a role as well</w:t>
+      </w:r>
+      <w:r>
+        <w:rPr>
+          <w:rFonts w:cstheme="minorHAnsi"/>
+        </w:rPr>
+        <w:t xml:space="preserve">, as NaCl decreases catalyst decomposition </w:t>
+      </w:r>
+      <w:r>
+        <w:rPr>
+          <w:rFonts w:cstheme="minorHAnsi"/>
+        </w:rPr>
+        <w:t xml:space="preserve">too </w:t>
+      </w:r>
+      <w:r>
+        <w:rPr>
+          <w:rFonts w:cstheme="minorHAnsi"/>
+        </w:rPr>
+        <w:t xml:space="preserve">– it's assumed that a higher chloride </w:t>
+      </w:r>
+      <w:r>
+        <w:rPr>
+          <w:rFonts w:cstheme="minorHAnsi"/>
+        </w:rPr>
+        <w:t xml:space="preserve">concentration </w:t>
+      </w:r>
+      <w:r>
+        <w:rPr>
+          <w:rFonts w:cstheme="minorHAnsi"/>
+        </w:rPr>
+        <w:t xml:space="preserve">shifts the equilibrium constant of the halide exchange decomposition path to favor the </w:t>
+      </w:r>
+      <w:proofErr w:type="spellStart"/>
+      <w:r>
+        <w:rPr>
+          <w:rFonts w:cstheme="minorHAnsi"/>
+        </w:rPr>
+        <w:t>dichloro</w:t>
+      </w:r>
+      <w:proofErr w:type="spellEnd"/>
+      <w:r>
+        <w:rPr>
+          <w:rFonts w:cstheme="minorHAnsi"/>
+        </w:rPr>
+        <w:t xml:space="preserve"> form of the catalyst.</w:t>
+      </w:r>
+      <w:r>
+        <w:rPr>
+          <w:rFonts w:cstheme="minorHAnsi"/>
+          <w:vertAlign w:val="superscript"/>
+        </w:rPr>
+        <w:t>37</w:t>
+      </w:r>
+    </w:p>
+    <w:p>
+      <w:pPr>
+        <w:bidi w:val="0"/>
+        <w:jc w:val="both"/>
+        <w:rPr>
+          <w:rFonts w:cstheme="minorHAnsi"/>
+        </w:rPr>
+      </w:pPr>
+    </w:p>
+    <w:p>
+      <w:pPr>
+        <w:pStyle w:val="Heading3"/>
+        <w:rPr>
+          <w:rFonts w:cstheme="minorHAnsi"/>
+        </w:rPr>
+      </w:pPr>
+      <w:r>
+        <w:rPr>
+          <w:rFonts w:cstheme="minorHAnsi"/>
+        </w:rPr>
+        <w:t>Organism and</w:t>
+      </w:r>
+      <w:r>
+        <w:rPr>
+          <w:rFonts w:cstheme="minorHAnsi"/>
+        </w:rPr>
+        <w:t xml:space="preserve"> </w:t>
+      </w:r>
+      <w:r>
+        <w:rPr>
+          <w:rFonts w:cstheme="minorHAnsi"/>
+        </w:rPr>
+        <w:t xml:space="preserve">biological </w:t>
+      </w:r>
+      <w:r>
+        <w:rPr>
+          <w:rFonts w:cstheme="minorHAnsi"/>
+        </w:rPr>
+        <w:t>microenvironment</w:t>
+      </w:r>
+    </w:p>
+    <w:p>
+      <w:pPr>
+        <w:bidi w:val="0"/>
+        <w:jc w:val="both"/>
+        <w:rPr>
+          <w:rFonts w:cstheme="minorHAnsi"/>
+        </w:rPr>
+      </w:pPr>
+      <w:r>
+        <w:rPr>
+          <w:rFonts w:cstheme="minorHAnsi"/>
+        </w:rPr>
+        <w:t xml:space="preserve">Although </w:t>
+      </w:r>
+      <w:r>
+        <w:rPr>
+          <w:rFonts w:cstheme="minorHAnsi"/>
+        </w:rPr>
+        <w:t xml:space="preserve">metathesis inside cells poses many challenges, careful choice of the environment can minimize them. </w:t>
+      </w:r>
+      <w:r>
+        <w:rPr>
+          <w:rFonts w:cstheme="minorHAnsi"/>
+        </w:rPr>
+        <w:t>For example, to eliminate catalyst decomposition by GSH reduction, olefin metathesis in E. coli was localized to the cell's periplasm – the space between the two bacterial membranes – where glutathione is present in its harmless oxidized form.</w:t>
+      </w:r>
+      <w:r>
+        <w:rPr>
+          <w:rFonts w:cstheme="minorHAnsi"/>
+          <w:vertAlign w:val="superscript"/>
+        </w:rPr>
+        <w:t>14</w:t>
+      </w:r>
+    </w:p>
+    <w:p>
+      <w:pPr>
+        <w:bidi w:val="0"/>
+        <w:jc w:val="both"/>
+        <w:rPr>
+          <w:rFonts w:cstheme="minorHAnsi"/>
+        </w:rPr>
+      </w:pPr>
+      <w:r>
+        <w:rPr>
+          <w:rFonts w:cstheme="minorHAnsi"/>
+        </w:rPr>
+        <w:t>The cytotoxicity of metathesis catalysts is established, for multiple cell types,</w:t>
+      </w:r>
+      <w:r>
+        <w:rPr>
+          <w:rFonts w:cstheme="minorHAnsi"/>
+          <w:vertAlign w:val="superscript"/>
+        </w:rPr>
+        <w:t>28,34,38</w:t>
+      </w:r>
+      <w:r>
+        <w:rPr>
+          <w:rFonts w:cstheme="minorHAnsi"/>
+        </w:rPr>
+        <w:t xml:space="preserve"> but is not equal for every cell. As a dose-dependent comparison of AquaMet effect on viability has shown, </w:t>
+      </w:r>
+      <w:r>
+        <w:rPr>
+          <w:rFonts w:cstheme="minorHAnsi"/>
+        </w:rPr>
+        <w:t>the cell lines HeLa and 1MEA show drastically different survival rates.</w:t>
+      </w:r>
+      <w:r>
+        <w:rPr>
+          <w:rFonts w:cstheme="minorHAnsi"/>
+          <w:vertAlign w:val="superscript"/>
+        </w:rPr>
         <w:t>28</w:t>
       </w:r>
       <w:r>
         <w:rPr>
           <w:rFonts w:cstheme="minorHAnsi"/>
-          <w:noProof/>
-        </w:rPr>
-        <w:t xml:space="preserve"> S</w:t>
-      </w:r>
-      <w:r>
-        <w:rPr>
-          <w:rFonts w:cstheme="minorHAnsi"/>
-          <w:noProof/>
-        </w:rPr>
-        <w:t xml:space="preserve">imilarly to catalyst design, the length of the linker chain </w:t>
-      </w:r>
-      <w:r>
-        <w:rPr>
-          <w:rFonts w:cstheme="minorHAnsi"/>
-          <w:noProof/>
-        </w:rPr>
-        <w:t xml:space="preserve">of the reactant is significant to accommodate the bulk of the metathesis reactants and catalyst (though in the cited </w:t>
-      </w:r>
-      <w:r>
-        <w:rPr>
-          <w:rFonts w:cstheme="minorHAnsi"/>
-          <w:noProof/>
-        </w:rPr>
-        <w:t>article</w:t>
-      </w:r>
-      <w:r>
-        <w:rPr>
-          <w:rFonts w:cstheme="minorHAnsi"/>
-          <w:noProof/>
-        </w:rPr>
-        <w:t>, less significant than the effect of selenium substitution).</w:t>
-      </w:r>
-    </w:p>
-    <w:p>
-      <w:pPr>
-        <w:jc w:val="both"/>
-        <w:rPr>
-          <w:rFonts w:cstheme="minorHAnsi" w:hint="cs"/>
-        </w:rPr>
-      </w:pPr>
-    </w:p>
-    <w:p>
-      <w:pPr>
-        <w:pStyle w:val="Heading3"/>
-        <w:rPr>
-          <w:rFonts w:cstheme="minorHAnsi"/>
-        </w:rPr>
-      </w:pPr>
-      <w:r>
-        <w:rPr>
-          <w:rFonts w:cstheme="minorHAnsi"/>
-        </w:rPr>
-        <w:t>A</w:t>
-      </w:r>
-      <w:r>
-        <w:rPr>
-          <w:rFonts w:cstheme="minorHAnsi"/>
-        </w:rPr>
-        <w:t>dditional reagents</w:t>
-      </w:r>
-    </w:p>
-    <w:p>
-      <w:pPr>
-        <w:bidi w:val="0"/>
-        <w:jc w:val="both"/>
+        </w:rPr>
+        <w:t xml:space="preserve"> The difference can result from the different source organism – human vs mouse</w:t>
+      </w:r>
+      <w:r>
+        <w:rPr>
+          <w:rFonts w:cstheme="minorHAnsi"/>
+        </w:rPr>
+        <w:t>,</w:t>
+      </w:r>
+      <w:r>
+        <w:rPr>
+          <w:rFonts w:cstheme="minorHAnsi"/>
+        </w:rPr>
+        <w:t xml:space="preserve"> source tissue – cervical vs liver cancer – or another factor. This variance proves that some cells are less susceptible to damage than others and so can be targeted for metathesis with minimal effects.</w:t>
+      </w:r>
+    </w:p>
+    <w:p>
+      <w:pPr>
+        <w:bidi w:val="0"/>
+        <w:jc w:val="both"/>
+        <w:rPr>
+          <w:rFonts w:cstheme="minorHAnsi"/>
+        </w:rPr>
+      </w:pPr>
+      <w:r>
+        <w:rPr>
+          <w:rFonts w:cstheme="minorHAnsi"/>
+        </w:rPr>
+        <w:t xml:space="preserve">Another </w:t>
+      </w:r>
+      <w:r>
+        <w:rPr>
+          <w:rFonts w:cstheme="minorHAnsi"/>
+        </w:rPr>
+        <w:t>encouraging</w:t>
+      </w:r>
+      <w:r>
+        <w:rPr>
+          <w:rFonts w:cstheme="minorHAnsi"/>
+        </w:rPr>
+        <w:t xml:space="preserve"> </w:t>
+      </w:r>
+      <w:r>
+        <w:rPr>
+          <w:rFonts w:cstheme="minorHAnsi"/>
+        </w:rPr>
+        <w:t>result is the high cell viability achieved when the catalyst is delivered by polymersomes. The study testing this technique measured HeLa viability</w:t>
+      </w:r>
+      <w:r>
+        <w:rPr>
+          <w:rFonts w:cstheme="minorHAnsi"/>
+        </w:rPr>
+        <w:t xml:space="preserve"> as </w:t>
+      </w:r>
+      <w:proofErr w:type="gramStart"/>
+      <w:r>
+        <w:rPr>
+          <w:rFonts w:cstheme="minorHAnsi"/>
+        </w:rPr>
+        <w:t>well</w:t>
+      </w:r>
+      <w:r>
+        <w:rPr>
+          <w:rFonts w:cstheme="minorHAnsi"/>
+        </w:rPr>
+        <w:t>, and</w:t>
+      </w:r>
+      <w:proofErr w:type="gramEnd"/>
+      <w:r>
+        <w:rPr>
+          <w:rFonts w:cstheme="minorHAnsi"/>
+        </w:rPr>
+        <w:t xml:space="preserve"> achieved </w:t>
+      </w:r>
+      <w:r>
+        <w:rPr>
+          <w:rFonts w:cstheme="minorHAnsi"/>
+        </w:rPr>
+        <w:t>about 80% viability in polymersome concentrations as high as 1 mg/mL, whereas with unprotected AquaMet viability dropped to 50% for concentration of 0.46 mg/mL.</w:t>
+      </w:r>
+      <w:r>
         <w:rPr>
           <w:rFonts w:cstheme="minorHAnsi"/>
           <w:vertAlign w:val="superscript"/>
         </w:rPr>
-      </w:pPr>
-      <w:r>
-        <w:rPr>
-          <w:rFonts w:cstheme="minorHAnsi"/>
-        </w:rPr>
-        <w:t>As was mentioned before, in-vivo olefin metathesis is limited by deactivation and decomposition</w:t>
-      </w:r>
-      <w:r>
-        <w:rPr>
-          <w:rFonts w:cstheme="minorHAnsi"/>
-        </w:rPr>
-        <w:t xml:space="preserve"> </w:t>
-      </w:r>
-      <w:r>
-        <w:rPr>
-          <w:rFonts w:cstheme="minorHAnsi"/>
-        </w:rPr>
-        <w:t>of the catalyst, in some instances by dimerization or chelate formation of the ruthenium complexes.</w:t>
-      </w:r>
-      <w:r>
-        <w:rPr>
-          <w:rFonts w:cstheme="minorHAnsi"/>
-          <w:vertAlign w:val="superscript"/>
-        </w:rPr>
-        <w:t>32</w:t>
-      </w:r>
-      <w:r>
-        <w:rPr>
-          <w:rFonts w:cstheme="minorHAnsi"/>
-        </w:rPr>
-        <w:t xml:space="preserve"> </w:t>
-      </w:r>
-      <w:r>
-        <w:rPr>
-          <w:rFonts w:cstheme="minorHAnsi"/>
-        </w:rPr>
-        <w:t>Addition of MgCl</w:t>
-      </w:r>
-      <w:r>
-        <w:rPr>
-          <w:rFonts w:cstheme="minorHAnsi"/>
-          <w:vertAlign w:val="subscript"/>
-        </w:rPr>
-        <w:t>2</w:t>
-      </w:r>
-      <w:r>
-        <w:rPr>
-          <w:rFonts w:cstheme="minorHAnsi"/>
-        </w:rPr>
-        <w:t xml:space="preserve"> to the solution in aqueous olefin metathesis improve</w:t>
-      </w:r>
-      <w:r>
-        <w:rPr>
-          <w:rFonts w:cstheme="minorHAnsi"/>
-        </w:rPr>
-        <w:t>s</w:t>
-      </w:r>
-      <w:r>
-        <w:rPr>
-          <w:rFonts w:cstheme="minorHAnsi"/>
-        </w:rPr>
-        <w:t xml:space="preserve"> yield</w:t>
-      </w:r>
-      <w:r>
-        <w:rPr>
-          <w:rFonts w:cstheme="minorHAnsi"/>
-        </w:rPr>
-        <w:t xml:space="preserve"> in multiple reactions</w:t>
-      </w:r>
-      <w:r>
-        <w:rPr>
-          <w:rFonts w:cstheme="minorHAnsi"/>
-        </w:rPr>
-        <w:t>,</w:t>
-      </w:r>
-      <w:r>
-        <w:rPr>
-          <w:rFonts w:cstheme="minorHAnsi"/>
-          <w:vertAlign w:val="superscript"/>
-        </w:rPr>
-        <w:t>19,26</w:t>
-      </w:r>
-      <w:r>
-        <w:rPr>
-          <w:rFonts w:cstheme="minorHAnsi"/>
-        </w:rPr>
-        <w:t xml:space="preserve"> </w:t>
-      </w:r>
-      <w:r>
-        <w:rPr>
-          <w:rFonts w:cstheme="minorHAnsi"/>
-        </w:rPr>
-        <w:t xml:space="preserve"> in part because the Mg</w:t>
-      </w:r>
-      <w:r>
-        <w:rPr>
-          <w:rFonts w:cstheme="minorHAnsi"/>
-          <w:vertAlign w:val="superscript"/>
-        </w:rPr>
-        <w:t>+2</w:t>
-      </w:r>
-      <w:r>
-        <w:rPr>
-          <w:rFonts w:cstheme="minorHAnsi"/>
-        </w:rPr>
-        <w:t>, a soft lewis acid, disrupts chelate formation.</w:t>
-      </w:r>
-      <w:r>
-        <w:rPr>
-          <w:rFonts w:cstheme="minorHAnsi"/>
-          <w:vertAlign w:val="superscript"/>
-        </w:rPr>
-        <w:t>30</w:t>
-      </w:r>
-      <w:r>
-        <w:rPr>
-          <w:rFonts w:cstheme="minorHAnsi"/>
-        </w:rPr>
-        <w:t xml:space="preserve"> The chloride plays a role as well</w:t>
-      </w:r>
-      <w:r>
-        <w:rPr>
-          <w:rFonts w:cstheme="minorHAnsi"/>
-        </w:rPr>
-        <w:t xml:space="preserve">, as NaCl decreases catalyst decomposition </w:t>
-      </w:r>
-      <w:r>
-        <w:rPr>
-          <w:rFonts w:cstheme="minorHAnsi"/>
-        </w:rPr>
-        <w:t xml:space="preserve">too </w:t>
-      </w:r>
-      <w:r>
-        <w:rPr>
-          <w:rFonts w:cstheme="minorHAnsi"/>
-        </w:rPr>
-        <w:t xml:space="preserve">– it's assumed that a higher chloride </w:t>
-      </w:r>
-      <w:r>
-        <w:rPr>
-          <w:rFonts w:cstheme="minorHAnsi"/>
-        </w:rPr>
-        <w:t xml:space="preserve">concentration </w:t>
-      </w:r>
-      <w:r>
-        <w:rPr>
-          <w:rFonts w:cstheme="minorHAnsi"/>
-        </w:rPr>
-        <w:t>shifts the equilibrium constant of the halide exchange decomposition path to favor the dichloro form of the catalyst.</w:t>
-      </w:r>
-      <w:r>
-        <w:rPr>
-          <w:rFonts w:cstheme="minorHAnsi"/>
-          <w:vertAlign w:val="superscript"/>
-        </w:rPr>
-        <w:t>4</w:t>
-      </w:r>
-      <w:r>
-        <w:rPr>
-          <w:rFonts w:cstheme="minorHAnsi"/>
-          <w:vertAlign w:val="superscript"/>
-        </w:rPr>
-        <w:t>4</w:t>
-      </w:r>
-    </w:p>
-    <w:p>
-      <w:pPr>
-        <w:bidi w:val="0"/>
-        <w:jc w:val="both"/>
-        <w:rPr>
-          <w:rFonts w:cstheme="minorHAnsi"/>
-        </w:rPr>
-      </w:pPr>
-    </w:p>
-    <w:p>
-      <w:pPr>
-        <w:pStyle w:val="Heading3"/>
-        <w:rPr>
-          <w:rFonts w:cstheme="minorHAnsi"/>
-        </w:rPr>
-      </w:pPr>
-      <w:r>
-        <w:rPr>
-          <w:rFonts w:cstheme="minorHAnsi"/>
-        </w:rPr>
-        <w:t>Organism and</w:t>
-      </w:r>
-      <w:r>
-        <w:rPr>
-          <w:rFonts w:cstheme="minorHAnsi"/>
-        </w:rPr>
-        <w:t xml:space="preserve"> </w:t>
-      </w:r>
-      <w:r>
-        <w:rPr>
-          <w:rFonts w:cstheme="minorHAnsi"/>
-        </w:rPr>
-        <w:t xml:space="preserve">biological </w:t>
-      </w:r>
-      <w:r>
-        <w:rPr>
-          <w:rFonts w:cstheme="minorHAnsi"/>
-        </w:rPr>
-        <w:t>microenvironment</w:t>
-      </w:r>
-    </w:p>
-    <w:p>
-      <w:pPr>
-        <w:bidi w:val="0"/>
-        <w:jc w:val="both"/>
-        <w:rPr>
-          <w:rFonts w:cstheme="minorHAnsi"/>
-        </w:rPr>
-      </w:pPr>
-      <w:r>
-        <w:rPr>
-          <w:rFonts w:cstheme="minorHAnsi"/>
-        </w:rPr>
-        <w:t xml:space="preserve">Although </w:t>
-      </w:r>
-      <w:r>
-        <w:rPr>
-          <w:rFonts w:cstheme="minorHAnsi"/>
-        </w:rPr>
-        <w:t xml:space="preserve">metathesis inside cells poses many challenges, careful choice of the environment can minimize them. </w:t>
-      </w:r>
-      <w:r>
-        <w:rPr>
-          <w:rFonts w:cstheme="minorHAnsi"/>
-        </w:rPr>
-        <w:t>For example, to eliminate catalyst decomposition by GSH reduction, olefin metathesis in E. coli was localized to the cell's periplasm – the space between the two bacterial membranes – where glutathione is present in its harmless oxidized form.</w:t>
-      </w:r>
-      <w:r>
-        <w:rPr>
-          <w:rFonts w:cstheme="minorHAnsi"/>
-          <w:vertAlign w:val="superscript"/>
-        </w:rPr>
-        <w:t>2</w:t>
-      </w:r>
-      <w:r>
-        <w:rPr>
-          <w:rFonts w:cstheme="minorHAnsi"/>
-          <w:vertAlign w:val="superscript"/>
-        </w:rPr>
-        <w:t>5</w:t>
-      </w:r>
-    </w:p>
-    <w:p>
-      <w:pPr>
-        <w:bidi w:val="0"/>
-        <w:jc w:val="both"/>
-        <w:rPr>
-          <w:rFonts w:cstheme="minorHAnsi"/>
-        </w:rPr>
-      </w:pPr>
-      <w:r>
-        <w:rPr>
-          <w:rFonts w:cstheme="minorHAnsi"/>
-        </w:rPr>
-        <w:t>The cytotoxicity of metathesis catalysts is established, for multiple cell types,</w:t>
-      </w:r>
-      <w:r>
-        <w:rPr>
-          <w:rFonts w:cstheme="minorHAnsi"/>
-          <w:vertAlign w:val="superscript"/>
-        </w:rPr>
-        <w:t>1</w:t>
-      </w:r>
-      <w:r>
-        <w:rPr>
-          <w:rFonts w:cstheme="minorHAnsi"/>
-          <w:vertAlign w:val="superscript"/>
-        </w:rPr>
-        <w:t>7,20,42</w:t>
-      </w:r>
-      <w:r>
-        <w:rPr>
-          <w:rFonts w:cstheme="minorHAnsi"/>
-        </w:rPr>
-        <w:t xml:space="preserve"> but is not equal for every cell. As a dose-dependent comparison of AquaMet effect on viability has shown, </w:t>
-      </w:r>
-      <w:r>
-        <w:rPr>
-          <w:rFonts w:cstheme="minorHAnsi"/>
-        </w:rPr>
-        <w:t>the cell lines HeLa and 1MEA show drastically different survival rates.</w:t>
-      </w:r>
-      <w:r>
-        <w:rPr>
-          <w:rFonts w:cstheme="minorHAnsi"/>
-          <w:vertAlign w:val="superscript"/>
-        </w:rPr>
-        <w:t>17</w:t>
-      </w:r>
-      <w:r>
-        <w:rPr>
-          <w:rFonts w:cstheme="minorHAnsi"/>
-        </w:rPr>
-        <w:t xml:space="preserve"> The difference can result from the different source organism – human vs mouse</w:t>
-      </w:r>
-      <w:r>
-        <w:rPr>
-          <w:rFonts w:cstheme="minorHAnsi"/>
-        </w:rPr>
-        <w:t>,</w:t>
-      </w:r>
-      <w:r>
-        <w:rPr>
-          <w:rFonts w:cstheme="minorHAnsi"/>
-        </w:rPr>
-        <w:t xml:space="preserve"> source tissue – cervical vs liver cancer – or another factor. This variance proves that some cells are less susceptible to damage than others and so can be targeted for metathesis with minimal effects.</w:t>
-      </w:r>
-    </w:p>
-    <w:p>
-      <w:pPr>
-        <w:bidi w:val="0"/>
-        <w:jc w:val="both"/>
-        <w:rPr>
-          <w:rFonts w:cstheme="minorHAnsi"/>
-        </w:rPr>
-      </w:pPr>
-      <w:r>
-        <w:rPr>
-          <w:rFonts w:cstheme="minorHAnsi"/>
-        </w:rPr>
-        <w:t xml:space="preserve">Another </w:t>
-      </w:r>
-      <w:r>
-        <w:rPr>
-          <w:rFonts w:cstheme="minorHAnsi"/>
-        </w:rPr>
-        <w:t>encouraging</w:t>
-      </w:r>
-      <w:r>
-        <w:rPr>
-          <w:rFonts w:cstheme="minorHAnsi"/>
-        </w:rPr>
-        <w:t xml:space="preserve"> </w:t>
-      </w:r>
-      <w:r>
-        <w:rPr>
-          <w:rFonts w:cstheme="minorHAnsi"/>
-        </w:rPr>
-        <w:t>result is the high cell viability achieved when the catalyst is delivered by polymersomes. The study testing this technique measured HeLa viability</w:t>
-      </w:r>
-      <w:r>
-        <w:rPr>
-          <w:rFonts w:cstheme="minorHAnsi"/>
-        </w:rPr>
-        <w:t xml:space="preserve"> as well</w:t>
-      </w:r>
-      <w:r>
-        <w:rPr>
-          <w:rFonts w:cstheme="minorHAnsi"/>
-        </w:rPr>
-        <w:t xml:space="preserve">, and achieved </w:t>
-      </w:r>
-      <w:r>
-        <w:rPr>
-          <w:rFonts w:cstheme="minorHAnsi"/>
-        </w:rPr>
-        <w:t>about 80% viability in polymersome concentrations as high as 1 mg/mL, whereas with unprotected AquaMet viability dropped to 50% for concentration of 0.46 mg/mL.</w:t>
-      </w:r>
-      <w:r>
-        <w:rPr>
-          <w:rFonts w:cstheme="minorHAnsi"/>
-          <w:vertAlign w:val="superscript"/>
-        </w:rPr>
-        <w:t>17,42</w:t>
+        <w:t>28,34</w:t>
       </w:r>
       <w:r>
         <w:rPr>
@@ -6427,27 +6887,14 @@
     </w:p>
     <w:p>
       <w:pPr>
-        <w:bidi w:val="0"/>
-        <w:rPr>
-          <w:rFonts w:cstheme="minorHAnsi"/>
-          <w:b/>
-          <w:bCs/>
-          <w:sz w:val="28"/>
-          <w:szCs w:val="28"/>
-        </w:rPr>
-      </w:pPr>
-      <w:r>
-        <w:rPr>
-          <w:rFonts w:cstheme="minorHAnsi"/>
-        </w:rPr>
-        <w:lastRenderedPageBreak/>
+        <w:pStyle w:val="Heading2"/>
+      </w:pPr>
+      <w:r>
+        <w:rPr>
+          <w:rFonts w:cstheme="minorHAnsi"/>
+        </w:rPr>
         <w:br w:type="page"/>
       </w:r>
-    </w:p>
-    <w:p>
-      <w:pPr>
-        <w:pStyle w:val="Heading2"/>
-      </w:pPr>
       <w:r>
         <w:lastRenderedPageBreak/>
         <w:t>Use cases</w:t>
@@ -6496,7 +6943,7 @@
           <w:rFonts w:cstheme="minorHAnsi"/>
           <w:vertAlign w:val="superscript"/>
         </w:rPr>
-        <w:t>10</w:t>
+        <w:t>39</w:t>
       </w:r>
       <w:r>
         <w:rPr>
@@ -6569,14 +7016,28 @@
         <w:rPr>
           <w:rFonts w:cstheme="minorHAnsi"/>
         </w:rPr>
-        <w:t>Synthesis and modification of proteins is one of the best studied applications of bioorthogonal olefin metathesis. Not only can metathesis catalyze the formation of a protein similar to one found in nature, but through a careful choice of the reacting residues, the synthesized protein can be improved in terms of stability and ligand affinity in comparison to the "natural" form. For example, when an ethylene bridge replaces the disulfide bond in protein this can result in greater conformational rigidity and stability. A study comparing the activity and half-lives of oxytocin agonists and antagonists with these "dicarba analogues", that were synthesized through RCM, found that the substitution increases the half-life while retaining the biological activity of this peptide hormone.</w:t>
+        <w:t xml:space="preserve">Synthesis and modification of proteins is one of the best studied applications of bioorthogonal olefin metathesis. Not only can metathesis catalyze the formation of a protein </w:t>
+      </w:r>
+      <w:proofErr w:type="gramStart"/>
+      <w:r>
+        <w:rPr>
+          <w:rFonts w:cstheme="minorHAnsi"/>
+        </w:rPr>
+        <w:t>similar to</w:t>
+      </w:r>
+      <w:proofErr w:type="gramEnd"/>
+      <w:r>
+        <w:rPr>
+          <w:rFonts w:cstheme="minorHAnsi"/>
+        </w:rPr>
+        <w:t xml:space="preserve"> one found in nature, but through a careful choice of the reacting residues, the synthesized protein can be improved in terms of stability and ligand affinity in comparison to the "natural" form. For example, when an ethylene bridge replaces the disulfide bond in protein this can result in greater conformational rigidity and stability. A study comparing the activity and half-lives of oxytocin agonists and antagonists with these "dicarba analogues", that were synthesized through RCM, found that the substitution increases the half-life while retaining the biological activity of this peptide hormone.</w:t>
       </w:r>
       <w:r>
         <w:rPr>
           <w:rFonts w:cstheme="minorHAnsi"/>
           <w:vertAlign w:val="superscript"/>
         </w:rPr>
-        <w:t>11</w:t>
+        <w:t>40</w:t>
       </w:r>
     </w:p>
     <w:p>
@@ -6598,7 +7059,7 @@
           <w:rFonts w:cstheme="minorHAnsi"/>
           <w:vertAlign w:val="superscript"/>
         </w:rPr>
-        <w:t>12</w:t>
+        <w:t>41</w:t>
       </w:r>
       <w:r>
         <w:rPr>
@@ -6611,7 +7072,7 @@
           <w:rFonts w:cstheme="minorHAnsi"/>
           <w:vertAlign w:val="superscript"/>
         </w:rPr>
-        <w:t>13</w:t>
+        <w:t>42</w:t>
       </w:r>
     </w:p>
     <w:p>
@@ -6633,7 +7094,7 @@
           <w:rFonts w:cstheme="minorHAnsi"/>
           <w:vertAlign w:val="superscript"/>
         </w:rPr>
-        <w:t>14</w:t>
+        <w:t>43</w:t>
       </w:r>
       <w:r>
         <w:rPr>
@@ -6646,42 +7107,49 @@
           <w:rFonts w:cstheme="minorHAnsi"/>
           <w:vertAlign w:val="superscript"/>
         </w:rPr>
-        <w:t>1</w:t>
+        <w:t>18</w:t>
+      </w:r>
+      <w:r>
+        <w:rPr>
+          <w:rFonts w:cstheme="minorHAnsi"/>
+        </w:rPr>
+        <w:t xml:space="preserve"> The ability to modify DNA and DNA-bonding molecules can be used to regulate genes, identify mutations and detect gene expression.</w:t>
+      </w:r>
+    </w:p>
+    <w:p>
+      <w:pPr>
+        <w:bidi w:val="0"/>
+        <w:jc w:val="both"/>
+        <w:rPr>
+          <w:rFonts w:cstheme="minorHAnsi"/>
+        </w:rPr>
+      </w:pPr>
+      <w:r>
+        <w:rPr>
+          <w:rFonts w:cstheme="minorHAnsi"/>
+        </w:rPr>
+        <w:t xml:space="preserve">Ring-closing metathesis was also applied to RNA dinucleotides, </w:t>
+      </w:r>
+      <w:proofErr w:type="gramStart"/>
+      <w:r>
+        <w:rPr>
+          <w:rFonts w:cstheme="minorHAnsi"/>
+        </w:rPr>
+        <w:t>in order to</w:t>
+      </w:r>
+      <w:proofErr w:type="gramEnd"/>
+      <w:r>
+        <w:rPr>
+          <w:rFonts w:cstheme="minorHAnsi"/>
+        </w:rPr>
+        <w:t xml:space="preserve"> increase the steric bulk of the RNA and control its secondary structure.</w:t>
       </w:r>
       <w:r>
         <w:rPr>
           <w:rFonts w:cstheme="minorHAnsi"/>
           <w:vertAlign w:val="superscript"/>
         </w:rPr>
-        <w:t>5</w:t>
-      </w:r>
-      <w:r>
-        <w:rPr>
-          <w:rFonts w:cstheme="minorHAnsi"/>
-        </w:rPr>
-        <w:t xml:space="preserve"> The ability to modify DNA and DNA-bonding molecules can be used to regulate genes, identify mutations and detect gene expression.</w:t>
-      </w:r>
-    </w:p>
-    <w:p>
-      <w:pPr>
-        <w:bidi w:val="0"/>
-        <w:jc w:val="both"/>
-        <w:rPr>
-          <w:rFonts w:cstheme="minorHAnsi"/>
-        </w:rPr>
-      </w:pPr>
-      <w:r>
-        <w:rPr>
-          <w:rFonts w:cstheme="minorHAnsi"/>
-        </w:rPr>
-        <w:t>Ring-closing metathesis was also applied to RNA dinucleotides, in order to increase the steric bulk of the RNA and control its secondary structure.</w:t>
-      </w:r>
-      <w:r>
-        <w:rPr>
-          <w:rFonts w:cstheme="minorHAnsi"/>
-          <w:vertAlign w:val="superscript"/>
-        </w:rPr>
-        <w:t>16</w:t>
+        <w:t>44</w:t>
       </w:r>
       <w:r>
         <w:rPr>
@@ -6788,13 +7256,27 @@
           <w:rFonts w:cstheme="minorHAnsi"/>
           <w:vertAlign w:val="superscript"/>
         </w:rPr>
-        <w:t>17</w:t>
-      </w:r>
-      <w:r>
-        <w:rPr>
-          <w:rFonts w:cstheme="minorHAnsi"/>
-        </w:rPr>
-        <w:t xml:space="preserve"> This generic mechanism may be used for other types of drugs and for other vesicles, as long as they can bind metathesis substrates.</w:t>
+        <w:t>28</w:t>
+      </w:r>
+      <w:r>
+        <w:rPr>
+          <w:rFonts w:cstheme="minorHAnsi"/>
+        </w:rPr>
+        <w:t xml:space="preserve"> This generic mechanism may be used for other types of drugs and for other vesicles, </w:t>
+      </w:r>
+      <w:proofErr w:type="gramStart"/>
+      <w:r>
+        <w:rPr>
+          <w:rFonts w:cstheme="minorHAnsi"/>
+        </w:rPr>
+        <w:t>as long as</w:t>
+      </w:r>
+      <w:proofErr w:type="gramEnd"/>
+      <w:r>
+        <w:rPr>
+          <w:rFonts w:cstheme="minorHAnsi"/>
+        </w:rPr>
+        <w:t xml:space="preserve"> they can bind metathesis substrates.</w:t>
       </w:r>
     </w:p>
     <w:p>
@@ -6853,7 +7335,17 @@
           <w:sz w:val="20"/>
           <w:szCs w:val="20"/>
         </w:rPr>
-        <w:t>Figure 3</w:t>
+        <w:t xml:space="preserve">Figure </w:t>
+      </w:r>
+      <w:r>
+        <w:rPr>
+          <w:rFonts w:cstheme="minorHAnsi"/>
+          <w:b/>
+          <w:bCs/>
+          <w:sz w:val="20"/>
+          <w:szCs w:val="20"/>
+        </w:rPr>
+        <w:t>5</w:t>
       </w:r>
       <w:r>
         <w:rPr>
@@ -6973,7 +7465,21 @@
         <w:rPr>
           <w:rFonts w:cstheme="minorHAnsi"/>
         </w:rPr>
-        <w:t xml:space="preserve">. An artificial metalloenzyme (ArM) was synthesized, containing a </w:t>
+        <w:t>. An artificial metalloenzyme (</w:t>
+      </w:r>
+      <w:proofErr w:type="spellStart"/>
+      <w:r>
+        <w:rPr>
+          <w:rFonts w:cstheme="minorHAnsi"/>
+        </w:rPr>
+        <w:t>ArM</w:t>
+      </w:r>
+      <w:proofErr w:type="spellEnd"/>
+      <w:r>
+        <w:rPr>
+          <w:rFonts w:cstheme="minorHAnsi"/>
+        </w:rPr>
+        <w:t xml:space="preserve">) was synthesized, containing a </w:t>
       </w:r>
       <w:r>
         <w:rPr>
@@ -6985,29 +7491,57 @@
         <w:rPr>
           <w:rFonts w:cstheme="minorHAnsi"/>
         </w:rPr>
-        <w:t>Grubbs second-generation catalyst anchored to human serum albumin protein.  Localization to tumors was achieved by incorporation of the pentapeptide cGRD, which interacts with integrin, a protein that's overexpressed in cancer cells. cGRD was bound to the surface of the ArM so metathesis only proceeded near tumors. The metalloenzyme managed to catalyze the formation of the drug from its precursor through RCM in a solution containing blood, with moderate yield (39%). This technique was next tested in vivo, in mice with implanted tumors. The prodrug administered with the metalloenzyme proved effective in halting tumor growth and achieved better results than direct administration of the drug itself, suggesting that increased specificity does enhance the effectiveness, at least for this drug.</w:t>
+        <w:t xml:space="preserve">Grubbs second-generation catalyst anchored to human serum albumin protein.  Localization to tumors was achieved by incorporation of the pentapeptide cGRD, which interacts with integrin, a protein that's overexpressed in cancer cells. cGRD was bound to the surface of the </w:t>
+      </w:r>
+      <w:proofErr w:type="spellStart"/>
+      <w:r>
+        <w:rPr>
+          <w:rFonts w:cstheme="minorHAnsi"/>
+        </w:rPr>
+        <w:t>ArM</w:t>
+      </w:r>
+      <w:proofErr w:type="spellEnd"/>
+      <w:r>
+        <w:rPr>
+          <w:rFonts w:cstheme="minorHAnsi"/>
+        </w:rPr>
+        <w:t xml:space="preserve"> so metathesis only proceeded near tumors. The metalloenzyme managed to catalyze the formation of the drug from its precursor through RCM in a solution containing blood, with moderate yield (39%). This technique was next tested in vivo, in mice with implanted tumors. The prodrug administered with the metalloenzyme proved effective in halting tumor growth and achieved better results than direct administration of the drug itself, suggesting that increased specificity does enhance the effectiveness, at least for this drug.</w:t>
       </w:r>
       <w:r>
         <w:rPr>
           <w:rFonts w:cstheme="minorHAnsi"/>
           <w:vertAlign w:val="superscript"/>
         </w:rPr>
-        <w:t>18</w:t>
-      </w:r>
-    </w:p>
-    <w:p>
-      <w:pPr>
-        <w:bidi w:val="0"/>
-        <w:jc w:val="both"/>
-        <w:rPr>
-          <w:rFonts w:cstheme="minorHAnsi"/>
-        </w:rPr>
-      </w:pPr>
-      <w:r>
-        <w:rPr>
-          <w:rFonts w:cstheme="minorHAnsi"/>
-        </w:rPr>
-        <w:t>Bioorthogonal olefin metathases can also be used in basic research, since it's ideal for creating artificial metabolic or signaling pathways. A study investigating abiogenesis and the development of modern cells employed this strategy in protocells consisting of only DNA. These cells were loaded with ArMs – Hoveyda</w:t>
+        <w:t>33</w:t>
+      </w:r>
+    </w:p>
+    <w:p>
+      <w:pPr>
+        <w:bidi w:val="0"/>
+        <w:jc w:val="both"/>
+        <w:rPr>
+          <w:rFonts w:cstheme="minorHAnsi"/>
+        </w:rPr>
+      </w:pPr>
+      <w:r>
+        <w:rPr>
+          <w:rFonts w:cstheme="minorHAnsi"/>
+        </w:rPr>
+        <w:t xml:space="preserve">Bioorthogonal olefin metathases can also be used in basic research, since it's ideal for creating artificial metabolic or signaling pathways. A study investigating abiogenesis and the development of modern cells employed this strategy in protocells consisting of only DNA. These cells were loaded with </w:t>
+      </w:r>
+      <w:proofErr w:type="spellStart"/>
+      <w:r>
+        <w:rPr>
+          <w:rFonts w:cstheme="minorHAnsi"/>
+        </w:rPr>
+        <w:t>ArMs</w:t>
+      </w:r>
+      <w:proofErr w:type="spellEnd"/>
+      <w:r>
+        <w:rPr>
+          <w:rFonts w:cstheme="minorHAnsi"/>
+        </w:rPr>
+        <w:t xml:space="preserve"> – Hoveyda</w:t>
       </w:r>
       <w:r>
         <w:rPr>
@@ -7031,14 +7565,28 @@
         <w:rPr>
           <w:rFonts w:cstheme="minorHAnsi"/>
         </w:rPr>
-        <w:t xml:space="preserve"> conjugated to streptavidin through biotin. The ArM catalyzed an RCM reaction that resulted in the release of fluorescent – and thus self-reporting – molecules, and molecules that intercalate into double-stranded DNA and lead to cell swelling by dynamization of the DNA membrane. More cellular effects – cell growth, fusion and functional adaptation – were mimicked without any "natively biological" reactions, illustrating the way abiotic reactions can be adopted by pre-cellular systems that could have evolved into modern cells.</w:t>
+        <w:t xml:space="preserve"> conjugated to streptavidin through biotin. The </w:t>
+      </w:r>
+      <w:proofErr w:type="spellStart"/>
+      <w:r>
+        <w:rPr>
+          <w:rFonts w:cstheme="minorHAnsi"/>
+        </w:rPr>
+        <w:t>ArM</w:t>
+      </w:r>
+      <w:proofErr w:type="spellEnd"/>
+      <w:r>
+        <w:rPr>
+          <w:rFonts w:cstheme="minorHAnsi"/>
+        </w:rPr>
+        <w:t xml:space="preserve"> catalyzed an RCM reaction that resulted in the release of fluorescent – and thus self-reporting – molecules, and molecules that intercalate into double-stranded DNA and lead to cell swelling by dynamization of the DNA membrane. More cellular effects – cell growth, fusion and functional adaptation – were mimicked without any "natively biological" reactions, illustrating the way abiotic reactions can be adopted by pre-cellular systems that could have evolved into modern cells.</w:t>
       </w:r>
       <w:r>
         <w:rPr>
           <w:rFonts w:cstheme="minorHAnsi"/>
           <w:vertAlign w:val="superscript"/>
         </w:rPr>
-        <w:t>19</w:t>
+        <w:t>36</w:t>
       </w:r>
     </w:p>
     <w:p>
@@ -7091,7 +7639,7 @@
           <w:rFonts w:cstheme="minorHAnsi"/>
           <w:vertAlign w:val="superscript"/>
         </w:rPr>
-        <w:t>20</w:t>
+        <w:t>38</w:t>
       </w:r>
       <w:r>
         <w:rPr>
@@ -7855,7 +8403,31 @@
         <w:jc w:val="both"/>
       </w:pPr>
       <w:r>
-        <w:t xml:space="preserve">Jean-Louis Hérisson, P.; Chauvin, Y. Die Makromolekulare Chemie 1971, 141 (1), 161–176. </w:t>
+        <w:t xml:space="preserve">Jean-Louis </w:t>
+      </w:r>
+      <w:proofErr w:type="spellStart"/>
+      <w:r>
+        <w:t>Hérisson</w:t>
+      </w:r>
+      <w:proofErr w:type="spellEnd"/>
+      <w:r>
+        <w:t xml:space="preserve">, P.; Chauvin, Y. Die </w:t>
+      </w:r>
+      <w:proofErr w:type="spellStart"/>
+      <w:r>
+        <w:t>Makromolekulare</w:t>
+      </w:r>
+      <w:proofErr w:type="spellEnd"/>
+      <w:r>
+        <w:t xml:space="preserve"> </w:t>
+      </w:r>
+      <w:proofErr w:type="spellStart"/>
+      <w:r>
+        <w:t>Chemie</w:t>
+      </w:r>
+      <w:proofErr w:type="spellEnd"/>
+      <w:r>
+        <w:t xml:space="preserve"> 1971, 141 (1), 161–176. </w:t>
       </w:r>
       <w:r>
         <w:t>https://doi.org/10.1002/macp.1971.021410112</w:t>
@@ -7875,7 +8447,23 @@
         <w:jc w:val="both"/>
       </w:pPr>
       <w:r>
-        <w:t>Reany, O.; Gabriel Lemcoff, N. Light Guided Chemoselective Olefin Metathesis Reactions. Pure and Applied Chemistry 2017, 89 (6), 829–840. https://doi.org/10.1515/pac-2016-1221.</w:t>
+        <w:t xml:space="preserve">Reany, O.; Gabriel </w:t>
+      </w:r>
+      <w:proofErr w:type="spellStart"/>
+      <w:r>
+        <w:t>Lemcoff</w:t>
+      </w:r>
+      <w:proofErr w:type="spellEnd"/>
+      <w:r>
+        <w:t xml:space="preserve">, N. Light Guided </w:t>
+      </w:r>
+      <w:proofErr w:type="spellStart"/>
+      <w:r>
+        <w:t>Chemoselective</w:t>
+      </w:r>
+      <w:proofErr w:type="spellEnd"/>
+      <w:r>
+        <w:t xml:space="preserve"> Olefin Metathesis Reactions. Pure and Applied Chemistry 2017, 89 (6), 829–840. https://doi.org/10.1515/pac-2016-1221.</w:t>
       </w:r>
     </w:p>
     <w:p>
@@ -7911,8 +8499,21 @@
       <w:r>
         <w:t xml:space="preserve"> </w:t>
       </w:r>
-      <w:r>
-        <w:t>Vougioukalakis, G. C.; Grubbs, R. H. Ruthenium-Based Heterocyclic Carbene-Coordinated Olefin Metathesis Catalysts†. Chemical Reviews 2010, 110 (3), 1746–1787. https://doi.org/10.1021/cr9002424.</w:t>
+      <w:proofErr w:type="spellStart"/>
+      <w:r>
+        <w:t>Vougioukalakis</w:t>
+      </w:r>
+      <w:proofErr w:type="spellEnd"/>
+      <w:r>
+        <w:t xml:space="preserve">, G. C.; Grubbs, R. H. Ruthenium-Based Heterocyclic Carbene-Coordinated Olefin Metathesis </w:t>
+      </w:r>
+      <w:proofErr w:type="gramStart"/>
+      <w:r>
+        <w:t>Catalysts†.</w:t>
+      </w:r>
+      <w:proofErr w:type="gramEnd"/>
+      <w:r>
+        <w:t xml:space="preserve"> Chemical Reviews 2010, 110 (3), 1746–1787. https://doi.org/10.1021/cr9002424.</w:t>
       </w:r>
     </w:p>
     <w:p>
@@ -7943,10 +8544,15 @@
         <w:t>‌</w:t>
       </w:r>
       <w:r>
-        <w:t xml:space="preserve"> </w:t>
-      </w:r>
-      <w:r>
-        <w:t>Trnka, T. M.; Grubbs, R. H. The Development of L2X2RuCHR Olefin Metathesis Catalysts:  An Organometallic Success Story. Accounts of Chemical Research 2001, 34 (1), 18–29. https://doi.org/10.1021/ar000114f.</w:t>
+        <w:t>Trnka, T. M.; Grubbs, R. H. The Development of L2X2RuCHR Olefin Metathesis Catalysts</w:t>
+      </w:r>
+      <w:proofErr w:type="gramStart"/>
+      <w:r>
+        <w:t>:  An</w:t>
+      </w:r>
+      <w:proofErr w:type="gramEnd"/>
+      <w:r>
+        <w:t xml:space="preserve"> Organometallic Success Story. Accounts of Chemical Research 2001, 34 (1), 18–29. https://doi.org/10.1021/ar000114f.</w:t>
       </w:r>
     </w:p>
     <w:p>
@@ -7963,9 +8569,6 @@
         <w:t>‌</w:t>
       </w:r>
       <w:r>
-        <w:t xml:space="preserve"> </w:t>
-      </w:r>
-      <w:r>
         <w:t>Nguyen, S. T.; Johnson, L. K.; Grubbs, R. H.; Ziller, J. W. Ring-Opening Metathesis Polymerization (ROMP) of Norbornene by a Group VIII Carbene Complex in Protic Media. Journal of the American Chemical Society 1992, 114 (10), 3974–3975. https://doi.org/10.1021/ja00036a053.</w:t>
       </w:r>
     </w:p>
@@ -7983,10 +8586,15 @@
         <w:t>‌</w:t>
       </w:r>
       <w:r>
-        <w:t xml:space="preserve"> </w:t>
-      </w:r>
-      <w:r>
-        <w:t>Scinto, S. L.; Bilodeau, D. A.; Hincapie, R.; Lee, W.; Nguyen, S. S.; Xu, M.; am Ende, C. W.; Finn, M. G.; Lang, K.; Lin, Q.; Pezacki, J. P.; Prescher, J. A.; Robillard, M. S.; Fox, J. M. Bioorthogonal Chemistry. Nature Reviews Methods Primers 2021, 1 (1), 1–23. https://doi.org/10.1038/s43586-021-00028-z.</w:t>
+        <w:t xml:space="preserve">Scinto, S. L.; Bilodeau, D. A.; Hincapie, R.; Lee, W.; Nguyen, S. S.; Xu, M.; am Ende, C. W.; Finn, M. G.; Lang, K.; Lin, Q.; </w:t>
+      </w:r>
+      <w:proofErr w:type="spellStart"/>
+      <w:r>
+        <w:t>Pezacki</w:t>
+      </w:r>
+      <w:proofErr w:type="spellEnd"/>
+      <w:r>
+        <w:t>, J. P.; Prescher, J. A.; Robillard, M. S.; Fox, J. M. Bioorthogonal Chemistry. Nature Reviews Methods Primers 2021, 1 (1), 1–23. https://doi.org/10.1038/s43586-021-00028-z.</w:t>
       </w:r>
     </w:p>
     <w:p>
@@ -8003,9 +8611,6 @@
         <w:t>‌</w:t>
       </w:r>
       <w:r>
-        <w:t xml:space="preserve"> </w:t>
-      </w:r>
-      <w:r>
         <w:t>Saxon, E. Cell Surface Engineering by a Modified Staudinger Reaction. Science 2000, 287 (5460), 2007–2010. https://doi.org/10.1126/science.287.5460.2007.</w:t>
       </w:r>
     </w:p>
@@ -8023,10 +8628,7 @@
         <w:t>‌</w:t>
       </w:r>
       <w:r>
-        <w:t xml:space="preserve"> </w:t>
-      </w:r>
-      <w:r>
-        <w:t>Bird, R. E.; Lemmel, S. A.; Yu, X.; Zhou, Q. A. Bioorthogonal Chemistry and Its Applications. Bioconjugate Chemistry 2021, 32 (12), 2457–2479. https://doi.org/10.1021/acs.bioconjchem.1c00461.</w:t>
+        <w:t>‌Binder, J. B.; Raines, R. T. Olefin Metathesis for Chemical Biology. Current Opinion in Chemical Biology 2008, 12 (6), 767–773. https://doi.org/10.1016/j.cbpa.2008.09.022.</w:t>
       </w:r>
     </w:p>
     <w:p>
@@ -8040,13 +8642,15 @@
         <w:jc w:val="both"/>
       </w:pPr>
       <w:r>
-        <w:t>‌</w:t>
-      </w:r>
-      <w:r>
-        <w:t xml:space="preserve"> </w:t>
-      </w:r>
-      <w:r>
-        <w:t>Stymiest, J. L.; Mitchell, B. F.; Wong, S. J.; Vederas, J. C. Synthesis of Oxytocin Analogues with Replacement of Sulfur by Carbon Gives Potent Antagonists with Increased Stability. 2005, 70 (20), 7799–7809. https://doi.org/10.1021/jo050539l.</w:t>
+        <w:t xml:space="preserve">‌Ingram, A. A.; Wang, D.; Ulrich </w:t>
+      </w:r>
+      <w:proofErr w:type="spellStart"/>
+      <w:r>
+        <w:t>Schwaneberg</w:t>
+      </w:r>
+      <w:proofErr w:type="spellEnd"/>
+      <w:r>
+        <w:t>; Okuda, J. Grubbs-Hoveyda Catalysts Conjugated to a β-Barrel Protein: Effect of Halide Substitution on Aqueous Olefin Metathesis Activity. Journal of Inorganic Biochemistry 2024, 258, 112616–112616. https://doi.org/10.1016/j.jinorgbio.2024.112616.</w:t>
       </w:r>
     </w:p>
     <w:p>
@@ -8060,13 +8664,39 @@
         <w:jc w:val="both"/>
       </w:pPr>
       <w:r>
-        <w:t>‌</w:t>
-      </w:r>
-      <w:r>
-        <w:t xml:space="preserve"> </w:t>
-      </w:r>
-      <w:r>
-        <w:t>Shvedunova, M.; Akhtar, A. Modulation of Cellular Processes by Histone and Non-Histone Protein Acetylation. Nature Reviews Molecular Cell Biology 2022. https://doi.org/10.1038/s41580-021-00441-y.</w:t>
+        <w:t xml:space="preserve">‌Bieniek, M.; </w:t>
+      </w:r>
+      <w:proofErr w:type="spellStart"/>
+      <w:r>
+        <w:t>Michrowska</w:t>
+      </w:r>
+      <w:proofErr w:type="spellEnd"/>
+      <w:r>
+        <w:t xml:space="preserve">, A.; </w:t>
+      </w:r>
+      <w:proofErr w:type="spellStart"/>
+      <w:r>
+        <w:t>Usanov</w:t>
+      </w:r>
+      <w:proofErr w:type="spellEnd"/>
+      <w:r>
+        <w:t xml:space="preserve">, Dmitry L.; Grela, K. </w:t>
+      </w:r>
+      <w:proofErr w:type="gramStart"/>
+      <w:r>
+        <w:t>In an Attempt to</w:t>
+      </w:r>
+      <w:proofErr w:type="gramEnd"/>
+      <w:r>
+        <w:t xml:space="preserve"> Provide a User’s Guide to the Galaxy of Benzylidene, </w:t>
+      </w:r>
+      <w:proofErr w:type="spellStart"/>
+      <w:r>
+        <w:t>Alkoxybenzylidene</w:t>
+      </w:r>
+      <w:proofErr w:type="spellEnd"/>
+      <w:r>
+        <w:t>, and Indenylidene Ruthenium Olefin Metathesis Catalysts. Chemistry - A European Journal 2008, 14 (3), 806–818. https://doi.org/10.1002/chem.200701340.</w:t>
       </w:r>
     </w:p>
     <w:p>
@@ -8080,13 +8710,7 @@
         <w:jc w:val="both"/>
       </w:pPr>
       <w:r>
-        <w:t>‌</w:t>
-      </w:r>
-      <w:r>
-        <w:t xml:space="preserve"> </w:t>
-      </w:r>
-      <w:r>
-        <w:t>Lin, Y. A.; Boutureira, O.; Lercher, L.; Bhushan, B.; Paton, R. S.; Davis, B. G. Rapid Cross-Metathesis for Reversible Protein Modifications via Chemical Access to Se-Allyl-Selenocysteine in Proteins. Journal of the American Chemical Society 2013, 135 (33), 12156–12159. https://doi.org/10.1021/ja403191g.</w:t>
+        <w:t>‌Sabatino, V.; Ward, T. R. Aqueous Olefin Metathesis: Recent Developments and Applications. Beilstein Journal of Organic Chemistry 2019, 15, 445–468. https://doi.org/10.3762/bjoc.15.39.</w:t>
       </w:r>
     </w:p>
     <w:p>
@@ -8100,13 +8724,23 @@
         <w:jc w:val="both"/>
       </w:pPr>
       <w:r>
-        <w:t>‌</w:t>
-      </w:r>
-      <w:r>
-        <w:t xml:space="preserve"> </w:t>
-      </w:r>
-      <w:r>
-        <w:t>Lu, X.; Fan, L.; Phelps, C. B.; Davie, C. P.; Donahue, C. P. Ruthenium Promoted On-DNA Ring-Closing Metathesis and Cross-Metathesis. Bioconjugate Chemistry 2017, 28 (6), 1625–1629. https://doi.org/10.1021/acs.bioconjchem.7b00292.</w:t>
+        <w:t xml:space="preserve">‌Jeschek, M.; Reuter, R.; Heinisch, T.; </w:t>
+      </w:r>
+      <w:proofErr w:type="spellStart"/>
+      <w:r>
+        <w:t>Trindler</w:t>
+      </w:r>
+      <w:proofErr w:type="spellEnd"/>
+      <w:r>
+        <w:t xml:space="preserve">, C.; Klehr, J.; Panke, S.; Ward, T. R. Directed Evolution of Artificial </w:t>
+      </w:r>
+      <w:proofErr w:type="gramStart"/>
+      <w:r>
+        <w:t>Metalloenzymes for</w:t>
+      </w:r>
+      <w:proofErr w:type="gramEnd"/>
+      <w:r>
+        <w:t xml:space="preserve"> in Vivo Metathesis. Nature 2016, 537 (7622), 661–665. https://doi.org/10.1038/nature19114.</w:t>
       </w:r>
     </w:p>
     <w:p>
@@ -8121,10 +8755,31 @@
       </w:pPr>
       <w:r>
         <w:lastRenderedPageBreak/>
-        <w:t>‌</w:t>
-      </w:r>
-      <w:r>
-        <w:t>Blanco, C. O.; Castellanos, R. R.; Fogg, D. E. Anionic Olefin Metathesis Catalysts Enable Modification of Unprotected Biomolecules in Water. ACS Catalysis 2024, 14 (15), 11147–11152. https://doi.org/10.1021/acscatal.4c02811.</w:t>
+        <w:t xml:space="preserve">‌Bhushan, B.; Lin, Y. A.; Bak, M.; </w:t>
+      </w:r>
+      <w:proofErr w:type="spellStart"/>
+      <w:r>
+        <w:t>Anuchit</w:t>
+      </w:r>
+      <w:proofErr w:type="spellEnd"/>
+      <w:r>
+        <w:t xml:space="preserve"> </w:t>
+      </w:r>
+      <w:proofErr w:type="spellStart"/>
+      <w:r>
+        <w:t>Phanumartwiwath</w:t>
+      </w:r>
+      <w:proofErr w:type="spellEnd"/>
+      <w:r>
+        <w:t xml:space="preserve">; Yang, N.; </w:t>
+      </w:r>
+      <w:proofErr w:type="spellStart"/>
+      <w:r>
+        <w:t>Bilyard</w:t>
+      </w:r>
+      <w:proofErr w:type="spellEnd"/>
+      <w:r>
+        <w:t>, M. K.; Tanaka, T.; Hudson, K. L.; Lercher, L.; Stegmann, M.; Mohammed, S.; Davis, B. G. Genetic Incorporation of Olefin Cross-Metathesis Reaction Tags for Protein Modification. Journal of the American Chemical Society 2018, 140 (44), 14599–14603. https://doi.org/10.1021/jacs.8b09433.</w:t>
       </w:r>
     </w:p>
     <w:p>
@@ -8138,15 +8793,987 @@
         <w:jc w:val="both"/>
       </w:pPr>
       <w:r>
+        <w:t xml:space="preserve">Lehman, S. E.; Schwendeman, J. E.; O’Donnell, P. M.; Wagener, K. B. Olefin Isomerization Promoted by Olefin Metathesis Catalysts. </w:t>
+      </w:r>
+      <w:proofErr w:type="spellStart"/>
+      <w:r>
+        <w:t>Inorganica</w:t>
+      </w:r>
+      <w:proofErr w:type="spellEnd"/>
+      <w:r>
+        <w:t xml:space="preserve"> </w:t>
+      </w:r>
+      <w:proofErr w:type="spellStart"/>
+      <w:r>
+        <w:t>Chimica</w:t>
+      </w:r>
+      <w:proofErr w:type="spellEnd"/>
+      <w:r>
+        <w:t xml:space="preserve"> Acta 2003, 345, 190–198. </w:t>
+      </w:r>
+      <w:hyperlink r:id="rId16" w:history="1">
+        <w:r>
+          <w:rPr>
+            <w:rStyle w:val="Hyperlink"/>
+            <w:color w:val="auto"/>
+            <w:u w:val="none"/>
+          </w:rPr>
+          <w:t>https://doi.org/10.1016/s0020-1693(02)01307-5</w:t>
+        </w:r>
+      </w:hyperlink>
+      <w:r>
+        <w:t>.</w:t>
+      </w:r>
+    </w:p>
+    <w:p>
+      <w:pPr>
+        <w:pStyle w:val="ListParagraph"/>
+        <w:numPr>
+          <w:ilvl w:val="0"/>
+          <w:numId w:val="8"/>
+        </w:numPr>
+        <w:bidi w:val="0"/>
+        <w:jc w:val="both"/>
+      </w:pPr>
+      <w:r>
+        <w:t>Lin, Y. A.; Chalker, J. M.; Davis, B. G. Olefin Cross-Metathesis on Proteins: Investigation of Allylic Chalcogen Effects and Guiding Principles in Metathesis Partner Selection. Journal of the American Chemical Society 2010, 132 (47), 16805–16811. https://doi.org/10.1021/ja104994d.</w:t>
+      </w:r>
+    </w:p>
+    <w:p>
+      <w:pPr>
+        <w:pStyle w:val="ListParagraph"/>
+        <w:numPr>
+          <w:ilvl w:val="0"/>
+          <w:numId w:val="8"/>
+        </w:numPr>
+        <w:bidi w:val="0"/>
+        <w:jc w:val="both"/>
+      </w:pPr>
+      <w:r>
+        <w:t>‌Blanco, C. O.; Castellanos, R. R.; Fogg, D. E. Anionic Olefin Metathesis Catalysts Enable Modification of Unprotected Biomolecules in Water. ACS Catalysis 2024, 14 (15), 11147–11152. https://doi.org/10.1021/acscatal.4c02811.</w:t>
+      </w:r>
+    </w:p>
+    <w:p>
+      <w:pPr>
+        <w:pStyle w:val="ListParagraph"/>
+        <w:numPr>
+          <w:ilvl w:val="0"/>
+          <w:numId w:val="8"/>
+        </w:numPr>
+        <w:bidi w:val="0"/>
+        <w:jc w:val="both"/>
+      </w:pPr>
+      <w:r>
+        <w:t>‌Blanco, C. O.; Sims, J.; Nascimento, D. L.; Goudreault, A. Y.; Steinmann, S. N.; Michel, C.; Fogg, D. E. The Impact of Water on Ru-Catalyzed Olefin Metathesis: Potent Deactivating Effects Even at Low Water Concentrations. ACS Catalysis 2021, 11 (2), 893–899. https://doi.org/10.1021/acscatal.0c04279.</w:t>
+      </w:r>
+    </w:p>
+    <w:p>
+      <w:pPr>
+        <w:pStyle w:val="ListParagraph"/>
+        <w:numPr>
+          <w:ilvl w:val="0"/>
+          <w:numId w:val="8"/>
+        </w:numPr>
+        <w:bidi w:val="0"/>
+        <w:jc w:val="both"/>
+      </w:pPr>
+      <w:r>
+        <w:t xml:space="preserve">‌Lin, Y. A.; Chalker, J. M.; Davis, B. G. Olefin Metathesis for Site-Selective Protein Modification. </w:t>
+      </w:r>
+      <w:proofErr w:type="spellStart"/>
+      <w:r>
+        <w:t>ChemBioChem</w:t>
+      </w:r>
+      <w:proofErr w:type="spellEnd"/>
+      <w:r>
+        <w:t xml:space="preserve"> 2009, 10 (6), 959–969. </w:t>
+      </w:r>
+      <w:hyperlink r:id="rId17" w:history="1">
+        <w:r>
+          <w:rPr>
+            <w:rStyle w:val="Hyperlink"/>
+            <w:color w:val="auto"/>
+            <w:u w:val="none"/>
+          </w:rPr>
+          <w:t>https://doi.org/10.1002/cbic.200900002</w:t>
+        </w:r>
+      </w:hyperlink>
+      <w:r>
+        <w:t>.</w:t>
+      </w:r>
+    </w:p>
+    <w:p>
+      <w:pPr>
+        <w:pStyle w:val="ListParagraph"/>
+        <w:numPr>
+          <w:ilvl w:val="0"/>
+          <w:numId w:val="8"/>
+        </w:numPr>
+        <w:bidi w:val="0"/>
+        <w:jc w:val="both"/>
+      </w:pPr>
+      <w:r>
+        <w:t xml:space="preserve">Forman, H. J.; Zhang, H.; Rinna, A. Glutathione: Overview of Its Protective Roles, Measurement, and Biosynthesis. Molecular aspects of medicine 2009, 30 (1-2), 1–12. </w:t>
+      </w:r>
+      <w:hyperlink r:id="rId18" w:history="1">
+        <w:r>
+          <w:rPr>
+            <w:rStyle w:val="Hyperlink"/>
+            <w:color w:val="auto"/>
+            <w:u w:val="none"/>
+          </w:rPr>
+          <w:t>https://doi.org/10.1016/j.mam.2008.08.006</w:t>
+        </w:r>
+      </w:hyperlink>
+      <w:r>
+        <w:t>.</w:t>
+      </w:r>
+    </w:p>
+    <w:p>
+      <w:pPr>
+        <w:pStyle w:val="ListParagraph"/>
+        <w:numPr>
+          <w:ilvl w:val="0"/>
+          <w:numId w:val="8"/>
+        </w:numPr>
+        <w:bidi w:val="0"/>
+        <w:jc w:val="both"/>
+      </w:pPr>
+      <w:r>
+        <w:t xml:space="preserve">James, C. C.; Petrus; Bruin, B. de; Joost. Kinetic Protection of a Water‐Soluble Olefin Metathesis Catalyst for Potential Use under Biological Conditions. </w:t>
+      </w:r>
+      <w:proofErr w:type="spellStart"/>
+      <w:r>
+        <w:t>ChemCatChem</w:t>
+      </w:r>
+      <w:proofErr w:type="spellEnd"/>
+      <w:r>
+        <w:t xml:space="preserve"> 2023, 15 (7). </w:t>
+      </w:r>
+      <w:hyperlink r:id="rId19" w:history="1">
+        <w:r>
+          <w:rPr>
+            <w:rStyle w:val="Hyperlink"/>
+            <w:color w:val="auto"/>
+            <w:u w:val="none"/>
+          </w:rPr>
+          <w:t>https://doi.org/10.1002/cctc.202201272</w:t>
+        </w:r>
+      </w:hyperlink>
+      <w:r>
+        <w:t>.</w:t>
+      </w:r>
+    </w:p>
+    <w:p>
+      <w:pPr>
+        <w:pStyle w:val="ListParagraph"/>
+        <w:numPr>
+          <w:ilvl w:val="0"/>
+          <w:numId w:val="8"/>
+        </w:numPr>
+        <w:bidi w:val="0"/>
+        <w:jc w:val="both"/>
+      </w:pPr>
+      <w:r>
+        <w:t xml:space="preserve">Kotha, S.; </w:t>
+      </w:r>
+      <w:proofErr w:type="spellStart"/>
+      <w:r>
+        <w:t>Mirtunjay</w:t>
+      </w:r>
+      <w:proofErr w:type="spellEnd"/>
+      <w:r>
+        <w:t xml:space="preserve"> Kumar Dipak. Strategies and Tactics in Olefin Metathesis. </w:t>
+      </w:r>
+      <w:r>
+        <w:rPr>
+          <w:i/>
+          <w:iCs/>
+        </w:rPr>
+        <w:t>Tetrahedron</w:t>
+      </w:r>
+      <w:r>
+        <w:t> </w:t>
+      </w:r>
+      <w:r>
+        <w:rPr>
+          <w:b/>
+          <w:bCs/>
+        </w:rPr>
+        <w:t>2012</w:t>
+      </w:r>
+      <w:r>
+        <w:t>, </w:t>
+      </w:r>
+      <w:r>
+        <w:rPr>
+          <w:i/>
+          <w:iCs/>
+        </w:rPr>
+        <w:t>68</w:t>
+      </w:r>
+      <w:r>
+        <w:t xml:space="preserve"> (2), 397–421. </w:t>
+      </w:r>
+      <w:hyperlink r:id="rId20" w:history="1">
+        <w:r>
+          <w:rPr>
+            <w:rStyle w:val="Hyperlink"/>
+            <w:color w:val="auto"/>
+            <w:u w:val="none"/>
+          </w:rPr>
+          <w:t>https://doi.org/10.1016/j.tet.2011.10.018</w:t>
+        </w:r>
+      </w:hyperlink>
+      <w:r>
+        <w:t>.</w:t>
+      </w:r>
+    </w:p>
+    <w:p>
+      <w:pPr>
+        <w:pStyle w:val="ListParagraph"/>
+        <w:numPr>
+          <w:ilvl w:val="0"/>
+          <w:numId w:val="8"/>
+        </w:numPr>
+        <w:bidi w:val="0"/>
+        <w:jc w:val="both"/>
+      </w:pPr>
+      <w:proofErr w:type="spellStart"/>
+      <w:r>
+        <w:t>Yasbin</w:t>
+      </w:r>
+      <w:proofErr w:type="spellEnd"/>
+      <w:r>
+        <w:t>, R. E.; Matthews, C. R.; Clarke, M. J. Mutagenic and Toxic Effects of Ruthenium. </w:t>
+      </w:r>
+      <w:proofErr w:type="spellStart"/>
+      <w:r>
+        <w:rPr>
+          <w:i/>
+          <w:iCs/>
+        </w:rPr>
+        <w:t>Chemico</w:t>
+      </w:r>
+      <w:proofErr w:type="spellEnd"/>
+      <w:r>
+        <w:rPr>
+          <w:i/>
+          <w:iCs/>
+        </w:rPr>
+        <w:t>-Biological Interactions</w:t>
+      </w:r>
+      <w:r>
+        <w:t> </w:t>
+      </w:r>
+      <w:r>
+        <w:rPr>
+          <w:b/>
+          <w:bCs/>
+        </w:rPr>
+        <w:t>1980</w:t>
+      </w:r>
+      <w:r>
+        <w:t>, </w:t>
+      </w:r>
+      <w:r>
+        <w:rPr>
+          <w:i/>
+          <w:iCs/>
+        </w:rPr>
+        <w:t>31</w:t>
+      </w:r>
+      <w:r>
+        <w:t xml:space="preserve"> (3), 355–365. </w:t>
+      </w:r>
+      <w:hyperlink r:id="rId21" w:history="1">
+        <w:r>
+          <w:rPr>
+            <w:rStyle w:val="Hyperlink"/>
+            <w:color w:val="auto"/>
+            <w:u w:val="none"/>
+          </w:rPr>
+          <w:t>https://doi.org/10.1016/0009-2797(80)90023-x</w:t>
+        </w:r>
+      </w:hyperlink>
+      <w:r>
+        <w:t>.</w:t>
+      </w:r>
+    </w:p>
+    <w:p>
+      <w:pPr>
+        <w:pStyle w:val="ListParagraph"/>
+        <w:numPr>
+          <w:ilvl w:val="0"/>
+          <w:numId w:val="8"/>
+        </w:numPr>
+        <w:bidi w:val="0"/>
+        <w:jc w:val="both"/>
+      </w:pPr>
+      <w:r>
+        <w:t xml:space="preserve">Messina, M. S.; Maynard, H. D. Modification of Proteins Using Olefin Metathesis. Materials Chemistry Frontiers 2020, 4 (4), 1040–1051. </w:t>
+      </w:r>
+      <w:hyperlink r:id="rId22" w:history="1">
+        <w:r>
+          <w:rPr>
+            <w:rStyle w:val="Hyperlink"/>
+            <w:color w:val="auto"/>
+            <w:u w:val="none"/>
+          </w:rPr>
+          <w:t>https://doi.org/10.1039/c9qm00494g</w:t>
+        </w:r>
+      </w:hyperlink>
+      <w:r>
+        <w:t>.</w:t>
+      </w:r>
+    </w:p>
+    <w:p>
+      <w:pPr>
+        <w:pStyle w:val="ListParagraph"/>
+        <w:numPr>
+          <w:ilvl w:val="0"/>
+          <w:numId w:val="8"/>
+        </w:numPr>
+        <w:bidi w:val="0"/>
+        <w:jc w:val="both"/>
+      </w:pPr>
+      <w:r>
+        <w:t xml:space="preserve">Garber, S. B.; Kingsbury, J. S.; Gray, B. L.; Hoveyda, A. H. Efficient and Recyclable Monomeric and Dendritic Ru-Based Metathesis Catalysts. Journal of the American Chemical Society 2000, 122 (34), 8168–8179. </w:t>
+      </w:r>
+      <w:hyperlink r:id="rId23" w:history="1">
+        <w:r>
+          <w:rPr>
+            <w:rStyle w:val="Hyperlink"/>
+            <w:color w:val="auto"/>
+            <w:u w:val="none"/>
+          </w:rPr>
+          <w:t>https://doi.org/10.1021/ja001179g</w:t>
+        </w:r>
+      </w:hyperlink>
+      <w:r>
+        <w:t>.</w:t>
+      </w:r>
+    </w:p>
+    <w:p>
+      <w:pPr>
+        <w:pStyle w:val="ListParagraph"/>
+        <w:numPr>
+          <w:ilvl w:val="0"/>
+          <w:numId w:val="8"/>
+        </w:numPr>
+        <w:bidi w:val="0"/>
+        <w:jc w:val="both"/>
+      </w:pPr>
+      <w:r>
+        <w:t xml:space="preserve">Jordan, J.; Grubbs, R. Small‐Molecule N‐Heterocyclic‐Carbene‐Containing Olefin‐Metathesis Catalysts for Use in Water. </w:t>
+      </w:r>
+      <w:proofErr w:type="spellStart"/>
+      <w:r>
+        <w:t>Angewandte</w:t>
+      </w:r>
+      <w:proofErr w:type="spellEnd"/>
+      <w:r>
+        <w:t xml:space="preserve"> </w:t>
+      </w:r>
+      <w:proofErr w:type="spellStart"/>
+      <w:r>
+        <w:t>Chemie</w:t>
+      </w:r>
+      <w:proofErr w:type="spellEnd"/>
+      <w:r>
+        <w:t xml:space="preserve"> International Edition 2007, 46 (27), 5152–5155. </w:t>
+      </w:r>
+      <w:hyperlink r:id="rId24" w:history="1">
+        <w:r>
+          <w:rPr>
+            <w:rStyle w:val="Hyperlink"/>
+            <w:color w:val="auto"/>
+            <w:u w:val="none"/>
+          </w:rPr>
+          <w:t>https://doi.org/10.1002/anie.200701258</w:t>
+        </w:r>
+      </w:hyperlink>
+      <w:r>
+        <w:t>.</w:t>
+      </w:r>
+    </w:p>
+    <w:p>
+      <w:pPr>
+        <w:pStyle w:val="ListParagraph"/>
+        <w:numPr>
+          <w:ilvl w:val="0"/>
+          <w:numId w:val="8"/>
+        </w:numPr>
+        <w:bidi w:val="0"/>
+        <w:jc w:val="both"/>
+      </w:pPr>
+      <w:r>
+        <w:t xml:space="preserve">Kelly, M. P.; Napolitano, T.; Anand, P.; Justin; Jabeen, S.; </w:t>
+      </w:r>
+      <w:proofErr w:type="spellStart"/>
+      <w:r>
+        <w:t>Kuppan</w:t>
+      </w:r>
+      <w:proofErr w:type="spellEnd"/>
+      <w:r>
+        <w:t>, J.; Sujoy Manir; Holford, M. Induced Disassembly of a Virus-like Particle under Physiological Conditions for Venom Peptide Delivery. Bioconjugate Chemistry 2020, 32 (1), 111–120. https://doi.org/10.1021/acs.bioconjchem.0c00494.</w:t>
+      </w:r>
+    </w:p>
+    <w:p>
+      <w:pPr>
+        <w:pStyle w:val="ListParagraph"/>
+        <w:numPr>
+          <w:ilvl w:val="0"/>
+          <w:numId w:val="8"/>
+        </w:numPr>
+        <w:bidi w:val="0"/>
+        <w:jc w:val="both"/>
+      </w:pPr>
+      <w:r>
+        <w:lastRenderedPageBreak/>
+        <w:t xml:space="preserve">Sauer, D. F.; </w:t>
+      </w:r>
+      <w:proofErr w:type="spellStart"/>
+      <w:r>
+        <w:t>Schiffels</w:t>
+      </w:r>
+      <w:proofErr w:type="spellEnd"/>
+      <w:r>
+        <w:t xml:space="preserve">, J.; Hayashi, T.; </w:t>
+      </w:r>
+      <w:proofErr w:type="spellStart"/>
+      <w:r>
+        <w:t>Schwaneberg</w:t>
+      </w:r>
+      <w:proofErr w:type="spellEnd"/>
+      <w:r>
+        <w:t xml:space="preserve">, U.; Okuda, J. Olefin Metathesis Catalysts Embedded in β-Barrel Proteins: Creating Artificial Metalloproteins for Olefin Metathesis. Beilstein Journal of Organic Chemistry 2018, 14 (14), 2861–2871. </w:t>
+      </w:r>
+      <w:hyperlink r:id="rId25" w:history="1">
+        <w:r>
+          <w:rPr>
+            <w:rStyle w:val="Hyperlink"/>
+            <w:color w:val="auto"/>
+            <w:u w:val="none"/>
+          </w:rPr>
+          <w:t>https://doi.org/10.3762/bjoc.14.265</w:t>
+        </w:r>
+      </w:hyperlink>
+      <w:r>
+        <w:t>.</w:t>
+      </w:r>
+    </w:p>
+    <w:p>
+      <w:pPr>
+        <w:pStyle w:val="ListParagraph"/>
+        <w:numPr>
+          <w:ilvl w:val="0"/>
+          <w:numId w:val="8"/>
+        </w:numPr>
+        <w:bidi w:val="0"/>
+        <w:jc w:val="both"/>
+      </w:pPr>
+      <w:r>
+        <w:t xml:space="preserve">Sauer, D. F.; </w:t>
+      </w:r>
+      <w:proofErr w:type="spellStart"/>
+      <w:r>
+        <w:t>Bocola</w:t>
+      </w:r>
+      <w:proofErr w:type="spellEnd"/>
+      <w:r>
+        <w:t xml:space="preserve">, M.; </w:t>
+      </w:r>
+      <w:proofErr w:type="spellStart"/>
+      <w:r>
+        <w:t>Broglia</w:t>
+      </w:r>
+      <w:proofErr w:type="spellEnd"/>
+      <w:r>
+        <w:t xml:space="preserve">, C.; Arlt, M.; Zhu, L.; Brocker, M.; Ulrich </w:t>
+      </w:r>
+      <w:proofErr w:type="spellStart"/>
+      <w:r>
+        <w:t>Schwaneberg</w:t>
+      </w:r>
+      <w:proofErr w:type="spellEnd"/>
+      <w:r>
+        <w:t xml:space="preserve">; Okuda, J. Hybrid Ruthenium ROMP Catalysts Based on an Engineered Variant of β‐Barrel Protein </w:t>
+      </w:r>
+      <w:proofErr w:type="spellStart"/>
+      <w:r>
+        <w:t>FhuA</w:t>
+      </w:r>
+      <w:proofErr w:type="spellEnd"/>
+      <w:r>
+        <w:t xml:space="preserve"> </w:t>
+      </w:r>
+      <w:proofErr w:type="spellStart"/>
+      <w:r>
+        <w:t>ΔCVFtev</w:t>
+      </w:r>
+      <w:proofErr w:type="spellEnd"/>
+      <w:r>
+        <w:t xml:space="preserve">: Effect of Spacer Length. Chemistry - An Asian Journal 2014, 10 (1), 177–182. </w:t>
+      </w:r>
+      <w:hyperlink r:id="rId26" w:history="1">
+        <w:r>
+          <w:rPr>
+            <w:rStyle w:val="Hyperlink"/>
+            <w:color w:val="auto"/>
+            <w:u w:val="none"/>
+          </w:rPr>
+          <w:t>https://doi.org/10.1002/asia.201403005</w:t>
+        </w:r>
+      </w:hyperlink>
+      <w:r>
+        <w:t>.</w:t>
+      </w:r>
+    </w:p>
+    <w:p>
+      <w:pPr>
+        <w:pStyle w:val="ListParagraph"/>
+        <w:numPr>
+          <w:ilvl w:val="0"/>
+          <w:numId w:val="8"/>
+        </w:numPr>
+        <w:bidi w:val="0"/>
+        <w:jc w:val="both"/>
+      </w:pPr>
+      <w:r>
+        <w:t xml:space="preserve">Zhao, J.; </w:t>
+      </w:r>
+      <w:proofErr w:type="spellStart"/>
+      <w:r>
+        <w:t>Kajetanowicz</w:t>
+      </w:r>
+      <w:proofErr w:type="spellEnd"/>
+      <w:r>
+        <w:t xml:space="preserve">, A.; Ward, T. R. Carbonic Anhydrase II as Host Protein for the Creation of a Biocompatible Artificial </w:t>
+      </w:r>
+      <w:proofErr w:type="spellStart"/>
+      <w:r>
+        <w:t>Metathesase</w:t>
+      </w:r>
+      <w:proofErr w:type="spellEnd"/>
+      <w:r>
+        <w:t xml:space="preserve">. Organic &amp; Biomolecular Chemistry 2015, 13 (20), 5652–5655. </w:t>
+      </w:r>
+      <w:hyperlink r:id="rId27" w:history="1">
+        <w:r>
+          <w:rPr>
+            <w:rStyle w:val="Hyperlink"/>
+            <w:color w:val="auto"/>
+            <w:u w:val="none"/>
+          </w:rPr>
+          <w:t>https://doi.org/10.1039/c5ob00428d</w:t>
+        </w:r>
+      </w:hyperlink>
+      <w:r>
+        <w:t>.</w:t>
+      </w:r>
+    </w:p>
+    <w:p>
+      <w:pPr>
+        <w:pStyle w:val="ListParagraph"/>
+        <w:numPr>
+          <w:ilvl w:val="0"/>
+          <w:numId w:val="8"/>
+        </w:numPr>
+        <w:bidi w:val="0"/>
+        <w:jc w:val="both"/>
+      </w:pPr>
+      <w:r>
+        <w:t xml:space="preserve">Sauer, D. F.; Tomoki </w:t>
+      </w:r>
+      <w:proofErr w:type="spellStart"/>
+      <w:r>
+        <w:t>Himiyama</w:t>
+      </w:r>
+      <w:proofErr w:type="spellEnd"/>
+      <w:r>
+        <w:t xml:space="preserve">; Kengo Tachikawa; Fukumoto, K.; Onoda, A.; Eiichi Mizohata; Inoue, T.; </w:t>
+      </w:r>
+      <w:proofErr w:type="spellStart"/>
+      <w:r>
+        <w:t>Bocola</w:t>
+      </w:r>
+      <w:proofErr w:type="spellEnd"/>
+      <w:r>
+        <w:t xml:space="preserve">, M.; Ulrich </w:t>
+      </w:r>
+      <w:proofErr w:type="spellStart"/>
+      <w:r>
+        <w:t>Schwaneberg</w:t>
+      </w:r>
+      <w:proofErr w:type="spellEnd"/>
+      <w:r>
+        <w:t xml:space="preserve">; Hayashi, T.; Okuda, J. A Highly Active Biohybrid Catalyst for Olefin Metathesis in Water: Impact of a Hydrophobic Cavity in a β-Barrel Protein. ACS Catalysis 2015, 5 (12), 7519–7522. </w:t>
+      </w:r>
+      <w:hyperlink r:id="rId28" w:history="1">
+        <w:r>
+          <w:rPr>
+            <w:rStyle w:val="Hyperlink"/>
+            <w:color w:val="auto"/>
+            <w:u w:val="none"/>
+          </w:rPr>
+          <w:t>https://doi.org/10.1021/acscatal.5b01792</w:t>
+        </w:r>
+      </w:hyperlink>
+      <w:r>
+        <w:t>.</w:t>
+      </w:r>
+    </w:p>
+    <w:p>
+      <w:pPr>
+        <w:pStyle w:val="ListParagraph"/>
+        <w:numPr>
+          <w:ilvl w:val="0"/>
+          <w:numId w:val="8"/>
+        </w:numPr>
+        <w:bidi w:val="0"/>
+        <w:jc w:val="both"/>
+      </w:pPr>
+      <w:r>
+        <w:t xml:space="preserve">‌Igor </w:t>
+      </w:r>
+      <w:proofErr w:type="spellStart"/>
+      <w:r>
+        <w:t>Nasibullin</w:t>
+      </w:r>
+      <w:proofErr w:type="spellEnd"/>
+      <w:r>
+        <w:t xml:space="preserve">; Yoshioka, H.; Akari </w:t>
+      </w:r>
+      <w:proofErr w:type="spellStart"/>
+      <w:r>
+        <w:t>Mukaimine</w:t>
+      </w:r>
+      <w:proofErr w:type="spellEnd"/>
+      <w:r>
+        <w:t xml:space="preserve">; Nakamura, A.; </w:t>
+      </w:r>
+      <w:proofErr w:type="spellStart"/>
+      <w:r>
+        <w:t>Kusakari</w:t>
+      </w:r>
+      <w:proofErr w:type="spellEnd"/>
+      <w:r>
+        <w:t xml:space="preserve">, Y.; Chang, T.-C.; Tanaka, K. Catalytic Olefin Metathesis in Blood. Chemical science 2023, 14 (40), 11033–11039. </w:t>
+      </w:r>
+      <w:r>
+        <w:t>https://doi.org/10.1039/d3sc03785a</w:t>
+      </w:r>
+    </w:p>
+    <w:p>
+      <w:pPr>
+        <w:pStyle w:val="ListParagraph"/>
+        <w:numPr>
+          <w:ilvl w:val="0"/>
+          <w:numId w:val="8"/>
+        </w:numPr>
+        <w:bidi w:val="0"/>
+        <w:jc w:val="both"/>
+      </w:pPr>
+      <w:r>
+        <w:t xml:space="preserve">Roy; Shao, J.; Marleen; Wu, H.; Tania Patiño Padial; Loai K. E. A. Abdelmohsen; Jan. Biodegradable Grubbs-Loaded Artificial Organelles for Endosomal Ring-Closing Metathesis. Biomacromolecules 2023, 24 (9), 4148–4155. </w:t>
+      </w:r>
+      <w:hyperlink r:id="rId29" w:history="1">
+        <w:r>
+          <w:rPr>
+            <w:rStyle w:val="Hyperlink"/>
+            <w:color w:val="auto"/>
+            <w:u w:val="none"/>
+          </w:rPr>
+          <w:t>https://doi.org/10.1021/acs.biomac.3c00487</w:t>
+        </w:r>
+      </w:hyperlink>
+      <w:r>
+        <w:t>.</w:t>
+      </w:r>
+    </w:p>
+    <w:p>
+      <w:pPr>
+        <w:pStyle w:val="ListParagraph"/>
+        <w:numPr>
+          <w:ilvl w:val="0"/>
+          <w:numId w:val="8"/>
+        </w:numPr>
+        <w:bidi w:val="0"/>
+        <w:jc w:val="both"/>
+      </w:pPr>
+      <w:r>
+        <w:t xml:space="preserve">Chalker, J. M.; Lin, Y. A.; Boutureira, O.; Davis, B. G. Enabling Olefin Metathesis on Proteins: Chemical Methods for Installation of S-Allyl Cysteine. Chemical Communications 2009, No. 25, 3714–3714. </w:t>
+      </w:r>
+      <w:hyperlink r:id="rId30" w:history="1">
+        <w:r>
+          <w:rPr>
+            <w:rStyle w:val="Hyperlink"/>
+            <w:color w:val="auto"/>
+            <w:u w:val="none"/>
+          </w:rPr>
+          <w:t>https://doi.org/10.1039/b908004j</w:t>
+        </w:r>
+      </w:hyperlink>
+    </w:p>
+    <w:p>
+      <w:pPr>
+        <w:pStyle w:val="ListParagraph"/>
+        <w:numPr>
+          <w:ilvl w:val="0"/>
+          <w:numId w:val="8"/>
+        </w:numPr>
+        <w:bidi w:val="0"/>
+        <w:jc w:val="both"/>
+      </w:pPr>
+      <w:r>
+        <w:t>‌Samanta, A.; Sabatino, V.; Ward, T. R.; Walther, A. Functional and Morphological Adaptation in DNA Protocells via Signal Processing Prompted by Artificial Metalloenzymes. </w:t>
+      </w:r>
+      <w:r>
+        <w:rPr>
+          <w:i/>
+          <w:iCs/>
+        </w:rPr>
+        <w:t>Nature Nanotechnology</w:t>
+      </w:r>
+      <w:r>
+        <w:t> </w:t>
+      </w:r>
+      <w:r>
+        <w:rPr>
+          <w:b/>
+          <w:bCs/>
+        </w:rPr>
+        <w:t>2020</w:t>
+      </w:r>
+      <w:r>
+        <w:t>, </w:t>
+      </w:r>
+      <w:r>
+        <w:rPr>
+          <w:i/>
+          <w:iCs/>
+        </w:rPr>
+        <w:t>15</w:t>
+      </w:r>
+      <w:r>
+        <w:t xml:space="preserve"> (11), 914–921. </w:t>
+      </w:r>
+      <w:hyperlink r:id="rId31" w:history="1">
+        <w:r>
+          <w:rPr>
+            <w:rStyle w:val="Hyperlink"/>
+            <w:color w:val="auto"/>
+            <w:u w:val="none"/>
+          </w:rPr>
+          <w:t>https://doi.org/10.1038/s41565-020-0761-y</w:t>
+        </w:r>
+      </w:hyperlink>
+      <w:r>
+        <w:t>.</w:t>
+      </w:r>
+    </w:p>
+    <w:p>
+      <w:pPr>
+        <w:pStyle w:val="ListParagraph"/>
+        <w:numPr>
+          <w:ilvl w:val="0"/>
+          <w:numId w:val="8"/>
+        </w:numPr>
+        <w:bidi w:val="0"/>
+        <w:jc w:val="both"/>
+      </w:pPr>
+      <w:r>
+        <w:t xml:space="preserve">Church, D. C.; Takiguchi, L.; Pokorski, J. K. Optimization of Ring-Opening Metathesis Polymerization (ROMP) under Physiologically Relevant Conditions. Polymer Chemistry 2020, 11 (27), 4492–4499. </w:t>
+      </w:r>
+      <w:hyperlink r:id="rId32" w:history="1">
+        <w:r>
+          <w:rPr>
+            <w:rStyle w:val="Hyperlink"/>
+            <w:color w:val="auto"/>
+            <w:u w:val="none"/>
+          </w:rPr>
+          <w:t>https://doi.org/10.1039/d0py00716a</w:t>
+        </w:r>
+      </w:hyperlink>
+      <w:r>
+        <w:t>.</w:t>
+      </w:r>
+    </w:p>
+    <w:p>
+      <w:pPr>
+        <w:pStyle w:val="ListParagraph"/>
+        <w:numPr>
+          <w:ilvl w:val="0"/>
+          <w:numId w:val="8"/>
+        </w:numPr>
+        <w:bidi w:val="0"/>
+        <w:jc w:val="both"/>
+      </w:pPr>
+      <w:r>
+        <w:t xml:space="preserve">Schunck, N. S.; </w:t>
+      </w:r>
+      <w:proofErr w:type="spellStart"/>
+      <w:r>
+        <w:t>Mecking</w:t>
+      </w:r>
+      <w:proofErr w:type="spellEnd"/>
+      <w:r>
+        <w:t xml:space="preserve">, S. In Vivo Olefin Metathesis in Microalgae Upgrades Lipids to Building Blocks for Polymers and Chemicals. </w:t>
+      </w:r>
+      <w:proofErr w:type="spellStart"/>
+      <w:r>
+        <w:t>Angewandte</w:t>
+      </w:r>
+      <w:proofErr w:type="spellEnd"/>
+      <w:r>
+        <w:t xml:space="preserve"> </w:t>
+      </w:r>
+      <w:proofErr w:type="spellStart"/>
+      <w:r>
+        <w:t>Chemie</w:t>
+      </w:r>
+      <w:proofErr w:type="spellEnd"/>
+      <w:r>
+        <w:t xml:space="preserve"> International Edition 2022, 61 (44). https://doi.org/10.1002/anie.202211285</w:t>
+      </w:r>
+      <w:r>
+        <w:rPr>
+          <w:rFonts w:cs="Arial"/>
+          <w:rtl/>
+        </w:rPr>
+        <w:t>.</w:t>
+      </w:r>
+    </w:p>
+    <w:p>
+      <w:pPr>
+        <w:pStyle w:val="ListParagraph"/>
+        <w:numPr>
+          <w:ilvl w:val="0"/>
+          <w:numId w:val="8"/>
+        </w:numPr>
+        <w:bidi w:val="0"/>
+        <w:jc w:val="both"/>
+      </w:pPr>
+      <w:r>
+        <w:t>Bird, R. E.; Lemmel, S. A.; Yu, X.; Zhou, Q. A. Bioorthogonal Chemistry and Its Applications. Bioconjugate Chemistry 2021, 32 (12), 2457–2479. https://doi.org/10.1021/acs.bioconjchem.1c00461.</w:t>
+      </w:r>
+    </w:p>
+    <w:p>
+      <w:pPr>
+        <w:pStyle w:val="ListParagraph"/>
+        <w:numPr>
+          <w:ilvl w:val="0"/>
+          <w:numId w:val="8"/>
+        </w:numPr>
+        <w:bidi w:val="0"/>
+        <w:jc w:val="both"/>
+      </w:pPr>
+      <w:r>
         <w:t>‌</w:t>
       </w:r>
       <w:r>
-        <w:t xml:space="preserve"> </w:t>
-      </w:r>
-      <w:r>
-        <w:t xml:space="preserve">Steffansen, S. I.; Christensen, M. S.; Børsting, P.; Nielsen, P. Synthesis of Conformationally Restricted Nucleic Acid Fragments Using Ring-Closing Alkene and Enyne Metathesis Reactions. Nucleosides, nucleotides &amp; nucleic acids 2005, 24 (5-7), 1015–1018. </w:t>
-      </w:r>
-      <w:hyperlink r:id="rId16" w:history="1">
+        <w:t xml:space="preserve">Stymiest, J. L.; Mitchell, B. F.; Wong, S. J.; </w:t>
+      </w:r>
+      <w:proofErr w:type="spellStart"/>
+      <w:r>
+        <w:t>Vederas</w:t>
+      </w:r>
+      <w:proofErr w:type="spellEnd"/>
+      <w:r>
+        <w:t>, J. C. Synthesis of Oxytocin Analogues with Replacement of Sulfur by Carbon Gives Potent Antagonists with Increased Stability. 2005, 70 (20), 7799–7809. https://doi.org/10.1021/jo050539l.</w:t>
+      </w:r>
+    </w:p>
+    <w:p>
+      <w:pPr>
+        <w:pStyle w:val="ListParagraph"/>
+        <w:numPr>
+          <w:ilvl w:val="0"/>
+          <w:numId w:val="8"/>
+        </w:numPr>
+        <w:bidi w:val="0"/>
+        <w:jc w:val="both"/>
+      </w:pPr>
+      <w:r>
+        <w:t>‌</w:t>
+      </w:r>
+      <w:proofErr w:type="spellStart"/>
+      <w:r>
+        <w:t>Shvedunova</w:t>
+      </w:r>
+      <w:proofErr w:type="spellEnd"/>
+      <w:r>
+        <w:t>, M.; Akhtar, A. Modulation of Cellular Processes by Histone and Non-Histone Protein Acetylation. Nature Reviews Molecular Cell Biology 2022. https://doi.org/10.1038/s41580-021-00441-y.</w:t>
+      </w:r>
+    </w:p>
+    <w:p>
+      <w:pPr>
+        <w:pStyle w:val="ListParagraph"/>
+        <w:numPr>
+          <w:ilvl w:val="0"/>
+          <w:numId w:val="8"/>
+        </w:numPr>
+        <w:bidi w:val="0"/>
+        <w:jc w:val="both"/>
+      </w:pPr>
+      <w:r>
+        <w:t>‌</w:t>
+      </w:r>
+      <w:r>
+        <w:t>Lin, Y. A.; Boutureira, O.; Lercher, L.; Bhushan, B.; Paton, R. S.; Davis, B. G. Rapid Cross-Metathesis for Reversible Protein Modifications via Chemical Access to Se-Allyl-</w:t>
+      </w:r>
+      <w:r>
+        <w:lastRenderedPageBreak/>
+        <w:t>Selenocysteine in Proteins. Journal of the American Chemical Society 2013, 135 (33), 12156–12159. https://doi.org/10.1021/ja403191g.</w:t>
+      </w:r>
+    </w:p>
+    <w:p>
+      <w:pPr>
+        <w:pStyle w:val="ListParagraph"/>
+        <w:numPr>
+          <w:ilvl w:val="0"/>
+          <w:numId w:val="8"/>
+        </w:numPr>
+        <w:bidi w:val="0"/>
+        <w:jc w:val="both"/>
+      </w:pPr>
+      <w:r>
+        <w:t>‌</w:t>
+      </w:r>
+      <w:r>
+        <w:t>Lu, X.; Fan, L.; Phelps, C. B.; Davie, C. P.; Donahue, C. P. Ruthenium Promoted On-DNA Ring-Closing Metathesis and Cross-Metathesis. Bioconjugate Chemistry 2017, 28 (6), 1625–1629. https://doi.org/10.1021/acs.bioconjchem.7b00292.</w:t>
+      </w:r>
+    </w:p>
+    <w:p>
+      <w:pPr>
+        <w:pStyle w:val="ListParagraph"/>
+        <w:numPr>
+          <w:ilvl w:val="0"/>
+          <w:numId w:val="8"/>
+        </w:numPr>
+        <w:bidi w:val="0"/>
+        <w:jc w:val="both"/>
+      </w:pPr>
+      <w:r>
+        <w:t>‌</w:t>
+      </w:r>
+      <w:proofErr w:type="spellStart"/>
+      <w:r>
+        <w:t>Steffansen</w:t>
+      </w:r>
+      <w:proofErr w:type="spellEnd"/>
+      <w:r>
+        <w:t xml:space="preserve">, S. I.; Christensen, M. S.; Børsting, P.; Nielsen, P. Synthesis of Conformationally Restricted Nucleic Acid Fragments Using Ring-Closing Alkene and </w:t>
+      </w:r>
+      <w:proofErr w:type="spellStart"/>
+      <w:r>
+        <w:t>Enyne</w:t>
+      </w:r>
+      <w:proofErr w:type="spellEnd"/>
+      <w:r>
+        <w:t xml:space="preserve"> Metathesis Reactions. Nucleosides, nucleotides &amp; nucleic acids 2005, 24 (5-7), 1015–1018. </w:t>
+      </w:r>
+      <w:hyperlink r:id="rId33" w:history="1">
         <w:r>
           <w:rPr>
             <w:rStyle w:val="Hyperlink"/>
@@ -8171,795 +9798,15 @@
         <w:jc w:val="both"/>
       </w:pPr>
       <w:r>
-        <w:t>Kelly, M. P.; Napolitano, T.; Anand, P.; Justin; Jabeen, S.; Kuppan, J.; Sujoy Manir; Holford, M. Induced Disassembly of a Virus-like Particle under Physiological Conditions for Venom Peptide Delivery. Bioconjugate Chemistry 2020, 32</w:t>
-      </w:r>
-      <w:r>
-        <w:t xml:space="preserve"> (1)</w:t>
-      </w:r>
-      <w:r>
-        <w:t>, 111–120. https://doi.org/10.1021/acs.bioconjchem.0c00494.</w:t>
-      </w:r>
-    </w:p>
-    <w:p>
-      <w:pPr>
-        <w:pStyle w:val="ListParagraph"/>
-        <w:numPr>
-          <w:ilvl w:val="0"/>
-          <w:numId w:val="8"/>
-        </w:numPr>
-        <w:bidi w:val="0"/>
-        <w:jc w:val="both"/>
-      </w:pPr>
-      <w:r>
-        <w:t>‌</w:t>
-      </w:r>
-      <w:r>
-        <w:t xml:space="preserve"> </w:t>
-      </w:r>
-      <w:r>
-        <w:t>Igor Nasibullin; Yoshioka, H.; Akari Mukaimine; Nakamura, A.; Kusakari, Y.; Chang, T.-C.; Tanaka, K. Catalytic Olefin Metathesis in Blood. Chemical science 2023, 14 (40), 11033–11039. https://doi.org/10.1039/d3sc03785a</w:t>
-      </w:r>
-      <w:r>
-        <w:rPr>
-          <w:rFonts w:cs="Arial"/>
-          <w:rtl/>
-        </w:rPr>
-        <w:t>.</w:t>
-      </w:r>
-    </w:p>
-    <w:p>
-      <w:pPr>
-        <w:pStyle w:val="ListParagraph"/>
-        <w:numPr>
-          <w:ilvl w:val="0"/>
-          <w:numId w:val="8"/>
-        </w:numPr>
-        <w:bidi w:val="0"/>
-        <w:jc w:val="both"/>
-      </w:pPr>
-      <w:r>
-        <w:t>‌</w:t>
-      </w:r>
-      <w:r>
-        <w:t>Samanta, A.; Sabatino, V.; Ward, T. R.; Walther, A. Functional and Morphological Adaptation in DNA Protocells via Signal Processing Prompted by Artificial Metalloenzymes. </w:t>
-      </w:r>
-      <w:r>
-        <w:rPr>
-          <w:i/>
-          <w:iCs/>
-        </w:rPr>
-        <w:t>Nature Nanotechnology</w:t>
-      </w:r>
-      <w:r>
-        <w:t> </w:t>
-      </w:r>
-      <w:r>
-        <w:rPr>
-          <w:b/>
-          <w:bCs/>
-        </w:rPr>
-        <w:t>2020</w:t>
-      </w:r>
-      <w:r>
-        <w:t>, </w:t>
-      </w:r>
-      <w:r>
-        <w:rPr>
-          <w:i/>
-          <w:iCs/>
-        </w:rPr>
-        <w:t>15</w:t>
-      </w:r>
-      <w:r>
-        <w:t xml:space="preserve"> (11), 914–921. </w:t>
-      </w:r>
-      <w:hyperlink r:id="rId17" w:history="1">
-        <w:r>
-          <w:rPr>
-            <w:rStyle w:val="Hyperlink"/>
-            <w:color w:val="auto"/>
-            <w:u w:val="none"/>
-          </w:rPr>
-          <w:t>https://doi.org/10.1038/s41565-020-0761-y</w:t>
-        </w:r>
-      </w:hyperlink>
-      <w:r>
-        <w:t>.</w:t>
-      </w:r>
-    </w:p>
-    <w:p>
-      <w:pPr>
-        <w:pStyle w:val="ListParagraph"/>
-        <w:numPr>
-          <w:ilvl w:val="0"/>
-          <w:numId w:val="8"/>
-        </w:numPr>
-        <w:bidi w:val="0"/>
-        <w:jc w:val="both"/>
-      </w:pPr>
-      <w:r>
-        <w:t>Schunck, N. S.; Mecking, S. In Vivo Olefin Metathesis in Microalgae Upgrades Lipids to Building Blocks for Polymers and Chemicals. Angewandte Chemie International Edition 2022, 61 (44). https://doi.org/10.1002/anie.202211285</w:t>
-      </w:r>
-      <w:r>
-        <w:rPr>
-          <w:rFonts w:cs="Arial"/>
-          <w:rtl/>
-        </w:rPr>
-        <w:t>.</w:t>
-      </w:r>
-    </w:p>
-    <w:p>
-      <w:pPr>
-        <w:pStyle w:val="ListParagraph"/>
-        <w:numPr>
-          <w:ilvl w:val="0"/>
-          <w:numId w:val="8"/>
-        </w:numPr>
-        <w:bidi w:val="0"/>
-        <w:jc w:val="both"/>
-      </w:pPr>
-      <w:r>
-        <w:t>‌</w:t>
-      </w:r>
-      <w:r>
-        <w:t xml:space="preserve"> </w:t>
-      </w:r>
-      <w:r>
-        <w:t>Binder, J. B.; Raines, R. T. Olefin Metathesis for Chemical Biology. Current Opinion in Chemical Biology 2008, 12 (6), 767–773.</w:t>
-      </w:r>
-      <w:r>
-        <w:t xml:space="preserve"> </w:t>
-      </w:r>
-      <w:r>
-        <w:t>https://doi.org/10.1016/j.cbpa.2008.09.022.</w:t>
-      </w:r>
-    </w:p>
-    <w:p>
-      <w:pPr>
-        <w:pStyle w:val="ListParagraph"/>
-        <w:numPr>
-          <w:ilvl w:val="0"/>
-          <w:numId w:val="8"/>
-        </w:numPr>
-        <w:bidi w:val="0"/>
-        <w:jc w:val="both"/>
-      </w:pPr>
-      <w:r>
-        <w:t>‌</w:t>
-      </w:r>
-      <w:r>
-        <w:t xml:space="preserve"> </w:t>
-      </w:r>
-      <w:r>
-        <w:t>Ingram, A. A.; Wang, D.; Ulrich Schwaneberg; Okuda, J. Grubbs-Hoveyda Catalysts Conjugated to a β-Barrel Protein: Effect of Halide Substitution on Aqueous Olefin Metathesis Activity. Journal of Inorganic Biochemistry 2024, 258, 112616–112616. https://doi.org/10.1016/j.jinorgbio.2024.112616.</w:t>
-      </w:r>
-    </w:p>
-    <w:p>
-      <w:pPr>
-        <w:pStyle w:val="ListParagraph"/>
-        <w:numPr>
-          <w:ilvl w:val="0"/>
-          <w:numId w:val="8"/>
-        </w:numPr>
-        <w:bidi w:val="0"/>
-        <w:jc w:val="both"/>
-      </w:pPr>
-      <w:r>
-        <w:t>‌</w:t>
-      </w:r>
-      <w:r>
-        <w:t xml:space="preserve"> </w:t>
-      </w:r>
-      <w:r>
-        <w:t>Bieniek, M.; Michrowska, A.; Usanov, Dmitry L.; Grela, K. In an Attempt to Provide a User’s Guide to the Galaxy of Benzylidene, Alkoxybenzylidene, and Indenylidene Ruthenium Olefin Metathesis Catalysts. Chemistry - A European Journal 2008, 14 (3), 806–818. https://doi.org/10.1002/chem.200701340.</w:t>
-      </w:r>
-    </w:p>
-    <w:p>
-      <w:pPr>
-        <w:pStyle w:val="ListParagraph"/>
-        <w:numPr>
-          <w:ilvl w:val="0"/>
-          <w:numId w:val="8"/>
-        </w:numPr>
-        <w:bidi w:val="0"/>
-        <w:jc w:val="both"/>
-      </w:pPr>
-      <w:r>
-        <w:t>‌</w:t>
-      </w:r>
-      <w:r>
-        <w:t xml:space="preserve"> </w:t>
-      </w:r>
-      <w:r>
-        <w:t>Sabatino, V.; Ward, T. R. Aqueous Olefin Metathesis: Recent Developments and Applications. Beilstein Journal of Organic Chemistry 2019, 15, 445–468. https://doi.org/10.3762/bjoc.15.39.</w:t>
-      </w:r>
-    </w:p>
-    <w:p>
-      <w:pPr>
-        <w:pStyle w:val="ListParagraph"/>
-        <w:numPr>
-          <w:ilvl w:val="0"/>
-          <w:numId w:val="8"/>
-        </w:numPr>
-        <w:bidi w:val="0"/>
-        <w:jc w:val="both"/>
-      </w:pPr>
-      <w:r>
-        <w:t>‌</w:t>
-      </w:r>
-      <w:r>
-        <w:t xml:space="preserve"> </w:t>
-      </w:r>
-      <w:r>
-        <w:t>Jeschek, M.; Reuter, R.; Heinisch, T.; Trindler, C.; Klehr, J.; Panke, S.; Ward, T. R. Directed Evolution of Artificial Metalloenzymes for in Vivo Metathesis. Nature 2016, 537 (7622), 661–665. https://doi.org/10.1038/nature19114.</w:t>
-      </w:r>
-    </w:p>
-    <w:p>
-      <w:pPr>
-        <w:pStyle w:val="ListParagraph"/>
-        <w:numPr>
-          <w:ilvl w:val="0"/>
-          <w:numId w:val="8"/>
-        </w:numPr>
-        <w:bidi w:val="0"/>
-        <w:jc w:val="both"/>
-      </w:pPr>
-      <w:r>
-        <w:t>‌</w:t>
-      </w:r>
-      <w:r>
-        <w:t xml:space="preserve"> </w:t>
-      </w:r>
-      <w:r>
-        <w:t>Bhushan, B.; Lin, Y. A.; Bak, M.; Anuchit Phanumartwiwath; Yang, N.; Bilyard, M. K.; Tanaka, T.; Hudson, K. L.; Lercher, L.; Stegmann, M.; Mohammed, S.; Davis, B. G. Genetic Incorporation of Olefin Cross-Metathesis Reaction Tags for Protein Modification. Journal of the American Chemical Society 2018, 140 (44), 14599–14603. https://doi.org/10.1021/jacs.8b09433.</w:t>
-      </w:r>
-    </w:p>
-    <w:p>
-      <w:pPr>
-        <w:pStyle w:val="ListParagraph"/>
-        <w:numPr>
-          <w:ilvl w:val="0"/>
-          <w:numId w:val="8"/>
-        </w:numPr>
-        <w:bidi w:val="0"/>
-        <w:jc w:val="both"/>
-      </w:pPr>
-      <w:r>
-        <w:t xml:space="preserve">Lehman, S. E.; Schwendeman, J. E.; O’Donnell, P. M.; Wagener, K. B. Olefin Isomerization Promoted by Olefin Metathesis Catalysts. Inorganica Chimica Acta 2003, 345, 190–198. </w:t>
-      </w:r>
-      <w:hyperlink r:id="rId18" w:history="1">
-        <w:r>
-          <w:rPr>
-            <w:rStyle w:val="Hyperlink"/>
-            <w:color w:val="auto"/>
-            <w:u w:val="none"/>
-          </w:rPr>
-          <w:t>https://doi.org/10.1016/s0020-1693(02)01307-5</w:t>
-        </w:r>
-      </w:hyperlink>
-      <w:r>
-        <w:t>.</w:t>
-      </w:r>
-    </w:p>
-    <w:p>
-      <w:pPr>
-        <w:pStyle w:val="ListParagraph"/>
-        <w:numPr>
-          <w:ilvl w:val="0"/>
-          <w:numId w:val="8"/>
-        </w:numPr>
-        <w:bidi w:val="0"/>
-        <w:jc w:val="both"/>
-      </w:pPr>
-      <w:r>
-        <w:t xml:space="preserve">Lin, Y. A.; Chalker, J. M.; Davis, B. G. Olefin Cross-Metathesis on Proteins: Investigation of Allylic Chalcogen Effects and Guiding Principles in Metathesis Partner Selection. Journal </w:t>
-      </w:r>
-      <w:r>
-        <w:lastRenderedPageBreak/>
-        <w:t>of the American Chemical Society 2010, 132 (47), 16805–16811. https://doi.org/10.1021/ja104994d.</w:t>
-      </w:r>
-    </w:p>
-    <w:p>
-      <w:pPr>
-        <w:pStyle w:val="ListParagraph"/>
-        <w:numPr>
-          <w:ilvl w:val="0"/>
-          <w:numId w:val="8"/>
-        </w:numPr>
-        <w:bidi w:val="0"/>
-        <w:jc w:val="both"/>
-      </w:pPr>
-      <w:r>
-        <w:t>‌</w:t>
-      </w:r>
-      <w:r>
-        <w:t xml:space="preserve"> </w:t>
-      </w:r>
-      <w:r>
-        <w:t>Blanco, C. O.; Sims, J.; Nascimento, D. L.; Goudreault, A. Y.; Steinmann, S. N.; Michel, C.; Fogg, D. E. The Impact of Water on Ru-Catalyzed Olefin Metathesis: Potent Deactivating Effects Even at Low Water Concentrations. ACS Catalysis 2021, 11 (2), 893–899. https://doi.org/10.1021/acscatal.0c04279.</w:t>
-      </w:r>
-    </w:p>
-    <w:p>
-      <w:pPr>
-        <w:pStyle w:val="ListParagraph"/>
-        <w:numPr>
-          <w:ilvl w:val="0"/>
-          <w:numId w:val="8"/>
-        </w:numPr>
-        <w:bidi w:val="0"/>
-        <w:jc w:val="both"/>
-      </w:pPr>
-      <w:r>
-        <w:t xml:space="preserve">‌Lin, Y. A.; Chalker, J. M.; Davis, B. G. Olefin Metathesis for Site-Selective Protein Modification. ChemBioChem 2009, 10 (6), 959–969. </w:t>
-      </w:r>
-      <w:hyperlink r:id="rId19" w:history="1">
-        <w:r>
-          <w:rPr>
-            <w:rStyle w:val="Hyperlink"/>
-            <w:color w:val="auto"/>
-            <w:u w:val="none"/>
-          </w:rPr>
-          <w:t>https://doi.org/10.1002/cbic.200900002</w:t>
-        </w:r>
-      </w:hyperlink>
-      <w:r>
-        <w:t>.</w:t>
-      </w:r>
-    </w:p>
-    <w:p>
-      <w:pPr>
-        <w:pStyle w:val="ListParagraph"/>
-        <w:numPr>
-          <w:ilvl w:val="0"/>
-          <w:numId w:val="8"/>
-        </w:numPr>
-        <w:bidi w:val="0"/>
-        <w:jc w:val="both"/>
-      </w:pPr>
-      <w:r>
-        <w:t xml:space="preserve">Forman, H. J.; Zhang, H.; Rinna, A. Glutathione: Overview of Its Protective Roles, Measurement, and Biosynthesis. Molecular aspects of medicine 2009, 30 (1-2), 1–12. </w:t>
-      </w:r>
-      <w:hyperlink r:id="rId20" w:history="1">
-        <w:r>
-          <w:rPr>
-            <w:rStyle w:val="Hyperlink"/>
-            <w:color w:val="auto"/>
-            <w:u w:val="none"/>
-          </w:rPr>
-          <w:t>https://doi.org/10.1016/j.mam.2008.08.006</w:t>
-        </w:r>
-      </w:hyperlink>
-      <w:r>
-        <w:t>.</w:t>
-      </w:r>
-    </w:p>
-    <w:p>
-      <w:pPr>
-        <w:pStyle w:val="ListParagraph"/>
-        <w:numPr>
-          <w:ilvl w:val="0"/>
-          <w:numId w:val="8"/>
-        </w:numPr>
-        <w:bidi w:val="0"/>
-        <w:jc w:val="both"/>
-      </w:pPr>
-      <w:r>
-        <w:t xml:space="preserve">James, C. C.; Petrus; Bruin, B. de; Joost. Kinetic Protection of a Water‐Soluble Olefin Metathesis Catalyst for Potential Use under Biological Conditions. ChemCatChem 2023, 15 (7). </w:t>
-      </w:r>
-      <w:hyperlink r:id="rId21" w:history="1">
-        <w:r>
-          <w:rPr>
-            <w:rStyle w:val="Hyperlink"/>
-            <w:color w:val="auto"/>
-            <w:u w:val="none"/>
-          </w:rPr>
-          <w:t>https://doi.org/10.1002/cctc.202201272</w:t>
-        </w:r>
-      </w:hyperlink>
-      <w:r>
-        <w:t>.</w:t>
-      </w:r>
-    </w:p>
-    <w:p>
-      <w:pPr>
-        <w:pStyle w:val="ListParagraph"/>
-        <w:numPr>
-          <w:ilvl w:val="0"/>
-          <w:numId w:val="8"/>
-        </w:numPr>
-        <w:bidi w:val="0"/>
-        <w:jc w:val="both"/>
-      </w:pPr>
-      <w:r>
-        <w:t>Kotha, S.; Mirtunjay Kumar Dipak. Strategies and Tactics in Olefin Metathesis. </w:t>
-      </w:r>
-      <w:r>
-        <w:rPr>
-          <w:i/>
-          <w:iCs/>
-        </w:rPr>
-        <w:t>Tetrahedron</w:t>
-      </w:r>
-      <w:r>
-        <w:t> </w:t>
-      </w:r>
-      <w:r>
-        <w:rPr>
-          <w:b/>
-          <w:bCs/>
-        </w:rPr>
-        <w:t>2012</w:t>
-      </w:r>
-      <w:r>
-        <w:t>, </w:t>
-      </w:r>
-      <w:r>
-        <w:rPr>
-          <w:i/>
-          <w:iCs/>
-        </w:rPr>
-        <w:t>68</w:t>
-      </w:r>
-      <w:r>
-        <w:t xml:space="preserve"> (2), 397–421. </w:t>
-      </w:r>
-      <w:hyperlink r:id="rId22" w:history="1">
-        <w:r>
-          <w:rPr>
-            <w:rStyle w:val="Hyperlink"/>
-            <w:color w:val="auto"/>
-            <w:u w:val="none"/>
-          </w:rPr>
-          <w:t>https://doi.org/10.1016/j.tet.2011.10.018</w:t>
-        </w:r>
-      </w:hyperlink>
-      <w:r>
-        <w:t>.</w:t>
-      </w:r>
-    </w:p>
-    <w:p>
-      <w:pPr>
-        <w:pStyle w:val="ListParagraph"/>
-        <w:numPr>
-          <w:ilvl w:val="0"/>
-          <w:numId w:val="8"/>
-        </w:numPr>
-        <w:bidi w:val="0"/>
-        <w:jc w:val="both"/>
-      </w:pPr>
-      <w:r>
-        <w:t>Yasbin, R. E.; Matthews, C. R.; Clarke, M. J. Mutagenic and Toxic Effects of Ruthenium. </w:t>
-      </w:r>
-      <w:r>
-        <w:rPr>
-          <w:i/>
-          <w:iCs/>
-        </w:rPr>
-        <w:t>Chemico-Biological Interactions</w:t>
-      </w:r>
-      <w:r>
-        <w:t> </w:t>
-      </w:r>
-      <w:r>
-        <w:rPr>
-          <w:b/>
-          <w:bCs/>
-        </w:rPr>
-        <w:t>1980</w:t>
-      </w:r>
-      <w:r>
-        <w:t>, </w:t>
-      </w:r>
-      <w:r>
-        <w:rPr>
-          <w:i/>
-          <w:iCs/>
-        </w:rPr>
-        <w:t>31</w:t>
-      </w:r>
-      <w:r>
-        <w:t xml:space="preserve"> (3), 355–365. </w:t>
-      </w:r>
-      <w:hyperlink r:id="rId23" w:history="1">
-        <w:r>
-          <w:rPr>
-            <w:rStyle w:val="Hyperlink"/>
-            <w:color w:val="auto"/>
-            <w:u w:val="none"/>
-          </w:rPr>
-          <w:t>https://doi.org/10.1016/0009-2797(80)90023-x</w:t>
-        </w:r>
-      </w:hyperlink>
-      <w:r>
-        <w:t>.</w:t>
-      </w:r>
-    </w:p>
-    <w:p>
-      <w:pPr>
-        <w:pStyle w:val="ListParagraph"/>
-        <w:numPr>
-          <w:ilvl w:val="0"/>
-          <w:numId w:val="8"/>
-        </w:numPr>
-        <w:bidi w:val="0"/>
-        <w:jc w:val="both"/>
-      </w:pPr>
-      <w:r>
-        <w:t xml:space="preserve">Messina, M. S.; Maynard, H. D. Modification of Proteins Using Olefin Metathesis. Materials Chemistry Frontiers 2020, 4 (4), 1040–1051. </w:t>
-      </w:r>
-      <w:hyperlink r:id="rId24" w:history="1">
-        <w:r>
-          <w:rPr>
-            <w:rStyle w:val="Hyperlink"/>
-            <w:color w:val="auto"/>
-            <w:u w:val="none"/>
-          </w:rPr>
-          <w:t>https://doi.org/10.1039/c9qm00494g</w:t>
-        </w:r>
-      </w:hyperlink>
-      <w:r>
-        <w:t>.</w:t>
-      </w:r>
-    </w:p>
-    <w:p>
-      <w:pPr>
-        <w:pStyle w:val="ListParagraph"/>
-        <w:numPr>
-          <w:ilvl w:val="0"/>
-          <w:numId w:val="8"/>
-        </w:numPr>
-        <w:bidi w:val="0"/>
-        <w:jc w:val="both"/>
-      </w:pPr>
-      <w:r>
-        <w:t xml:space="preserve">Garber, S. B.; Kingsbury, J. S.; Gray, B. L.; Hoveyda, A. H. Efficient and Recyclable Monomeric and Dendritic Ru-Based Metathesis Catalysts. Journal of the American Chemical Society 2000, 122 (34), 8168–8179. </w:t>
-      </w:r>
-      <w:hyperlink r:id="rId25" w:history="1">
-        <w:r>
-          <w:rPr>
-            <w:rStyle w:val="Hyperlink"/>
-            <w:color w:val="auto"/>
-            <w:u w:val="none"/>
-          </w:rPr>
-          <w:t>https://doi.org/10.1021/ja001179g</w:t>
-        </w:r>
-      </w:hyperlink>
-      <w:r>
-        <w:t>.</w:t>
-      </w:r>
-    </w:p>
-    <w:p>
-      <w:pPr>
-        <w:pStyle w:val="ListParagraph"/>
-        <w:numPr>
-          <w:ilvl w:val="0"/>
-          <w:numId w:val="8"/>
-        </w:numPr>
-        <w:bidi w:val="0"/>
-        <w:jc w:val="both"/>
-      </w:pPr>
-      <w:r>
-        <w:t xml:space="preserve">Jordan, J.; Grubbs, R. Small‐Molecule N‐Heterocyclic‐Carbene‐Containing Olefin‐Metathesis Catalysts for Use in Water. Angewandte Chemie International Edition 2007, 46 (27), 5152–5155. </w:t>
-      </w:r>
-      <w:hyperlink r:id="rId26" w:history="1">
-        <w:r>
-          <w:rPr>
-            <w:rStyle w:val="Hyperlink"/>
-            <w:color w:val="auto"/>
-            <w:u w:val="none"/>
-          </w:rPr>
-          <w:t>https://doi.org/10.1002/anie.200701258</w:t>
-        </w:r>
-      </w:hyperlink>
-      <w:r>
-        <w:t>.</w:t>
-      </w:r>
-    </w:p>
-    <w:p>
-      <w:pPr>
-        <w:pStyle w:val="ListParagraph"/>
-        <w:numPr>
-          <w:ilvl w:val="0"/>
-          <w:numId w:val="8"/>
-        </w:numPr>
-        <w:bidi w:val="0"/>
-        <w:jc w:val="both"/>
-      </w:pPr>
-      <w:r>
-        <w:t xml:space="preserve">Sauer, D. F.; Schiffels, J.; Hayashi, T.; Schwaneberg, U.; Okuda, J. Olefin Metathesis Catalysts Embedded in β-Barrel Proteins: Creating Artificial Metalloproteins for Olefin Metathesis. Beilstein Journal of Organic Chemistry 2018, 14 (14), 2861–2871. </w:t>
-      </w:r>
-      <w:hyperlink r:id="rId27" w:history="1">
-        <w:r>
-          <w:rPr>
-            <w:rStyle w:val="Hyperlink"/>
-            <w:color w:val="auto"/>
-            <w:u w:val="none"/>
-          </w:rPr>
-          <w:t>https://doi.org/10.3762/bjoc.14.265</w:t>
-        </w:r>
-      </w:hyperlink>
-      <w:r>
-        <w:t>.</w:t>
-      </w:r>
-    </w:p>
-    <w:p>
-      <w:pPr>
-        <w:pStyle w:val="ListParagraph"/>
-        <w:numPr>
-          <w:ilvl w:val="0"/>
-          <w:numId w:val="8"/>
-        </w:numPr>
-        <w:bidi w:val="0"/>
-        <w:jc w:val="both"/>
-      </w:pPr>
-      <w:r>
-        <w:t xml:space="preserve">Sauer, D. F.; Bocola, M.; Broglia, C.; Arlt, M.; Zhu, L.; Brocker, M.; Ulrich Schwaneberg; Okuda, J. Hybrid Ruthenium ROMP Catalysts Based on an Engineered Variant of β‐Barrel Protein FhuA ΔCVFtev: Effect of Spacer Length. Chemistry - An Asian Journal 2014, 10 (1), 177–182. </w:t>
-      </w:r>
-      <w:hyperlink r:id="rId28" w:history="1">
-        <w:r>
-          <w:rPr>
-            <w:rStyle w:val="Hyperlink"/>
-            <w:color w:val="auto"/>
-            <w:u w:val="none"/>
-          </w:rPr>
-          <w:t>https://doi.org/10.1002/asia.201403005</w:t>
-        </w:r>
-      </w:hyperlink>
-      <w:r>
-        <w:t>.</w:t>
-      </w:r>
-    </w:p>
-    <w:p>
-      <w:pPr>
-        <w:pStyle w:val="ListParagraph"/>
-        <w:numPr>
-          <w:ilvl w:val="0"/>
-          <w:numId w:val="8"/>
-        </w:numPr>
-        <w:bidi w:val="0"/>
-        <w:jc w:val="both"/>
-      </w:pPr>
-      <w:r>
-        <w:t xml:space="preserve">Zhao, J.; Kajetanowicz, A.; Ward, T. R. Carbonic Anhydrase II as Host Protein for the Creation of a Biocompatible Artificial Metathesase. Organic &amp; Biomolecular Chemistry 2015, 13 (20), 5652–5655. </w:t>
-      </w:r>
-      <w:hyperlink r:id="rId29" w:history="1">
-        <w:r>
-          <w:rPr>
-            <w:rStyle w:val="Hyperlink"/>
-            <w:color w:val="auto"/>
-            <w:u w:val="none"/>
-          </w:rPr>
-          <w:t>https://doi.org/10.1039/c5ob00428d</w:t>
-        </w:r>
-      </w:hyperlink>
-      <w:r>
-        <w:t>.</w:t>
-      </w:r>
-    </w:p>
-    <w:p>
-      <w:pPr>
-        <w:pStyle w:val="ListParagraph"/>
-        <w:numPr>
-          <w:ilvl w:val="0"/>
-          <w:numId w:val="8"/>
-        </w:numPr>
-        <w:bidi w:val="0"/>
-        <w:jc w:val="both"/>
-      </w:pPr>
-      <w:r>
-        <w:t xml:space="preserve">Sauer, D. F.; Tomoki Himiyama; Kengo Tachikawa; Fukumoto, K.; Onoda, A.; Eiichi Mizohata; Inoue, T.; Bocola, M.; Ulrich Schwaneberg; Hayashi, T.; Okuda, J. A Highly Active Biohybrid Catalyst for Olefin Metathesis in Water: Impact of a Hydrophobic Cavity in a β-Barrel Protein. ACS Catalysis 2015, 5 (12), 7519–7522. </w:t>
-      </w:r>
-      <w:hyperlink r:id="rId30" w:history="1">
-        <w:r>
-          <w:rPr>
-            <w:rStyle w:val="Hyperlink"/>
-            <w:color w:val="auto"/>
-            <w:u w:val="none"/>
-          </w:rPr>
-          <w:t>https://doi.org/10.1021/acscatal.5b01792</w:t>
-        </w:r>
-      </w:hyperlink>
-      <w:r>
-        <w:t>.</w:t>
-      </w:r>
-    </w:p>
-    <w:p>
-      <w:pPr>
-        <w:pStyle w:val="ListParagraph"/>
-        <w:numPr>
-          <w:ilvl w:val="0"/>
-          <w:numId w:val="8"/>
-        </w:numPr>
-        <w:bidi w:val="0"/>
-        <w:jc w:val="both"/>
-      </w:pPr>
-      <w:r>
-        <w:t xml:space="preserve">Roy; Shao, J.; Marleen; Wu, H.; Tania Patiño Padial; Loai K. E. A. Abdelmohsen; Jan. Biodegradable Grubbs-Loaded Artificial Organelles for Endosomal Ring-Closing </w:t>
-      </w:r>
-      <w:r>
-        <w:lastRenderedPageBreak/>
-        <w:t xml:space="preserve">Metathesis. Biomacromolecules 2023, 24 (9), 4148–4155. </w:t>
-      </w:r>
-      <w:hyperlink r:id="rId31" w:history="1">
-        <w:r>
-          <w:rPr>
-            <w:rStyle w:val="Hyperlink"/>
-            <w:color w:val="auto"/>
-            <w:u w:val="none"/>
-          </w:rPr>
-          <w:t>https://doi.org/10.1021/acs.biomac.3c00487</w:t>
-        </w:r>
-      </w:hyperlink>
-      <w:r>
-        <w:t>.</w:t>
-      </w:r>
-    </w:p>
-    <w:p>
-      <w:pPr>
-        <w:pStyle w:val="ListParagraph"/>
-        <w:numPr>
-          <w:ilvl w:val="0"/>
-          <w:numId w:val="8"/>
-        </w:numPr>
-        <w:bidi w:val="0"/>
-        <w:jc w:val="both"/>
-      </w:pPr>
-      <w:r>
-        <w:t xml:space="preserve">Chalker, J. M.; Lin, Y. A.; Boutureira, O.; Davis, B. G. Enabling Olefin Metathesis on Proteins: Chemical Methods for Installation of S-Allyl Cysteine. Chemical Communications 2009, No. 25, 3714–3714. </w:t>
-      </w:r>
-      <w:hyperlink r:id="rId32" w:history="1">
-        <w:r>
-          <w:rPr>
-            <w:rStyle w:val="Hyperlink"/>
-            <w:color w:val="auto"/>
-            <w:u w:val="none"/>
-          </w:rPr>
-          <w:t>https://doi.org/10.1039/b908004j</w:t>
-        </w:r>
-      </w:hyperlink>
-      <w:r>
-        <w:t>.</w:t>
-      </w:r>
-    </w:p>
-    <w:p>
-      <w:pPr>
-        <w:pStyle w:val="ListParagraph"/>
-        <w:numPr>
-          <w:ilvl w:val="0"/>
-          <w:numId w:val="8"/>
-        </w:numPr>
-        <w:bidi w:val="0"/>
-        <w:jc w:val="both"/>
-      </w:pPr>
-      <w:r>
-        <w:t xml:space="preserve">Church, D. C.; Takiguchi, L.; Pokorski, J. K. Optimization of Ring-Opening Metathesis Polymerization (ROMP) under Physiologically Relevant Conditions. Polymer Chemistry 2020, 11 (27), 4492–4499. </w:t>
-      </w:r>
-      <w:hyperlink r:id="rId33" w:history="1">
-        <w:r>
-          <w:rPr>
-            <w:rStyle w:val="Hyperlink"/>
-            <w:color w:val="auto"/>
-            <w:u w:val="none"/>
-          </w:rPr>
-          <w:t>https://doi.org/10.1039/d0py00716a</w:t>
-        </w:r>
-      </w:hyperlink>
-      <w:r>
-        <w:t>.</w:t>
-      </w:r>
-    </w:p>
-    <w:p>
-      <w:pPr>
-        <w:pStyle w:val="ListParagraph"/>
-        <w:numPr>
-          <w:ilvl w:val="0"/>
-          <w:numId w:val="8"/>
-        </w:numPr>
-        <w:bidi w:val="0"/>
-        <w:jc w:val="both"/>
-      </w:pPr>
-      <w:r>
-        <w:t>Ward, C.; Meehan, J.; Gray, M. E.; Murray, A. F.; Argyle, D. J.; Kunkler, I. H.; Langdon, S. P. The Impact of Tumour PH on Cancer Progression: Strategies for Clinical Intervention. Exploration of Targeted Anti-tumor Therapy 2020, 1 (2), 71–100. https://doi.org/10.37349/etat.2020.00005.</w:t>
+        <w:t xml:space="preserve">Ward, C.; Meehan, J.; Gray, M. E.; Murray, A. F.; Argyle, D. J.; Kunkler, I. H.; Langdon, S. P. The Impact of </w:t>
+      </w:r>
+      <w:proofErr w:type="spellStart"/>
+      <w:r>
+        <w:t>Tumour</w:t>
+      </w:r>
+      <w:proofErr w:type="spellEnd"/>
+      <w:r>
+        <w:t xml:space="preserve"> PH on Cancer Progression: Strategies for Clinical Intervention. Exploration of Targeted Anti-tumor Therapy 2020, 1 (2), 71–100. https://doi.org/10.37349/etat.2020.00005.</w:t>
       </w:r>
     </w:p>
     <w:sectPr>
@@ -11065,6 +11912,45 @@
     <w:uiPriority w:val="99"/>
     <w:rsid w:val="007D011B"/>
   </w:style>
+  <w:style w:type="paragraph" w:styleId="FootnoteText">
+    <w:name w:val="footnote text"/>
+    <w:basedOn w:val="Normal"/>
+    <w:link w:val="FootnoteTextChar"/>
+    <w:uiPriority w:val="99"/>
+    <w:semiHidden/>
+    <w:unhideWhenUsed/>
+    <w:rsid w:val="003666B8"/>
+    <w:pPr>
+      <w:spacing w:after="0" w:line="240" w:lineRule="auto"/>
+    </w:pPr>
+    <w:rPr>
+      <w:sz w:val="20"/>
+      <w:szCs w:val="20"/>
+    </w:rPr>
+  </w:style>
+  <w:style w:type="character" w:customStyle="1" w:styleId="FootnoteTextChar">
+    <w:name w:val="Footnote Text Char"/>
+    <w:basedOn w:val="DefaultParagraphFont"/>
+    <w:link w:val="FootnoteText"/>
+    <w:uiPriority w:val="99"/>
+    <w:semiHidden/>
+    <w:rsid w:val="003666B8"/>
+    <w:rPr>
+      <w:sz w:val="20"/>
+      <w:szCs w:val="20"/>
+    </w:rPr>
+  </w:style>
+  <w:style w:type="character" w:styleId="FootnoteReference">
+    <w:name w:val="footnote reference"/>
+    <w:basedOn w:val="DefaultParagraphFont"/>
+    <w:uiPriority w:val="99"/>
+    <w:semiHidden/>
+    <w:unhideWhenUsed/>
+    <w:rsid w:val="003666B8"/>
+    <w:rPr>
+      <w:vertAlign w:val="superscript"/>
+    </w:rPr>
+  </w:style>
 </w:styles>
 </file>
 
